--- a/manuscript/TNCC_Supplementary_Information.docx
+++ b/manuscript/TNCC_Supplementary_Information.docx
@@ -47,7 +47,7 @@
         <w:rPr>
           <w:sz w:val="20"/>
         </w:rPr>
-        <w:t>Contents: S1 optical screen (derivation, angular correction, calibration checks, full haze budget); S2 wet-stiffness screen; S3 forming geometry; S4 literature dataset, per-reference support and documented searches; S5 uncertainty propagation and sensitivity; S6 experimental matrix. All numbers are produced by code/run_analysis.py (seed 20261002) and are reproduced by running that script.</w:t>
+        <w:t>Contents: S1 optical screen (derivation, angular correction, calibration checks, full haze budget); S2 wet-stiffness screen; S3 forming geometry; S4 literature dataset, per-reference support and documented searches; S5 uncertainty propagation and sensitivity; S6 experimental matrix; S7 surface and coarse scattering; S8 prior schemes and the robustness panel; S9 thickness coupling; S10 wax-layer sensitivity. All numbers are produced by code/run_analysis.py (seed 20261002) and are reproduced by running that script.</w:t>
       </w:r>
     </w:p>
     <w:p>
@@ -10262,6 +10262,42 @@
               <w:rPr>
                 <w:sz w:val="15"/>
               </w:rPr>
+              <w:t>Jäger K, Zeman M (2009) A scattering model for surface-textured thin films. Appl Phys Lett 95:171108.</w:t>
+            </w:r>
+          </w:p>
+        </w:tc>
+        <w:tc>
+          <w:tcPr>
+            <w:tcW w:type="dxa" w:w="1296"/>
+          </w:tcPr>
+          <w:p>
+            <w:pPr>
+              <w:spacing w:line="240" w:lineRule="auto" w:after="20"/>
+            </w:pPr>
+            <w:r/>
+            <w:r>
+              <w:rPr>
+                <w:sz w:val="15"/>
+              </w:rPr>
+              <w:t>Abstract</w:t>
+            </w:r>
+          </w:p>
+        </w:tc>
+      </w:tr>
+      <w:tr>
+        <w:tc>
+          <w:tcPr>
+            <w:tcW w:type="dxa" w:w="8208"/>
+          </w:tcPr>
+          <w:p>
+            <w:pPr>
+              <w:spacing w:line="240" w:lineRule="auto" w:after="20"/>
+            </w:pPr>
+            <w:r/>
+            <w:r>
+              <w:rPr>
+                <w:sz w:val="15"/>
+              </w:rPr>
               <w:t>Kabeyi MJB, Olanrewaju OA (2023) Bagasse electricity potential of conventional sugarcane factories. J Energy 2023:1–25.</w:t>
             </w:r>
           </w:p>
@@ -11674,6 +11710,30 @@
     </w:p>
     <w:p>
       <w:pPr>
+        <w:keepNext w:val="0"/>
+        <w:jc w:val="both"/>
+      </w:pPr>
+      <w:r>
+        <w:rPr>
+          <w:b/>
+        </w:rPr>
+        <w:t>Final audit.</w:t>
+      </w:r>
+      <w:r>
+        <w:t xml:space="preserve"> Before submission every cited DOI was re-resolved against Crossref (references/audit_refs.py; references/audit_log.md): 59 records matched the cached title, first author, journal and volume, none carried a retraction or withdrawal notice, and 19 numerical or qualitative anchors used in the text and in Table 3 were located in the cited abstracts (for example 4.9–11.7% haze and 1.29–1.55 g cm</w:t>
+      </w:r>
+      <w:r>
+        <w:rPr>
+          <w:vertAlign w:val="superscript"/>
+        </w:rPr>
+        <w:t>−3</w:t>
+      </w:r>
+      <w:r>
+        <w:t xml:space="preserve"> in Hsieh et al. 2017, 8.76 and 14.71 GPa in Szymańska-Chargot et al. 2019, 28% and 4 GPa in Toivonen et al. 2015). Numbers that sit only in a full text were not checked.</w:t>
+      </w:r>
+    </w:p>
+    <w:p>
+      <w:pPr>
         <w:pStyle w:val="Heading1"/>
       </w:pPr>
       <w:r>
@@ -11695,7 +11755,7 @@
         <w:t>Sampling.</w:t>
       </w:r>
       <w:r>
-        <w:t xml:space="preserve"> N = 200,000 per test; seed 20261002 (NumPy default_rng, offsets +1, +10, +20, +30, +40, +50 for the calibration, optical, mechanical, forming, joint and sensitivity draws, so the streams are independent). Parameters are drawn independently from the registry (Table 3 of the main text), uniformly or log-uniformly; the void fraction is derived from the sampled film and wall densities and clipped to 0–0.5. A sample passes a test when its haze, wet stiffness or forming window meets the stated requirement; the joint share is the share of samples passing all three.</w:t>
+        <w:t xml:space="preserve"> N = 200,000 per test; seed 20261002 (NumPy default_rng, offsets +1, +10, +20, +30, +40, +50 for the calibration, optical, mechanical, forming, joint and sensitivity draws, and +60 to +100 for the extensions, so the streams are independent). Parameters are drawn independently from the registry (Table 3 of the main text), uniformly or log-uniformly; the void fraction is derived from the sampled film and wall densities and clipped to 0–0.5. A sample passes a test when its haze, wet stiffness or forming window meets the stated requirement; the joint share is the share of samples passing all three.</w:t>
       </w:r>
     </w:p>
     <w:p>
@@ -15694,7 +15754,7 @@
               <w:rPr>
                 <w:sz w:val="16"/>
               </w:rPr>
-              <w:t>Effect of delignification and bleaching</w:t>
+              <w:t>Surface roughness of both faces; coarse scatterers in the bulk</w:t>
             </w:r>
           </w:p>
         </w:tc>
@@ -15711,7 +15771,7 @@
               <w:rPr>
                 <w:sz w:val="16"/>
               </w:rPr>
-              <w:t>Haze, colour, lignin content</w:t>
+              <w:t>AFM or optical profilometry; microscopy, wide-angle scattering</w:t>
             </w:r>
           </w:p>
         </w:tc>
@@ -15728,7 +15788,7 @@
               <w:rPr>
                 <w:sz w:val="16"/>
               </w:rPr>
-              <w:t>Haze within budget at target thickness</w:t>
+              <w:t>Two-face haze from roughness ≤ 1%; coarse volume fraction below the haze budget (S7)</w:t>
             </w:r>
           </w:p>
         </w:tc>
@@ -15745,7 +15805,7 @@
               <w:rPr>
                 <w:sz w:val="16"/>
               </w:rPr>
-              <w:t>Proposed</w:t>
+              <w:t>Derived</w:t>
             </w:r>
           </w:p>
         </w:tc>
@@ -15764,6 +15824,93 @@
               <w:rPr>
                 <w:sz w:val="16"/>
               </w:rPr>
+              <w:t>I Material</w:t>
+            </w:r>
+          </w:p>
+        </w:tc>
+        <w:tc>
+          <w:tcPr>
+            <w:tcW w:type="dxa" w:w="2448"/>
+          </w:tcPr>
+          <w:p>
+            <w:pPr>
+              <w:spacing w:line="240" w:lineRule="auto" w:after="20"/>
+            </w:pPr>
+            <w:r/>
+            <w:r>
+              <w:rPr>
+                <w:sz w:val="16"/>
+              </w:rPr>
+              <w:t>Effect of delignification and bleaching</w:t>
+            </w:r>
+          </w:p>
+        </w:tc>
+        <w:tc>
+          <w:tcPr>
+            <w:tcW w:type="dxa" w:w="2448"/>
+          </w:tcPr>
+          <w:p>
+            <w:pPr>
+              <w:spacing w:line="240" w:lineRule="auto" w:after="20"/>
+            </w:pPr>
+            <w:r/>
+            <w:r>
+              <w:rPr>
+                <w:sz w:val="16"/>
+              </w:rPr>
+              <w:t>Haze, colour, lignin content</w:t>
+            </w:r>
+          </w:p>
+        </w:tc>
+        <w:tc>
+          <w:tcPr>
+            <w:tcW w:type="dxa" w:w="2448"/>
+          </w:tcPr>
+          <w:p>
+            <w:pPr>
+              <w:spacing w:line="240" w:lineRule="auto" w:after="20"/>
+            </w:pPr>
+            <w:r/>
+            <w:r>
+              <w:rPr>
+                <w:sz w:val="16"/>
+              </w:rPr>
+              <w:t>Haze within budget at target thickness</w:t>
+            </w:r>
+          </w:p>
+        </w:tc>
+        <w:tc>
+          <w:tcPr>
+            <w:tcW w:type="dxa" w:w="1008"/>
+          </w:tcPr>
+          <w:p>
+            <w:pPr>
+              <w:spacing w:line="240" w:lineRule="auto" w:after="20"/>
+            </w:pPr>
+            <w:r/>
+            <w:r>
+              <w:rPr>
+                <w:sz w:val="16"/>
+              </w:rPr>
+              <w:t>Proposed</w:t>
+            </w:r>
+          </w:p>
+        </w:tc>
+      </w:tr>
+      <w:tr>
+        <w:tc>
+          <w:tcPr>
+            <w:tcW w:type="dxa" w:w="1152"/>
+          </w:tcPr>
+          <w:p>
+            <w:pPr>
+              <w:spacing w:line="240" w:lineRule="auto" w:after="20"/>
+            </w:pPr>
+            <w:r/>
+            <w:r>
+              <w:rPr>
+                <w:sz w:val="16"/>
+              </w:rPr>
               <w:t>II Composite</w:t>
             </w:r>
           </w:p>
@@ -16096,7 +16243,7 @@
               <w:rPr>
                 <w:sz w:val="16"/>
               </w:rPr>
-              <w:t>No added haze; 24 h hold</w:t>
+              <w:t>Added haze ≤ 1 point (S10); 24 h hold</w:t>
             </w:r>
           </w:p>
         </w:tc>
@@ -16113,7 +16260,7 @@
               <w:rPr>
                 <w:sz w:val="16"/>
               </w:rPr>
-              <w:t>Proposed</w:t>
+              <w:t>Proposed / derived</w:t>
             </w:r>
           </w:p>
         </w:tc>
@@ -16484,6 +16631,9549 @@
       <w:pPr>
         <w:spacing w:after="40"/>
       </w:pPr>
+    </w:p>
+    <w:p>
+      <w:pPr>
+        <w:pStyle w:val="Heading1"/>
+      </w:pPr>
+      <w:r>
+        <w:rPr>
+          <w:rFonts w:ascii="Times New Roman" w:hAnsi="Times New Roman"/>
+        </w:rPr>
+        <w:t>S7 Surface and coarse scattering (main text Sections 5.6 and 6.5)</w:t>
+      </w:r>
+    </w:p>
+    <w:p>
+      <w:pPr>
+        <w:keepNext w:val="0"/>
+        <w:jc w:val="both"/>
+      </w:pPr>
+      <w:r>
+        <w:t>These bounded additions test how far the optical conclusions depend on what the core screen omits. All ranges are assumptions (Table S10); none enters the 19-parameter registry or the numbers of main-text Sections 6.1–6.4, which are unchanged by them (results.json sections A–G are identical in the v1.0.0 and later runs).</w:t>
+      </w:r>
+    </w:p>
+    <w:p>
+      <w:pPr>
+        <w:keepNext/>
+        <w:spacing w:line="276" w:lineRule="auto" w:after="200"/>
+      </w:pPr>
+      <w:r>
+        <w:rPr>
+          <w:b/>
+          <w:sz w:val="19"/>
+        </w:rPr>
+        <w:t>Table S10</w:t>
+      </w:r>
+      <w:r>
+        <w:rPr>
+          <w:sz w:val="19"/>
+        </w:rPr>
+        <w:t xml:space="preserve"> Registry of the parameters of the bounded extensions. Every range is an assumption.</w:t>
+      </w:r>
+    </w:p>
+    <w:tbl>
+      <w:tblPr>
+        <w:tblStyle w:val="TableGrid"/>
+        <w:tblW w:type="auto" w:w="0"/>
+        <w:jc w:val="center"/>
+        <w:tblLayout w:type="fixed"/>
+        <w:tblLook w:firstColumn="1" w:firstRow="1" w:lastColumn="0" w:lastRow="0" w:noHBand="0" w:noVBand="1" w:val="04A0"/>
+      </w:tblPr>
+      <w:tblGrid>
+        <w:gridCol w:w="1440"/>
+        <w:gridCol w:w="1296"/>
+        <w:gridCol w:w="720"/>
+        <w:gridCol w:w="648"/>
+        <w:gridCol w:w="5400"/>
+      </w:tblGrid>
+      <w:tr>
+        <w:trPr>
+          <w:tblHeader w:val="true"/>
+        </w:trPr>
+        <w:tc>
+          <w:tcPr>
+            <w:tcW w:type="dxa" w:w="1440"/>
+            <w:shd w:val="clear" w:color="auto" w:fill="E7ECF1"/>
+          </w:tcPr>
+          <w:p>
+            <w:pPr>
+              <w:spacing w:line="240" w:lineRule="auto" w:after="20"/>
+            </w:pPr>
+            <w:r/>
+            <w:r>
+              <w:rPr>
+                <w:b/>
+                <w:sz w:val="16"/>
+              </w:rPr>
+              <w:t>Parameter</w:t>
+            </w:r>
+          </w:p>
+        </w:tc>
+        <w:tc>
+          <w:tcPr>
+            <w:tcW w:type="dxa" w:w="1296"/>
+            <w:shd w:val="clear" w:color="auto" w:fill="E7ECF1"/>
+          </w:tcPr>
+          <w:p>
+            <w:pPr>
+              <w:spacing w:line="240" w:lineRule="auto" w:after="20"/>
+            </w:pPr>
+            <w:r/>
+            <w:r>
+              <w:rPr>
+                <w:b/>
+                <w:sz w:val="16"/>
+              </w:rPr>
+              <w:t>Range</w:t>
+            </w:r>
+          </w:p>
+        </w:tc>
+        <w:tc>
+          <w:tcPr>
+            <w:tcW w:type="dxa" w:w="720"/>
+            <w:shd w:val="clear" w:color="auto" w:fill="E7ECF1"/>
+          </w:tcPr>
+          <w:p>
+            <w:pPr>
+              <w:spacing w:line="240" w:lineRule="auto" w:after="20"/>
+            </w:pPr>
+            <w:r/>
+            <w:r>
+              <w:rPr>
+                <w:b/>
+                <w:sz w:val="16"/>
+              </w:rPr>
+              <w:t>Unit</w:t>
+            </w:r>
+          </w:p>
+        </w:tc>
+        <w:tc>
+          <w:tcPr>
+            <w:tcW w:type="dxa" w:w="648"/>
+            <w:shd w:val="clear" w:color="auto" w:fill="E7ECF1"/>
+          </w:tcPr>
+          <w:p>
+            <w:pPr>
+              <w:spacing w:line="240" w:lineRule="auto" w:after="20"/>
+            </w:pPr>
+            <w:r/>
+            <w:r>
+              <w:rPr>
+                <w:b/>
+                <w:sz w:val="16"/>
+              </w:rPr>
+              <w:t>Dist.</w:t>
+            </w:r>
+          </w:p>
+        </w:tc>
+        <w:tc>
+          <w:tcPr>
+            <w:tcW w:type="dxa" w:w="5400"/>
+            <w:shd w:val="clear" w:color="auto" w:fill="E7ECF1"/>
+          </w:tcPr>
+          <w:p>
+            <w:pPr>
+              <w:spacing w:line="240" w:lineRule="auto" w:after="20"/>
+            </w:pPr>
+            <w:r/>
+            <w:r>
+              <w:rPr>
+                <w:b/>
+                <w:sz w:val="16"/>
+              </w:rPr>
+              <w:t>Meaning</w:t>
+            </w:r>
+          </w:p>
+        </w:tc>
+      </w:tr>
+      <w:tr>
+        <w:tc>
+          <w:tcPr>
+            <w:tcW w:type="dxa" w:w="1440"/>
+          </w:tcPr>
+          <w:p>
+            <w:pPr>
+              <w:spacing w:line="240" w:lineRule="auto" w:after="20"/>
+            </w:pPr>
+            <w:r/>
+            <w:r>
+              <w:rPr>
+                <w:sz w:val="16"/>
+              </w:rPr>
+              <w:t>sigma_surf</w:t>
+            </w:r>
+          </w:p>
+        </w:tc>
+        <w:tc>
+          <w:tcPr>
+            <w:tcW w:type="dxa" w:w="1296"/>
+          </w:tcPr>
+          <w:p>
+            <w:pPr>
+              <w:spacing w:line="240" w:lineRule="auto" w:after="20"/>
+            </w:pPr>
+            <w:r/>
+            <w:r>
+              <w:rPr>
+                <w:sz w:val="16"/>
+              </w:rPr>
+              <w:t>1 – 30</w:t>
+            </w:r>
+          </w:p>
+        </w:tc>
+        <w:tc>
+          <w:tcPr>
+            <w:tcW w:type="dxa" w:w="720"/>
+          </w:tcPr>
+          <w:p>
+            <w:pPr>
+              <w:spacing w:line="240" w:lineRule="auto" w:after="20"/>
+            </w:pPr>
+            <w:r/>
+            <w:r>
+              <w:rPr>
+                <w:sz w:val="16"/>
+              </w:rPr>
+              <w:t>nm</w:t>
+            </w:r>
+          </w:p>
+        </w:tc>
+        <w:tc>
+          <w:tcPr>
+            <w:tcW w:type="dxa" w:w="648"/>
+          </w:tcPr>
+          <w:p>
+            <w:pPr>
+              <w:spacing w:line="240" w:lineRule="auto" w:after="20"/>
+            </w:pPr>
+            <w:r/>
+            <w:r>
+              <w:rPr>
+                <w:sz w:val="16"/>
+              </w:rPr>
+              <w:t>lu</w:t>
+            </w:r>
+          </w:p>
+        </w:tc>
+        <w:tc>
+          <w:tcPr>
+            <w:tcW w:type="dxa" w:w="5400"/>
+          </w:tcPr>
+          <w:p>
+            <w:pPr>
+              <w:spacing w:line="240" w:lineRule="auto" w:after="20"/>
+            </w:pPr>
+            <w:r/>
+            <w:r>
+              <w:rPr>
+                <w:sz w:val="16"/>
+              </w:rPr>
+              <w:t>RMS height of each film surface (two surfaces); no measurement is cited</w:t>
+            </w:r>
+          </w:p>
+        </w:tc>
+      </w:tr>
+      <w:tr>
+        <w:tc>
+          <w:tcPr>
+            <w:tcW w:type="dxa" w:w="1440"/>
+          </w:tcPr>
+          <w:p>
+            <w:pPr>
+              <w:spacing w:line="240" w:lineRule="auto" w:after="20"/>
+            </w:pPr>
+            <w:r/>
+            <w:r>
+              <w:rPr>
+                <w:sz w:val="16"/>
+              </w:rPr>
+              <w:t>f_surf</w:t>
+            </w:r>
+          </w:p>
+        </w:tc>
+        <w:tc>
+          <w:tcPr>
+            <w:tcW w:type="dxa" w:w="1296"/>
+          </w:tcPr>
+          <w:p>
+            <w:pPr>
+              <w:spacing w:line="240" w:lineRule="auto" w:after="20"/>
+            </w:pPr>
+            <w:r/>
+            <w:r>
+              <w:rPr>
+                <w:sz w:val="16"/>
+              </w:rPr>
+              <w:t>0.3 – 1</w:t>
+            </w:r>
+          </w:p>
+        </w:tc>
+        <w:tc>
+          <w:tcPr>
+            <w:tcW w:type="dxa" w:w="720"/>
+          </w:tcPr>
+          <w:p>
+            <w:pPr>
+              <w:spacing w:line="240" w:lineRule="auto" w:after="20"/>
+            </w:pPr>
+            <w:r/>
+            <w:r>
+              <w:rPr>
+                <w:sz w:val="16"/>
+              </w:rPr>
+              <w:t>-</w:t>
+            </w:r>
+          </w:p>
+        </w:tc>
+        <w:tc>
+          <w:tcPr>
+            <w:tcW w:type="dxa" w:w="648"/>
+          </w:tcPr>
+          <w:p>
+            <w:pPr>
+              <w:spacing w:line="240" w:lineRule="auto" w:after="20"/>
+            </w:pPr>
+            <w:r/>
+            <w:r>
+              <w:rPr>
+                <w:sz w:val="16"/>
+              </w:rPr>
+              <w:t>u</w:t>
+            </w:r>
+          </w:p>
+        </w:tc>
+        <w:tc>
+          <w:tcPr>
+            <w:tcW w:type="dxa" w:w="5400"/>
+          </w:tcPr>
+          <w:p>
+            <w:pPr>
+              <w:spacing w:line="240" w:lineRule="auto" w:after="20"/>
+            </w:pPr>
+            <w:r/>
+            <w:r>
+              <w:rPr>
+                <w:sz w:val="16"/>
+              </w:rPr>
+              <w:t>Fraction of surface-scattered light deviating by more than 2.5 deg</w:t>
+            </w:r>
+          </w:p>
+        </w:tc>
+      </w:tr>
+      <w:tr>
+        <w:tc>
+          <w:tcPr>
+            <w:tcW w:type="dxa" w:w="1440"/>
+          </w:tcPr>
+          <w:p>
+            <w:pPr>
+              <w:spacing w:line="240" w:lineRule="auto" w:after="20"/>
+            </w:pPr>
+            <w:r/>
+            <w:r>
+              <w:rPr>
+                <w:sz w:val="16"/>
+              </w:rPr>
+              <w:t>phi_coarse</w:t>
+            </w:r>
+          </w:p>
+        </w:tc>
+        <w:tc>
+          <w:tcPr>
+            <w:tcW w:type="dxa" w:w="1296"/>
+          </w:tcPr>
+          <w:p>
+            <w:pPr>
+              <w:spacing w:line="240" w:lineRule="auto" w:after="20"/>
+            </w:pPr>
+            <w:r/>
+            <w:r>
+              <w:rPr>
+                <w:sz w:val="16"/>
+              </w:rPr>
+              <w:t>1e-05 – 0.0003</w:t>
+            </w:r>
+          </w:p>
+        </w:tc>
+        <w:tc>
+          <w:tcPr>
+            <w:tcW w:type="dxa" w:w="720"/>
+          </w:tcPr>
+          <w:p>
+            <w:pPr>
+              <w:spacing w:line="240" w:lineRule="auto" w:after="20"/>
+            </w:pPr>
+            <w:r/>
+            <w:r>
+              <w:rPr>
+                <w:sz w:val="16"/>
+              </w:rPr>
+              <w:t>-</w:t>
+            </w:r>
+          </w:p>
+        </w:tc>
+        <w:tc>
+          <w:tcPr>
+            <w:tcW w:type="dxa" w:w="648"/>
+          </w:tcPr>
+          <w:p>
+            <w:pPr>
+              <w:spacing w:line="240" w:lineRule="auto" w:after="20"/>
+            </w:pPr>
+            <w:r/>
+            <w:r>
+              <w:rPr>
+                <w:sz w:val="16"/>
+              </w:rPr>
+              <w:t>lu</w:t>
+            </w:r>
+          </w:p>
+        </w:tc>
+        <w:tc>
+          <w:tcPr>
+            <w:tcW w:type="dxa" w:w="5400"/>
+          </w:tcPr>
+          <w:p>
+            <w:pPr>
+              <w:spacing w:line="240" w:lineRule="auto" w:after="20"/>
+            </w:pPr>
+            <w:r/>
+            <w:r>
+              <w:rPr>
+                <w:sz w:val="16"/>
+              </w:rPr>
+              <w:t>Volume fraction of a coarse void or fragment population (residual fibres, aggregates); set from the inverse calculation of run_analysis.py section H so that it is detectable only by its haze</w:t>
+            </w:r>
+          </w:p>
+        </w:tc>
+      </w:tr>
+      <w:tr>
+        <w:tc>
+          <w:tcPr>
+            <w:tcW w:type="dxa" w:w="1440"/>
+          </w:tcPr>
+          <w:p>
+            <w:pPr>
+              <w:spacing w:line="240" w:lineRule="auto" w:after="20"/>
+            </w:pPr>
+            <w:r/>
+            <w:r>
+              <w:rPr>
+                <w:sz w:val="16"/>
+              </w:rPr>
+              <w:t>a_coarse</w:t>
+            </w:r>
+          </w:p>
+        </w:tc>
+        <w:tc>
+          <w:tcPr>
+            <w:tcW w:type="dxa" w:w="1296"/>
+          </w:tcPr>
+          <w:p>
+            <w:pPr>
+              <w:spacing w:line="240" w:lineRule="auto" w:after="20"/>
+            </w:pPr>
+            <w:r/>
+            <w:r>
+              <w:rPr>
+                <w:sz w:val="16"/>
+              </w:rPr>
+              <w:t>50 – 300</w:t>
+            </w:r>
+          </w:p>
+        </w:tc>
+        <w:tc>
+          <w:tcPr>
+            <w:tcW w:type="dxa" w:w="720"/>
+          </w:tcPr>
+          <w:p>
+            <w:pPr>
+              <w:spacing w:line="240" w:lineRule="auto" w:after="20"/>
+            </w:pPr>
+            <w:r/>
+            <w:r>
+              <w:rPr>
+                <w:sz w:val="16"/>
+              </w:rPr>
+              <w:t>nm</w:t>
+            </w:r>
+          </w:p>
+        </w:tc>
+        <w:tc>
+          <w:tcPr>
+            <w:tcW w:type="dxa" w:w="648"/>
+          </w:tcPr>
+          <w:p>
+            <w:pPr>
+              <w:spacing w:line="240" w:lineRule="auto" w:after="20"/>
+            </w:pPr>
+            <w:r/>
+            <w:r>
+              <w:rPr>
+                <w:sz w:val="16"/>
+              </w:rPr>
+              <w:t>lu</w:t>
+            </w:r>
+          </w:p>
+        </w:tc>
+        <w:tc>
+          <w:tcPr>
+            <w:tcW w:type="dxa" w:w="5400"/>
+          </w:tcPr>
+          <w:p>
+            <w:pPr>
+              <w:spacing w:line="240" w:lineRule="auto" w:after="20"/>
+            </w:pPr>
+            <w:r/>
+            <w:r>
+              <w:rPr>
+                <w:sz w:val="16"/>
+              </w:rPr>
+              <w:t>Correlation length of the coarse population</w:t>
+            </w:r>
+          </w:p>
+        </w:tc>
+      </w:tr>
+      <w:tr>
+        <w:tc>
+          <w:tcPr>
+            <w:tcW w:type="dxa" w:w="1440"/>
+          </w:tcPr>
+          <w:p>
+            <w:pPr>
+              <w:spacing w:line="240" w:lineRule="auto" w:after="20"/>
+            </w:pPr>
+            <w:r/>
+            <w:r>
+              <w:rPr>
+                <w:sz w:val="16"/>
+              </w:rPr>
+              <w:t>t_wax</w:t>
+            </w:r>
+          </w:p>
+        </w:tc>
+        <w:tc>
+          <w:tcPr>
+            <w:tcW w:type="dxa" w:w="1296"/>
+          </w:tcPr>
+          <w:p>
+            <w:pPr>
+              <w:spacing w:line="240" w:lineRule="auto" w:after="20"/>
+            </w:pPr>
+            <w:r/>
+            <w:r>
+              <w:rPr>
+                <w:sz w:val="16"/>
+              </w:rPr>
+              <w:t>0.2 – 1</w:t>
+            </w:r>
+          </w:p>
+        </w:tc>
+        <w:tc>
+          <w:tcPr>
+            <w:tcW w:type="dxa" w:w="720"/>
+          </w:tcPr>
+          <w:p>
+            <w:pPr>
+              <w:spacing w:line="240" w:lineRule="auto" w:after="20"/>
+            </w:pPr>
+            <w:r/>
+            <w:r>
+              <w:rPr>
+                <w:sz w:val="16"/>
+              </w:rPr>
+              <w:t>um</w:t>
+            </w:r>
+          </w:p>
+        </w:tc>
+        <w:tc>
+          <w:tcPr>
+            <w:tcW w:type="dxa" w:w="648"/>
+          </w:tcPr>
+          <w:p>
+            <w:pPr>
+              <w:spacing w:line="240" w:lineRule="auto" w:after="20"/>
+            </w:pPr>
+            <w:r/>
+            <w:r>
+              <w:rPr>
+                <w:sz w:val="16"/>
+              </w:rPr>
+              <w:t>u</w:t>
+            </w:r>
+          </w:p>
+        </w:tc>
+        <w:tc>
+          <w:tcPr>
+            <w:tcW w:type="dxa" w:w="5400"/>
+          </w:tcPr>
+          <w:p>
+            <w:pPr>
+              <w:spacing w:line="240" w:lineRule="auto" w:after="20"/>
+            </w:pPr>
+            <w:r/>
+            <w:r>
+              <w:rPr>
+                <w:sz w:val="16"/>
+              </w:rPr>
+              <w:t>Thickness of the sub-micron wax layer</w:t>
+            </w:r>
+          </w:p>
+        </w:tc>
+      </w:tr>
+      <w:tr>
+        <w:tc>
+          <w:tcPr>
+            <w:tcW w:type="dxa" w:w="1440"/>
+          </w:tcPr>
+          <w:p>
+            <w:pPr>
+              <w:spacing w:line="240" w:lineRule="auto" w:after="20"/>
+            </w:pPr>
+            <w:r/>
+            <w:r>
+              <w:rPr>
+                <w:sz w:val="16"/>
+              </w:rPr>
+              <w:t>n_wax</w:t>
+            </w:r>
+          </w:p>
+        </w:tc>
+        <w:tc>
+          <w:tcPr>
+            <w:tcW w:type="dxa" w:w="1296"/>
+          </w:tcPr>
+          <w:p>
+            <w:pPr>
+              <w:spacing w:line="240" w:lineRule="auto" w:after="20"/>
+            </w:pPr>
+            <w:r/>
+            <w:r>
+              <w:rPr>
+                <w:sz w:val="16"/>
+              </w:rPr>
+              <w:t>1.4 – 1.5</w:t>
+            </w:r>
+          </w:p>
+        </w:tc>
+        <w:tc>
+          <w:tcPr>
+            <w:tcW w:type="dxa" w:w="720"/>
+          </w:tcPr>
+          <w:p>
+            <w:pPr>
+              <w:spacing w:line="240" w:lineRule="auto" w:after="20"/>
+            </w:pPr>
+            <w:r/>
+            <w:r>
+              <w:rPr>
+                <w:sz w:val="16"/>
+              </w:rPr>
+              <w:t>-</w:t>
+            </w:r>
+          </w:p>
+        </w:tc>
+        <w:tc>
+          <w:tcPr>
+            <w:tcW w:type="dxa" w:w="648"/>
+          </w:tcPr>
+          <w:p>
+            <w:pPr>
+              <w:spacing w:line="240" w:lineRule="auto" w:after="20"/>
+            </w:pPr>
+            <w:r/>
+            <w:r>
+              <w:rPr>
+                <w:sz w:val="16"/>
+              </w:rPr>
+              <w:t>u</w:t>
+            </w:r>
+          </w:p>
+        </w:tc>
+        <w:tc>
+          <w:tcPr>
+            <w:tcW w:type="dxa" w:w="5400"/>
+          </w:tcPr>
+          <w:p>
+            <w:pPr>
+              <w:spacing w:line="240" w:lineRule="auto" w:after="20"/>
+            </w:pPr>
+            <w:r/>
+            <w:r>
+              <w:rPr>
+                <w:sz w:val="16"/>
+              </w:rPr>
+              <w:t>Refractive index of the wax</w:t>
+            </w:r>
+          </w:p>
+        </w:tc>
+      </w:tr>
+      <w:tr>
+        <w:tc>
+          <w:tcPr>
+            <w:tcW w:type="dxa" w:w="1440"/>
+          </w:tcPr>
+          <w:p>
+            <w:pPr>
+              <w:spacing w:line="240" w:lineRule="auto" w:after="20"/>
+            </w:pPr>
+            <w:r/>
+            <w:r>
+              <w:rPr>
+                <w:sz w:val="16"/>
+              </w:rPr>
+              <w:t>sigma_wax</w:t>
+            </w:r>
+          </w:p>
+        </w:tc>
+        <w:tc>
+          <w:tcPr>
+            <w:tcW w:type="dxa" w:w="1296"/>
+          </w:tcPr>
+          <w:p>
+            <w:pPr>
+              <w:spacing w:line="240" w:lineRule="auto" w:after="20"/>
+            </w:pPr>
+            <w:r/>
+            <w:r>
+              <w:rPr>
+                <w:sz w:val="16"/>
+              </w:rPr>
+              <w:t>3 – 50</w:t>
+            </w:r>
+          </w:p>
+        </w:tc>
+        <w:tc>
+          <w:tcPr>
+            <w:tcW w:type="dxa" w:w="720"/>
+          </w:tcPr>
+          <w:p>
+            <w:pPr>
+              <w:spacing w:line="240" w:lineRule="auto" w:after="20"/>
+            </w:pPr>
+            <w:r/>
+            <w:r>
+              <w:rPr>
+                <w:sz w:val="16"/>
+              </w:rPr>
+              <w:t>nm</w:t>
+            </w:r>
+          </w:p>
+        </w:tc>
+        <w:tc>
+          <w:tcPr>
+            <w:tcW w:type="dxa" w:w="648"/>
+          </w:tcPr>
+          <w:p>
+            <w:pPr>
+              <w:spacing w:line="240" w:lineRule="auto" w:after="20"/>
+            </w:pPr>
+            <w:r/>
+            <w:r>
+              <w:rPr>
+                <w:sz w:val="16"/>
+              </w:rPr>
+              <w:t>lu</w:t>
+            </w:r>
+          </w:p>
+        </w:tc>
+        <w:tc>
+          <w:tcPr>
+            <w:tcW w:type="dxa" w:w="5400"/>
+          </w:tcPr>
+          <w:p>
+            <w:pPr>
+              <w:spacing w:line="240" w:lineRule="auto" w:after="20"/>
+            </w:pPr>
+            <w:r/>
+            <w:r>
+              <w:rPr>
+                <w:sz w:val="16"/>
+              </w:rPr>
+              <w:t>RMS height of the wax surface</w:t>
+            </w:r>
+          </w:p>
+        </w:tc>
+      </w:tr>
+      <w:tr>
+        <w:tc>
+          <w:tcPr>
+            <w:tcW w:type="dxa" w:w="1440"/>
+          </w:tcPr>
+          <w:p>
+            <w:pPr>
+              <w:spacing w:line="240" w:lineRule="auto" w:after="20"/>
+            </w:pPr>
+            <w:r/>
+            <w:r>
+              <w:rPr>
+                <w:sz w:val="16"/>
+              </w:rPr>
+              <w:t>dn_wax</w:t>
+            </w:r>
+          </w:p>
+        </w:tc>
+        <w:tc>
+          <w:tcPr>
+            <w:tcW w:type="dxa" w:w="1296"/>
+          </w:tcPr>
+          <w:p>
+            <w:pPr>
+              <w:spacing w:line="240" w:lineRule="auto" w:after="20"/>
+            </w:pPr>
+            <w:r/>
+            <w:r>
+              <w:rPr>
+                <w:sz w:val="16"/>
+              </w:rPr>
+              <w:t>0.02 – 0.1</w:t>
+            </w:r>
+          </w:p>
+        </w:tc>
+        <w:tc>
+          <w:tcPr>
+            <w:tcW w:type="dxa" w:w="720"/>
+          </w:tcPr>
+          <w:p>
+            <w:pPr>
+              <w:spacing w:line="240" w:lineRule="auto" w:after="20"/>
+            </w:pPr>
+            <w:r/>
+            <w:r>
+              <w:rPr>
+                <w:sz w:val="16"/>
+              </w:rPr>
+              <w:t>-</w:t>
+            </w:r>
+          </w:p>
+        </w:tc>
+        <w:tc>
+          <w:tcPr>
+            <w:tcW w:type="dxa" w:w="648"/>
+          </w:tcPr>
+          <w:p>
+            <w:pPr>
+              <w:spacing w:line="240" w:lineRule="auto" w:after="20"/>
+            </w:pPr>
+            <w:r/>
+            <w:r>
+              <w:rPr>
+                <w:sz w:val="16"/>
+              </w:rPr>
+              <w:t>u</w:t>
+            </w:r>
+          </w:p>
+        </w:tc>
+        <w:tc>
+          <w:tcPr>
+            <w:tcW w:type="dxa" w:w="5400"/>
+          </w:tcPr>
+          <w:p>
+            <w:pPr>
+              <w:spacing w:line="240" w:lineRule="auto" w:after="20"/>
+            </w:pPr>
+            <w:r/>
+            <w:r>
+              <w:rPr>
+                <w:sz w:val="16"/>
+              </w:rPr>
+              <w:t>Index contrast between wax crystallites and amorphous wax</w:t>
+            </w:r>
+          </w:p>
+        </w:tc>
+      </w:tr>
+      <w:tr>
+        <w:tc>
+          <w:tcPr>
+            <w:tcW w:type="dxa" w:w="1440"/>
+          </w:tcPr>
+          <w:p>
+            <w:pPr>
+              <w:spacing w:line="240" w:lineRule="auto" w:after="20"/>
+            </w:pPr>
+            <w:r/>
+            <w:r>
+              <w:rPr>
+                <w:sz w:val="16"/>
+              </w:rPr>
+              <w:t>phi_wax</w:t>
+            </w:r>
+          </w:p>
+        </w:tc>
+        <w:tc>
+          <w:tcPr>
+            <w:tcW w:type="dxa" w:w="1296"/>
+          </w:tcPr>
+          <w:p>
+            <w:pPr>
+              <w:spacing w:line="240" w:lineRule="auto" w:after="20"/>
+            </w:pPr>
+            <w:r/>
+            <w:r>
+              <w:rPr>
+                <w:sz w:val="16"/>
+              </w:rPr>
+              <w:t>0.05 – 0.3</w:t>
+            </w:r>
+          </w:p>
+        </w:tc>
+        <w:tc>
+          <w:tcPr>
+            <w:tcW w:type="dxa" w:w="720"/>
+          </w:tcPr>
+          <w:p>
+            <w:pPr>
+              <w:spacing w:line="240" w:lineRule="auto" w:after="20"/>
+            </w:pPr>
+            <w:r/>
+            <w:r>
+              <w:rPr>
+                <w:sz w:val="16"/>
+              </w:rPr>
+              <w:t>-</w:t>
+            </w:r>
+          </w:p>
+        </w:tc>
+        <w:tc>
+          <w:tcPr>
+            <w:tcW w:type="dxa" w:w="648"/>
+          </w:tcPr>
+          <w:p>
+            <w:pPr>
+              <w:spacing w:line="240" w:lineRule="auto" w:after="20"/>
+            </w:pPr>
+            <w:r/>
+            <w:r>
+              <w:rPr>
+                <w:sz w:val="16"/>
+              </w:rPr>
+              <w:t>u</w:t>
+            </w:r>
+          </w:p>
+        </w:tc>
+        <w:tc>
+          <w:tcPr>
+            <w:tcW w:type="dxa" w:w="5400"/>
+          </w:tcPr>
+          <w:p>
+            <w:pPr>
+              <w:spacing w:line="240" w:lineRule="auto" w:after="20"/>
+            </w:pPr>
+            <w:r/>
+            <w:r>
+              <w:rPr>
+                <w:sz w:val="16"/>
+              </w:rPr>
+              <w:t>Volume fraction of wax crystallites</w:t>
+            </w:r>
+          </w:p>
+        </w:tc>
+      </w:tr>
+      <w:tr>
+        <w:tc>
+          <w:tcPr>
+            <w:tcW w:type="dxa" w:w="1440"/>
+          </w:tcPr>
+          <w:p>
+            <w:pPr>
+              <w:spacing w:line="240" w:lineRule="auto" w:after="20"/>
+            </w:pPr>
+            <w:r/>
+            <w:r>
+              <w:rPr>
+                <w:sz w:val="16"/>
+              </w:rPr>
+              <w:t>a_wax</w:t>
+            </w:r>
+          </w:p>
+        </w:tc>
+        <w:tc>
+          <w:tcPr>
+            <w:tcW w:type="dxa" w:w="1296"/>
+          </w:tcPr>
+          <w:p>
+            <w:pPr>
+              <w:spacing w:line="240" w:lineRule="auto" w:after="20"/>
+            </w:pPr>
+            <w:r/>
+            <w:r>
+              <w:rPr>
+                <w:sz w:val="16"/>
+              </w:rPr>
+              <w:t>50 – 300</w:t>
+            </w:r>
+          </w:p>
+        </w:tc>
+        <w:tc>
+          <w:tcPr>
+            <w:tcW w:type="dxa" w:w="720"/>
+          </w:tcPr>
+          <w:p>
+            <w:pPr>
+              <w:spacing w:line="240" w:lineRule="auto" w:after="20"/>
+            </w:pPr>
+            <w:r/>
+            <w:r>
+              <w:rPr>
+                <w:sz w:val="16"/>
+              </w:rPr>
+              <w:t>nm</w:t>
+            </w:r>
+          </w:p>
+        </w:tc>
+        <w:tc>
+          <w:tcPr>
+            <w:tcW w:type="dxa" w:w="648"/>
+          </w:tcPr>
+          <w:p>
+            <w:pPr>
+              <w:spacing w:line="240" w:lineRule="auto" w:after="20"/>
+            </w:pPr>
+            <w:r/>
+            <w:r>
+              <w:rPr>
+                <w:sz w:val="16"/>
+              </w:rPr>
+              <w:t>lu</w:t>
+            </w:r>
+          </w:p>
+        </w:tc>
+        <w:tc>
+          <w:tcPr>
+            <w:tcW w:type="dxa" w:w="5400"/>
+          </w:tcPr>
+          <w:p>
+            <w:pPr>
+              <w:spacing w:line="240" w:lineRule="auto" w:after="20"/>
+            </w:pPr>
+            <w:r/>
+            <w:r>
+              <w:rPr>
+                <w:sz w:val="16"/>
+              </w:rPr>
+              <w:t>Correlation length of the wax crystallite structure</w:t>
+            </w:r>
+          </w:p>
+        </w:tc>
+      </w:tr>
+      <w:tr>
+        <w:tc>
+          <w:tcPr>
+            <w:tcW w:type="dxa" w:w="1440"/>
+          </w:tcPr>
+          <w:p>
+            <w:pPr>
+              <w:spacing w:line="240" w:lineRule="auto" w:after="20"/>
+            </w:pPr>
+            <w:r/>
+            <w:r>
+              <w:rPr>
+                <w:sz w:val="16"/>
+              </w:rPr>
+              <w:t>eps_wax</w:t>
+            </w:r>
+          </w:p>
+        </w:tc>
+        <w:tc>
+          <w:tcPr>
+            <w:tcW w:type="dxa" w:w="1296"/>
+          </w:tcPr>
+          <w:p>
+            <w:pPr>
+              <w:spacing w:line="240" w:lineRule="auto" w:after="20"/>
+            </w:pPr>
+            <w:r/>
+            <w:r>
+              <w:rPr>
+                <w:sz w:val="16"/>
+              </w:rPr>
+              <w:t>0.01 – 0.1</w:t>
+            </w:r>
+          </w:p>
+        </w:tc>
+        <w:tc>
+          <w:tcPr>
+            <w:tcW w:type="dxa" w:w="720"/>
+          </w:tcPr>
+          <w:p>
+            <w:pPr>
+              <w:spacing w:line="240" w:lineRule="auto" w:after="20"/>
+            </w:pPr>
+            <w:r/>
+            <w:r>
+              <w:rPr>
+                <w:sz w:val="16"/>
+              </w:rPr>
+              <w:t>-</w:t>
+            </w:r>
+          </w:p>
+        </w:tc>
+        <w:tc>
+          <w:tcPr>
+            <w:tcW w:type="dxa" w:w="648"/>
+          </w:tcPr>
+          <w:p>
+            <w:pPr>
+              <w:spacing w:line="240" w:lineRule="auto" w:after="20"/>
+            </w:pPr>
+            <w:r/>
+            <w:r>
+              <w:rPr>
+                <w:sz w:val="16"/>
+              </w:rPr>
+              <w:t>u</w:t>
+            </w:r>
+          </w:p>
+        </w:tc>
+        <w:tc>
+          <w:tcPr>
+            <w:tcW w:type="dxa" w:w="5400"/>
+          </w:tcPr>
+          <w:p>
+            <w:pPr>
+              <w:spacing w:line="240" w:lineRule="auto" w:after="20"/>
+            </w:pPr>
+            <w:r/>
+            <w:r>
+              <w:rPr>
+                <w:sz w:val="16"/>
+              </w:rPr>
+              <w:t>Tensile strain at which the wax layer cracks and stops holding liquid</w:t>
+            </w:r>
+          </w:p>
+        </w:tc>
+      </w:tr>
+    </w:tbl>
+    <w:p>
+      <w:pPr>
+        <w:spacing w:after="40"/>
+      </w:pPr>
+    </w:p>
+    <w:p>
+      <w:pPr>
+        <w:pStyle w:val="Heading2"/>
+      </w:pPr>
+      <w:r>
+        <w:rPr>
+          <w:rFonts w:ascii="Times New Roman" w:hAnsi="Times New Roman"/>
+        </w:rPr>
+        <w:t>S7.1 Rough-surface term</w:t>
+      </w:r>
+    </w:p>
+    <w:p>
+      <w:pPr>
+        <w:keepNext w:val="0"/>
+        <w:jc w:val="both"/>
+      </w:pPr>
+      <w:r>
+        <w:t>A thin rough interface with zero-mean height h(x, y) of RMS value σ imposes on a transmitted plane wave the phase (2π/λ)(n</w:t>
+      </w:r>
+      <w:r>
+        <w:rPr>
+          <w:vertAlign w:val="subscript"/>
+        </w:rPr>
+        <w:t>f</w:t>
+      </w:r>
+      <w:r>
+        <w:t xml:space="preserve"> − n</w:t>
+      </w:r>
+      <w:r>
+        <w:rPr>
+          <w:vertAlign w:val="subscript"/>
+        </w:rPr>
+        <w:t>out</w:t>
+      </w:r>
+      <w:r>
+        <w:t>) h. For Gaussian heights and small slopes the coherent amplitude is exp(−Φ²/2), with</w:t>
+      </w:r>
+    </w:p>
+    <w:p>
+      <w:pPr>
+        <w:keepLines/>
+        <w:tabs>
+          <w:tab w:pos="4680" w:val="center"/>
+          <w:tab w:pos="9360" w:val="right"/>
+        </w:tabs>
+        <w:spacing w:before="120" w:after="120"/>
+      </w:pPr>
+      <w:r>
+        <w:tab/>
+      </w:r>
+      <m:oMath>
+        <m:r>
+          <m:rPr>
+            <m:sty m:val="i"/>
+          </m:rPr>
+          <w:rPr>
+            <w:rFonts w:ascii="Cambria Math" w:hAnsi="Cambria Math"/>
+            <w:i/>
+          </w:rPr>
+          <m:t xml:space="preserve">Φ</m:t>
+        </m:r>
+        <m:r>
+          <m:rPr>
+            <m:nor/>
+          </m:rPr>
+          <w:rPr>
+            <w:rFonts w:ascii="Cambria Math" w:hAnsi="Cambria Math"/>
+            <w:i w:val="0"/>
+          </w:rPr>
+          <m:t xml:space="preserve"> = </m:t>
+        </m:r>
+        <m:f>
+          <m:fPr>
+            <m:ctrlPr>
+              <w:rPr>
+                <w:rFonts w:ascii="Cambria Math" w:hAnsi="Cambria Math"/>
+                <w:i/>
+              </w:rPr>
+            </m:ctrlPr>
+          </m:fPr>
+          <m:num>
+            <m:r>
+              <m:rPr>
+                <m:nor/>
+              </m:rPr>
+              <w:rPr>
+                <w:rFonts w:ascii="Cambria Math" w:hAnsi="Cambria Math"/>
+                <w:i w:val="0"/>
+              </w:rPr>
+              <m:t xml:space="preserve">2</m:t>
+            </m:r>
+            <m:r>
+              <m:rPr>
+                <m:sty m:val="i"/>
+              </m:rPr>
+              <w:rPr>
+                <w:rFonts w:ascii="Cambria Math" w:hAnsi="Cambria Math"/>
+                <w:i/>
+              </w:rPr>
+              <m:t xml:space="preserve">π</m:t>
+            </m:r>
+            <m:d>
+              <m:dPr>
+                <m:begChr m:val="("/>
+                <m:endChr m:val=")"/>
+                <m:ctrlPr>
+                  <w:rPr>
+                    <w:rFonts w:ascii="Cambria Math" w:hAnsi="Cambria Math"/>
+                    <w:i/>
+                  </w:rPr>
+                </m:ctrlPr>
+              </m:dPr>
+              <m:e>
+                <m:sSub>
+                  <m:sSubPr>
+                    <m:ctrlPr>
+                      <w:rPr>
+                        <w:rFonts w:ascii="Cambria Math" w:hAnsi="Cambria Math"/>
+                        <w:i/>
+                      </w:rPr>
+                    </m:ctrlPr>
+                  </m:sSubPr>
+                  <m:e>
+                    <m:r>
+                      <m:rPr>
+                        <m:sty m:val="i"/>
+                      </m:rPr>
+                      <w:rPr>
+                        <w:rFonts w:ascii="Cambria Math" w:hAnsi="Cambria Math"/>
+                        <w:i/>
+                      </w:rPr>
+                      <m:t xml:space="preserve">n</m:t>
+                    </m:r>
+                  </m:e>
+                  <m:sub>
+                    <m:r>
+                      <m:rPr>
+                        <m:nor/>
+                      </m:rPr>
+                      <w:rPr>
+                        <w:rFonts w:ascii="Cambria Math" w:hAnsi="Cambria Math"/>
+                        <w:i w:val="0"/>
+                      </w:rPr>
+                      <m:t xml:space="preserve">f</m:t>
+                    </m:r>
+                  </m:sub>
+                </m:sSub>
+                <m:r>
+                  <m:rPr>
+                    <m:nor/>
+                  </m:rPr>
+                  <w:rPr>
+                    <w:rFonts w:ascii="Cambria Math" w:hAnsi="Cambria Math"/>
+                    <w:i w:val="0"/>
+                  </w:rPr>
+                  <m:t xml:space="preserve"> − </m:t>
+                </m:r>
+                <m:sSub>
+                  <m:sSubPr>
+                    <m:ctrlPr>
+                      <w:rPr>
+                        <w:rFonts w:ascii="Cambria Math" w:hAnsi="Cambria Math"/>
+                        <w:i/>
+                      </w:rPr>
+                    </m:ctrlPr>
+                  </m:sSubPr>
+                  <m:e>
+                    <m:r>
+                      <m:rPr>
+                        <m:sty m:val="i"/>
+                      </m:rPr>
+                      <w:rPr>
+                        <w:rFonts w:ascii="Cambria Math" w:hAnsi="Cambria Math"/>
+                        <w:i/>
+                      </w:rPr>
+                      <m:t xml:space="preserve">n</m:t>
+                    </m:r>
+                  </m:e>
+                  <m:sub>
+                    <m:r>
+                      <m:rPr>
+                        <m:nor/>
+                      </m:rPr>
+                      <w:rPr>
+                        <w:rFonts w:ascii="Cambria Math" w:hAnsi="Cambria Math"/>
+                        <w:i w:val="0"/>
+                      </w:rPr>
+                      <m:t xml:space="preserve">out</m:t>
+                    </m:r>
+                  </m:sub>
+                </m:sSub>
+              </m:e>
+            </m:d>
+            <m:r>
+              <m:rPr>
+                <m:sty m:val="i"/>
+              </m:rPr>
+              <w:rPr>
+                <w:rFonts w:ascii="Cambria Math" w:hAnsi="Cambria Math"/>
+                <w:i/>
+              </w:rPr>
+              <m:t xml:space="preserve">σ</m:t>
+            </m:r>
+          </m:num>
+          <m:den>
+            <m:r>
+              <m:rPr>
+                <m:sty m:val="i"/>
+              </m:rPr>
+              <w:rPr>
+                <w:rFonts w:ascii="Cambria Math" w:hAnsi="Cambria Math"/>
+                <w:i/>
+              </w:rPr>
+              <m:t xml:space="preserve">λ</m:t>
+            </m:r>
+          </m:den>
+        </m:f>
+      </m:oMath>
+      <w:r>
+        <w:tab/>
+        <w:t xml:space="preserve">(S3)</w:t>
+      </w:r>
+    </w:p>
+    <w:p>
+      <w:pPr>
+        <w:keepNext w:val="0"/>
+        <w:jc w:val="both"/>
+      </w:pPr>
+      <w:r>
+        <w:t>so the specular transmitted fraction is exp(−Φ²) and the fraction scattered is 1 − exp(−Φ²). The fraction beyond the 2.5° cone is f</w:t>
+      </w:r>
+      <w:r>
+        <w:rPr>
+          <w:vertAlign w:val="subscript"/>
+        </w:rPr>
+        <w:t>s</w:t>
+      </w:r>
+      <w:r>
+        <w:t xml:space="preserve"> times that, where f</w:t>
+      </w:r>
+      <w:r>
+        <w:rPr>
+          <w:vertAlign w:val="subscript"/>
+        </w:rPr>
+        <w:t>s</w:t>
+      </w:r>
+      <w:r>
+        <w:t xml:space="preserve"> (0.3–1, assumed) stands in for the lateral correlation length of the roughness, which is not represented: long correlation lengths concentrate the scattered light at small angles. The small-roughness limit is f</w:t>
+      </w:r>
+      <w:r>
+        <w:rPr>
+          <w:vertAlign w:val="subscript"/>
+        </w:rPr>
+        <w:t>s</w:t>
+      </w:r>
+      <w:r>
+        <w:t>Φ². The relation holds for σ much smaller than λ/[2π(n − 1)], about 175 nm. For two identical faces the roughness that alone gives a haze H follows from 1 − (1 − s)² = H:</w:t>
+      </w:r>
+    </w:p>
+    <w:p>
+      <w:pPr>
+        <w:keepLines/>
+        <w:tabs>
+          <w:tab w:pos="4680" w:val="center"/>
+          <w:tab w:pos="9360" w:val="right"/>
+        </w:tabs>
+        <w:spacing w:before="120" w:after="120"/>
+      </w:pPr>
+      <w:r>
+        <w:tab/>
+      </w:r>
+      <m:oMath>
+        <m:r>
+          <m:rPr>
+            <m:sty m:val="i"/>
+          </m:rPr>
+          <w:rPr>
+            <w:rFonts w:ascii="Cambria Math" w:hAnsi="Cambria Math"/>
+            <w:i/>
+          </w:rPr>
+          <m:t xml:space="preserve">σ</m:t>
+        </m:r>
+        <m:r>
+          <m:rPr>
+            <m:nor/>
+          </m:rPr>
+          <w:rPr>
+            <w:rFonts w:ascii="Cambria Math" w:hAnsi="Cambria Math"/>
+            <w:i w:val="0"/>
+          </w:rPr>
+          <m:t xml:space="preserve"> = </m:t>
+        </m:r>
+        <m:f>
+          <m:fPr>
+            <m:ctrlPr>
+              <w:rPr>
+                <w:rFonts w:ascii="Cambria Math" w:hAnsi="Cambria Math"/>
+                <w:i/>
+              </w:rPr>
+            </m:ctrlPr>
+          </m:fPr>
+          <m:num>
+            <m:r>
+              <m:rPr>
+                <m:sty m:val="i"/>
+              </m:rPr>
+              <w:rPr>
+                <w:rFonts w:ascii="Cambria Math" w:hAnsi="Cambria Math"/>
+                <w:i/>
+              </w:rPr>
+              <m:t xml:space="preserve">λ</m:t>
+            </m:r>
+          </m:num>
+          <m:den>
+            <m:r>
+              <m:rPr>
+                <m:nor/>
+              </m:rPr>
+              <w:rPr>
+                <w:rFonts w:ascii="Cambria Math" w:hAnsi="Cambria Math"/>
+                <w:i w:val="0"/>
+              </w:rPr>
+              <m:t xml:space="preserve">2</m:t>
+            </m:r>
+            <m:r>
+              <m:rPr>
+                <m:sty m:val="i"/>
+              </m:rPr>
+              <w:rPr>
+                <w:rFonts w:ascii="Cambria Math" w:hAnsi="Cambria Math"/>
+                <w:i/>
+              </w:rPr>
+              <m:t xml:space="preserve">π</m:t>
+            </m:r>
+            <m:d>
+              <m:dPr>
+                <m:begChr m:val="("/>
+                <m:endChr m:val=")"/>
+                <m:ctrlPr>
+                  <w:rPr>
+                    <w:rFonts w:ascii="Cambria Math" w:hAnsi="Cambria Math"/>
+                    <w:i/>
+                  </w:rPr>
+                </m:ctrlPr>
+              </m:dPr>
+              <m:e>
+                <m:sSub>
+                  <m:sSubPr>
+                    <m:ctrlPr>
+                      <w:rPr>
+                        <w:rFonts w:ascii="Cambria Math" w:hAnsi="Cambria Math"/>
+                        <w:i/>
+                      </w:rPr>
+                    </m:ctrlPr>
+                  </m:sSubPr>
+                  <m:e>
+                    <m:r>
+                      <m:rPr>
+                        <m:sty m:val="i"/>
+                      </m:rPr>
+                      <w:rPr>
+                        <w:rFonts w:ascii="Cambria Math" w:hAnsi="Cambria Math"/>
+                        <w:i/>
+                      </w:rPr>
+                      <m:t xml:space="preserve">n</m:t>
+                    </m:r>
+                  </m:e>
+                  <m:sub>
+                    <m:r>
+                      <m:rPr>
+                        <m:nor/>
+                      </m:rPr>
+                      <w:rPr>
+                        <w:rFonts w:ascii="Cambria Math" w:hAnsi="Cambria Math"/>
+                        <w:i w:val="0"/>
+                      </w:rPr>
+                      <m:t xml:space="preserve">f</m:t>
+                    </m:r>
+                  </m:sub>
+                </m:sSub>
+                <m:r>
+                  <m:rPr>
+                    <m:nor/>
+                  </m:rPr>
+                  <w:rPr>
+                    <w:rFonts w:ascii="Cambria Math" w:hAnsi="Cambria Math"/>
+                    <w:i w:val="0"/>
+                  </w:rPr>
+                  <m:t xml:space="preserve"> − </m:t>
+                </m:r>
+                <m:r>
+                  <m:rPr>
+                    <m:nor/>
+                  </m:rPr>
+                  <w:rPr>
+                    <w:rFonts w:ascii="Cambria Math" w:hAnsi="Cambria Math"/>
+                    <w:i w:val="0"/>
+                  </w:rPr>
+                  <m:t xml:space="preserve">1</m:t>
+                </m:r>
+              </m:e>
+            </m:d>
+          </m:den>
+        </m:f>
+        <m:rad>
+          <m:radPr>
+            <m:degHide m:val="1"/>
+            <m:ctrlPr>
+              <w:rPr>
+                <w:rFonts w:ascii="Cambria Math" w:hAnsi="Cambria Math"/>
+                <w:i/>
+              </w:rPr>
+            </m:ctrlPr>
+          </m:radPr>
+          <m:deg/>
+          <m:e>
+            <m:d>
+              <m:dPr>
+                <m:begChr m:val="("/>
+                <m:endChr m:val=")"/>
+                <m:ctrlPr>
+                  <w:rPr>
+                    <w:rFonts w:ascii="Cambria Math" w:hAnsi="Cambria Math"/>
+                    <w:i/>
+                  </w:rPr>
+                </m:ctrlPr>
+              </m:dPr>
+              <m:e>
+                <m:r>
+                  <m:rPr>
+                    <m:nor/>
+                  </m:rPr>
+                  <w:rPr>
+                    <w:rFonts w:ascii="Cambria Math" w:hAnsi="Cambria Math"/>
+                    <w:i w:val="0"/>
+                  </w:rPr>
+                  <m:t xml:space="preserve">−</m:t>
+                </m:r>
+                <m:r>
+                  <m:rPr>
+                    <m:nor/>
+                  </m:rPr>
+                  <w:rPr>
+                    <w:rFonts w:ascii="Cambria Math" w:hAnsi="Cambria Math"/>
+                    <w:i w:val="0"/>
+                  </w:rPr>
+                  <m:t xml:space="preserve">ln</m:t>
+                </m:r>
+                <m:d>
+                  <m:dPr>
+                    <m:begChr m:val="("/>
+                    <m:endChr m:val=")"/>
+                    <m:ctrlPr>
+                      <w:rPr>
+                        <w:rFonts w:ascii="Cambria Math" w:hAnsi="Cambria Math"/>
+                        <w:i/>
+                      </w:rPr>
+                    </m:ctrlPr>
+                  </m:dPr>
+                  <m:e>
+                    <m:r>
+                      <m:rPr>
+                        <m:nor/>
+                      </m:rPr>
+                      <w:rPr>
+                        <w:rFonts w:ascii="Cambria Math" w:hAnsi="Cambria Math"/>
+                        <w:i w:val="0"/>
+                      </w:rPr>
+                      <m:t xml:space="preserve">1</m:t>
+                    </m:r>
+                    <m:r>
+                      <m:rPr>
+                        <m:nor/>
+                      </m:rPr>
+                      <w:rPr>
+                        <w:rFonts w:ascii="Cambria Math" w:hAnsi="Cambria Math"/>
+                        <w:i w:val="0"/>
+                      </w:rPr>
+                      <m:t xml:space="preserve"> − </m:t>
+                    </m:r>
+                    <m:f>
+                      <m:fPr>
+                        <m:ctrlPr>
+                          <w:rPr>
+                            <w:rFonts w:ascii="Cambria Math" w:hAnsi="Cambria Math"/>
+                            <w:i/>
+                          </w:rPr>
+                        </m:ctrlPr>
+                      </m:fPr>
+                      <m:num>
+                        <m:r>
+                          <m:rPr>
+                            <m:nor/>
+                          </m:rPr>
+                          <w:rPr>
+                            <w:rFonts w:ascii="Cambria Math" w:hAnsi="Cambria Math"/>
+                            <w:i w:val="0"/>
+                          </w:rPr>
+                          <m:t xml:space="preserve">1</m:t>
+                        </m:r>
+                        <m:r>
+                          <m:rPr>
+                            <m:nor/>
+                          </m:rPr>
+                          <w:rPr>
+                            <w:rFonts w:ascii="Cambria Math" w:hAnsi="Cambria Math"/>
+                            <w:i w:val="0"/>
+                          </w:rPr>
+                          <m:t xml:space="preserve"> − </m:t>
+                        </m:r>
+                        <m:rad>
+                          <m:radPr>
+                            <m:degHide m:val="1"/>
+                            <m:ctrlPr>
+                              <w:rPr>
+                                <w:rFonts w:ascii="Cambria Math" w:hAnsi="Cambria Math"/>
+                                <w:i/>
+                              </w:rPr>
+                            </m:ctrlPr>
+                          </m:radPr>
+                          <m:deg/>
+                          <m:e>
+                            <m:r>
+                              <m:rPr>
+                                <m:nor/>
+                              </m:rPr>
+                              <w:rPr>
+                                <w:rFonts w:ascii="Cambria Math" w:hAnsi="Cambria Math"/>
+                                <w:i w:val="0"/>
+                              </w:rPr>
+                              <m:t xml:space="preserve">1</m:t>
+                            </m:r>
+                            <m:r>
+                              <m:rPr>
+                                <m:nor/>
+                              </m:rPr>
+                              <w:rPr>
+                                <w:rFonts w:ascii="Cambria Math" w:hAnsi="Cambria Math"/>
+                                <w:i w:val="0"/>
+                              </w:rPr>
+                              <m:t xml:space="preserve"> − </m:t>
+                            </m:r>
+                            <m:r>
+                              <m:rPr>
+                                <m:sty m:val="i"/>
+                              </m:rPr>
+                              <w:rPr>
+                                <w:rFonts w:ascii="Cambria Math" w:hAnsi="Cambria Math"/>
+                                <w:i/>
+                              </w:rPr>
+                              <m:t xml:space="preserve">H</m:t>
+                            </m:r>
+                          </m:e>
+                        </m:rad>
+                      </m:num>
+                      <m:den>
+                        <m:sSub>
+                          <m:sSubPr>
+                            <m:ctrlPr>
+                              <w:rPr>
+                                <w:rFonts w:ascii="Cambria Math" w:hAnsi="Cambria Math"/>
+                                <w:i/>
+                              </w:rPr>
+                            </m:ctrlPr>
+                          </m:sSubPr>
+                          <m:e>
+                            <m:r>
+                              <m:rPr>
+                                <m:sty m:val="i"/>
+                              </m:rPr>
+                              <w:rPr>
+                                <w:rFonts w:ascii="Cambria Math" w:hAnsi="Cambria Math"/>
+                                <w:i/>
+                              </w:rPr>
+                              <m:t xml:space="preserve">f</m:t>
+                            </m:r>
+                          </m:e>
+                          <m:sub>
+                            <m:r>
+                              <m:rPr>
+                                <m:nor/>
+                              </m:rPr>
+                              <w:rPr>
+                                <w:rFonts w:ascii="Cambria Math" w:hAnsi="Cambria Math"/>
+                                <w:i w:val="0"/>
+                              </w:rPr>
+                              <m:t xml:space="preserve">s</m:t>
+                            </m:r>
+                          </m:sub>
+                        </m:sSub>
+                      </m:den>
+                    </m:f>
+                  </m:e>
+                </m:d>
+              </m:e>
+            </m:d>
+          </m:e>
+        </m:rad>
+      </m:oMath>
+      <w:r>
+        <w:tab/>
+        <w:t xml:space="preserve">(S4)</w:t>
+      </w:r>
+    </w:p>
+    <w:p>
+      <w:pPr>
+        <w:keepNext w:val="0"/>
+        <w:jc w:val="both"/>
+      </w:pPr>
+      <w:r>
+        <w:t>Evaluated with n</w:t>
+      </w:r>
+      <w:r>
+        <w:rPr>
+          <w:vertAlign w:val="subscript"/>
+        </w:rPr>
+        <w:t>f</w:t>
+      </w:r>
+      <w:r>
+        <w:t xml:space="preserve"> = 1.5: σ = 27.7 nm for H = 4.9%, 35.7 nm for 8% and 43.7 nm for 11.7% (f</w:t>
+      </w:r>
+      <w:r>
+        <w:rPr>
+          <w:vertAlign w:val="subscript"/>
+        </w:rPr>
+        <w:t>s</w:t>
+      </w:r>
+      <w:r>
+        <w:t xml:space="preserve"> = 1); 67.0 nm for 8% if only 30% of the scattered light leaves the cone. The haze of two faces is 0.16%, 0.65%, 2.58% and 5.70% at σ = 5, 10, 20 and 30 nm.</w:t>
+      </w:r>
+    </w:p>
+    <w:p>
+      <w:pPr>
+        <w:pStyle w:val="Heading2"/>
+      </w:pPr>
+      <w:r>
+        <w:rPr>
+          <w:rFonts w:ascii="Times New Roman" w:hAnsi="Times New Roman"/>
+        </w:rPr>
+        <w:t>S7.2 Combining faces, network and coarse population</w:t>
+      </w:r>
+    </w:p>
+    <w:p>
+      <w:pPr>
+        <w:keepNext w:val="0"/>
+        <w:jc w:val="both"/>
+      </w:pPr>
+      <w:r>
+        <w:t>Light is followed through the entrance face, the nanofibril network, the coarse population and the exit face, with the state (D, F) of direct and diffuse fractions starting at (1, 0). A face of scattered fraction s moves s·D from D to F. A bulk layer of optical depth x and forward-haze fraction f</w:t>
+      </w:r>
+      <w:r>
+        <w:rPr>
+          <w:vertAlign w:val="subscript"/>
+        </w:rPr>
+        <w:t>h</w:t>
+      </w:r>
+      <w:r>
+        <w:t xml:space="preserve"> moves f</w:t>
+      </w:r>
+      <w:r>
+        <w:rPr>
+          <w:vertAlign w:val="subscript"/>
+        </w:rPr>
+        <w:t>h</w:t>
+      </w:r>
+      <w:r>
+        <w:t>D(1 − e</w:t>
+      </w:r>
+      <w:r>
+        <w:rPr>
+          <w:vertAlign w:val="superscript"/>
+        </w:rPr>
+        <w:t>−x</w:t>
+      </w:r>
+      <w:r>
+        <w:t>) from D to F and multiplies D by e</w:t>
+      </w:r>
+      <w:r>
+        <w:rPr>
+          <w:vertAlign w:val="superscript"/>
+        </w:rPr>
+        <w:t>−x</w:t>
+      </w:r>
+      <w:r>
+        <w:t>. The haze is F/(D + F). With zero face terms and no coarse population this is exactly Eq. (3) of the main text (checked in the verification suite). The bookkeeping scatters each ray at most once per element and does not attenuate light that is already diffuse, so it is an estimate, optimistic at large optical depth, like Eq. (3).</w:t>
+      </w:r>
+    </w:p>
+    <w:p>
+      <w:pPr>
+        <w:keepNext/>
+        <w:spacing w:line="276" w:lineRule="auto" w:after="200"/>
+      </w:pPr>
+      <w:r>
+        <w:rPr>
+          <w:b/>
+          <w:sz w:val="19"/>
+        </w:rPr>
+        <w:t>Table S11</w:t>
+      </w:r>
+      <w:r>
+        <w:rPr>
+          <w:sz w:val="19"/>
+        </w:rPr>
+        <w:t xml:space="preserve"> Haze of a wood-pulp-scale sheet (5th, 25th, 50th, 75th, 95th percentile, %) and the share of samples inside, below and above the observed 4.9–11.7% band, by thickness and scattering included.</w:t>
+      </w:r>
+    </w:p>
+    <w:tbl>
+      <w:tblPr>
+        <w:tblStyle w:val="TableGrid"/>
+        <w:tblW w:type="auto" w:w="0"/>
+        <w:jc w:val="center"/>
+        <w:tblLayout w:type="fixed"/>
+        <w:tblLook w:firstColumn="1" w:firstRow="1" w:lastColumn="0" w:lastRow="0" w:noHBand="0" w:noVBand="1" w:val="04A0"/>
+      </w:tblPr>
+      <w:tblGrid>
+        <w:gridCol w:w="1152"/>
+        <w:gridCol w:w="1440"/>
+        <w:gridCol w:w="3600"/>
+        <w:gridCol w:w="1008"/>
+        <w:gridCol w:w="1008"/>
+        <w:gridCol w:w="1008"/>
+      </w:tblGrid>
+      <w:tr>
+        <w:trPr>
+          <w:tblHeader w:val="true"/>
+        </w:trPr>
+        <w:tc>
+          <w:tcPr>
+            <w:tcW w:type="dxa" w:w="1152"/>
+            <w:shd w:val="clear" w:color="auto" w:fill="E7ECF1"/>
+          </w:tcPr>
+          <w:p>
+            <w:pPr>
+              <w:spacing w:line="240" w:lineRule="auto" w:after="20"/>
+            </w:pPr>
+            <w:r/>
+            <w:r>
+              <w:rPr>
+                <w:b/>
+                <w:sz w:val="17"/>
+              </w:rPr>
+              <w:t>Thickness</w:t>
+            </w:r>
+          </w:p>
+        </w:tc>
+        <w:tc>
+          <w:tcPr>
+            <w:tcW w:type="dxa" w:w="1440"/>
+            <w:shd w:val="clear" w:color="auto" w:fill="E7ECF1"/>
+          </w:tcPr>
+          <w:p>
+            <w:pPr>
+              <w:spacing w:line="240" w:lineRule="auto" w:after="20"/>
+            </w:pPr>
+            <w:r/>
+            <w:r>
+              <w:rPr>
+                <w:b/>
+                <w:sz w:val="17"/>
+              </w:rPr>
+              <w:t>Scattering</w:t>
+            </w:r>
+          </w:p>
+        </w:tc>
+        <w:tc>
+          <w:tcPr>
+            <w:tcW w:type="dxa" w:w="3600"/>
+            <w:shd w:val="clear" w:color="auto" w:fill="E7ECF1"/>
+          </w:tcPr>
+          <w:p>
+            <w:pPr>
+              <w:spacing w:line="240" w:lineRule="auto" w:after="20"/>
+            </w:pPr>
+            <w:r/>
+            <w:r>
+              <w:rPr>
+                <w:b/>
+                <w:sz w:val="17"/>
+              </w:rPr>
+              <w:t>Percentiles 5/25/50/75/95</w:t>
+            </w:r>
+          </w:p>
+        </w:tc>
+        <w:tc>
+          <w:tcPr>
+            <w:tcW w:type="dxa" w:w="1008"/>
+            <w:shd w:val="clear" w:color="auto" w:fill="E7ECF1"/>
+          </w:tcPr>
+          <w:p>
+            <w:pPr>
+              <w:spacing w:line="240" w:lineRule="auto" w:after="20"/>
+            </w:pPr>
+            <w:r/>
+            <w:r>
+              <w:rPr>
+                <w:b/>
+                <w:sz w:val="17"/>
+              </w:rPr>
+              <w:t>Inside</w:t>
+            </w:r>
+          </w:p>
+        </w:tc>
+        <w:tc>
+          <w:tcPr>
+            <w:tcW w:type="dxa" w:w="1008"/>
+            <w:shd w:val="clear" w:color="auto" w:fill="E7ECF1"/>
+          </w:tcPr>
+          <w:p>
+            <w:pPr>
+              <w:spacing w:line="240" w:lineRule="auto" w:after="20"/>
+            </w:pPr>
+            <w:r/>
+            <w:r>
+              <w:rPr>
+                <w:b/>
+                <w:sz w:val="17"/>
+              </w:rPr>
+              <w:t>Below</w:t>
+            </w:r>
+          </w:p>
+        </w:tc>
+        <w:tc>
+          <w:tcPr>
+            <w:tcW w:type="dxa" w:w="1008"/>
+            <w:shd w:val="clear" w:color="auto" w:fill="E7ECF1"/>
+          </w:tcPr>
+          <w:p>
+            <w:pPr>
+              <w:spacing w:line="240" w:lineRule="auto" w:after="20"/>
+            </w:pPr>
+            <w:r/>
+            <w:r>
+              <w:rPr>
+                <w:b/>
+                <w:sz w:val="17"/>
+              </w:rPr>
+              <w:t>Above</w:t>
+            </w:r>
+          </w:p>
+        </w:tc>
+      </w:tr>
+      <w:tr>
+        <w:tc>
+          <w:tcPr>
+            <w:tcW w:type="dxa" w:w="1152"/>
+          </w:tcPr>
+          <w:p>
+            <w:pPr>
+              <w:spacing w:line="240" w:lineRule="auto" w:after="20"/>
+            </w:pPr>
+            <w:r/>
+            <w:r>
+              <w:rPr>
+                <w:sz w:val="17"/>
+              </w:rPr>
+              <w:t>40 µm</w:t>
+            </w:r>
+          </w:p>
+        </w:tc>
+        <w:tc>
+          <w:tcPr>
+            <w:tcW w:type="dxa" w:w="1440"/>
+          </w:tcPr>
+          <w:p>
+            <w:pPr>
+              <w:spacing w:line="240" w:lineRule="auto" w:after="20"/>
+            </w:pPr>
+            <w:r/>
+            <w:r>
+              <w:rPr>
+                <w:sz w:val="17"/>
+              </w:rPr>
+              <w:t>bulk only</w:t>
+            </w:r>
+          </w:p>
+        </w:tc>
+        <w:tc>
+          <w:tcPr>
+            <w:tcW w:type="dxa" w:w="3600"/>
+          </w:tcPr>
+          <w:p>
+            <w:pPr>
+              <w:spacing w:line="240" w:lineRule="auto" w:after="20"/>
+            </w:pPr>
+            <w:r/>
+            <w:r>
+              <w:rPr>
+                <w:sz w:val="17"/>
+              </w:rPr>
+              <w:t>0.0 / 0.4 / 1.5 / 5.5 / 23.5</w:t>
+            </w:r>
+          </w:p>
+        </w:tc>
+        <w:tc>
+          <w:tcPr>
+            <w:tcW w:type="dxa" w:w="1008"/>
+          </w:tcPr>
+          <w:p>
+            <w:pPr>
+              <w:spacing w:line="240" w:lineRule="auto" w:after="20"/>
+            </w:pPr>
+            <w:r/>
+            <w:r>
+              <w:rPr>
+                <w:sz w:val="17"/>
+              </w:rPr>
+              <w:t>14%</w:t>
+            </w:r>
+          </w:p>
+        </w:tc>
+        <w:tc>
+          <w:tcPr>
+            <w:tcW w:type="dxa" w:w="1008"/>
+          </w:tcPr>
+          <w:p>
+            <w:pPr>
+              <w:spacing w:line="240" w:lineRule="auto" w:after="20"/>
+            </w:pPr>
+            <w:r/>
+            <w:r>
+              <w:rPr>
+                <w:sz w:val="17"/>
+              </w:rPr>
+              <w:t>73%</w:t>
+            </w:r>
+          </w:p>
+        </w:tc>
+        <w:tc>
+          <w:tcPr>
+            <w:tcW w:type="dxa" w:w="1008"/>
+          </w:tcPr>
+          <w:p>
+            <w:pPr>
+              <w:spacing w:line="240" w:lineRule="auto" w:after="20"/>
+            </w:pPr>
+            <w:r/>
+            <w:r>
+              <w:rPr>
+                <w:sz w:val="17"/>
+              </w:rPr>
+              <w:t>13%</w:t>
+            </w:r>
+          </w:p>
+        </w:tc>
+      </w:tr>
+      <w:tr>
+        <w:tc>
+          <w:tcPr>
+            <w:tcW w:type="dxa" w:w="1152"/>
+          </w:tcPr>
+          <w:p>
+            <w:pPr>
+              <w:spacing w:line="240" w:lineRule="auto" w:after="20"/>
+            </w:pPr>
+            <w:r/>
+            <w:r>
+              <w:rPr>
+                <w:sz w:val="17"/>
+              </w:rPr>
+              <w:t>40 µm</w:t>
+            </w:r>
+          </w:p>
+        </w:tc>
+        <w:tc>
+          <w:tcPr>
+            <w:tcW w:type="dxa" w:w="1440"/>
+          </w:tcPr>
+          <w:p>
+            <w:pPr>
+              <w:spacing w:line="240" w:lineRule="auto" w:after="20"/>
+            </w:pPr>
+            <w:r/>
+            <w:r>
+              <w:rPr>
+                <w:sz w:val="17"/>
+              </w:rPr>
+              <w:t>+ surfaces</w:t>
+            </w:r>
+          </w:p>
+        </w:tc>
+        <w:tc>
+          <w:tcPr>
+            <w:tcW w:type="dxa" w:w="3600"/>
+          </w:tcPr>
+          <w:p>
+            <w:pPr>
+              <w:spacing w:line="240" w:lineRule="auto" w:after="20"/>
+            </w:pPr>
+            <w:r/>
+            <w:r>
+              <w:rPr>
+                <w:sz w:val="17"/>
+              </w:rPr>
+              <w:t>0.1 / 0.8 / 2.3 / 6.2 / 24.0</w:t>
+            </w:r>
+          </w:p>
+        </w:tc>
+        <w:tc>
+          <w:tcPr>
+            <w:tcW w:type="dxa" w:w="1008"/>
+          </w:tcPr>
+          <w:p>
+            <w:pPr>
+              <w:spacing w:line="240" w:lineRule="auto" w:after="20"/>
+            </w:pPr>
+            <w:r/>
+            <w:r>
+              <w:rPr>
+                <w:sz w:val="17"/>
+              </w:rPr>
+              <w:t>17%</w:t>
+            </w:r>
+          </w:p>
+        </w:tc>
+        <w:tc>
+          <w:tcPr>
+            <w:tcW w:type="dxa" w:w="1008"/>
+          </w:tcPr>
+          <w:p>
+            <w:pPr>
+              <w:spacing w:line="240" w:lineRule="auto" w:after="20"/>
+            </w:pPr>
+            <w:r/>
+            <w:r>
+              <w:rPr>
+                <w:sz w:val="17"/>
+              </w:rPr>
+              <w:t>69%</w:t>
+            </w:r>
+          </w:p>
+        </w:tc>
+        <w:tc>
+          <w:tcPr>
+            <w:tcW w:type="dxa" w:w="1008"/>
+          </w:tcPr>
+          <w:p>
+            <w:pPr>
+              <w:spacing w:line="240" w:lineRule="auto" w:after="20"/>
+            </w:pPr>
+            <w:r/>
+            <w:r>
+              <w:rPr>
+                <w:sz w:val="17"/>
+              </w:rPr>
+              <w:t>14%</w:t>
+            </w:r>
+          </w:p>
+        </w:tc>
+      </w:tr>
+      <w:tr>
+        <w:tc>
+          <w:tcPr>
+            <w:tcW w:type="dxa" w:w="1152"/>
+          </w:tcPr>
+          <w:p>
+            <w:pPr>
+              <w:spacing w:line="240" w:lineRule="auto" w:after="20"/>
+            </w:pPr>
+            <w:r/>
+            <w:r>
+              <w:rPr>
+                <w:sz w:val="17"/>
+              </w:rPr>
+              <w:t>40 µm</w:t>
+            </w:r>
+          </w:p>
+        </w:tc>
+        <w:tc>
+          <w:tcPr>
+            <w:tcW w:type="dxa" w:w="1440"/>
+          </w:tcPr>
+          <w:p>
+            <w:pPr>
+              <w:spacing w:line="240" w:lineRule="auto" w:after="20"/>
+            </w:pPr>
+            <w:r/>
+            <w:r>
+              <w:rPr>
+                <w:sz w:val="17"/>
+              </w:rPr>
+              <w:t>+ coarse</w:t>
+            </w:r>
+          </w:p>
+        </w:tc>
+        <w:tc>
+          <w:tcPr>
+            <w:tcW w:type="dxa" w:w="3600"/>
+          </w:tcPr>
+          <w:p>
+            <w:pPr>
+              <w:spacing w:line="240" w:lineRule="auto" w:after="20"/>
+            </w:pPr>
+            <w:r/>
+            <w:r>
+              <w:rPr>
+                <w:sz w:val="17"/>
+              </w:rPr>
+              <w:t>0.5 / 1.6 / 3.8 / 8.6 / 25.3</w:t>
+            </w:r>
+          </w:p>
+        </w:tc>
+        <w:tc>
+          <w:tcPr>
+            <w:tcW w:type="dxa" w:w="1008"/>
+          </w:tcPr>
+          <w:p>
+            <w:pPr>
+              <w:spacing w:line="240" w:lineRule="auto" w:after="20"/>
+            </w:pPr>
+            <w:r/>
+            <w:r>
+              <w:rPr>
+                <w:sz w:val="17"/>
+              </w:rPr>
+              <w:t>25%</w:t>
+            </w:r>
+          </w:p>
+        </w:tc>
+        <w:tc>
+          <w:tcPr>
+            <w:tcW w:type="dxa" w:w="1008"/>
+          </w:tcPr>
+          <w:p>
+            <w:pPr>
+              <w:spacing w:line="240" w:lineRule="auto" w:after="20"/>
+            </w:pPr>
+            <w:r/>
+            <w:r>
+              <w:rPr>
+                <w:sz w:val="17"/>
+              </w:rPr>
+              <w:t>58%</w:t>
+            </w:r>
+          </w:p>
+        </w:tc>
+        <w:tc>
+          <w:tcPr>
+            <w:tcW w:type="dxa" w:w="1008"/>
+          </w:tcPr>
+          <w:p>
+            <w:pPr>
+              <w:spacing w:line="240" w:lineRule="auto" w:after="20"/>
+            </w:pPr>
+            <w:r/>
+            <w:r>
+              <w:rPr>
+                <w:sz w:val="17"/>
+              </w:rPr>
+              <w:t>17%</w:t>
+            </w:r>
+          </w:p>
+        </w:tc>
+      </w:tr>
+      <w:tr>
+        <w:tc>
+          <w:tcPr>
+            <w:tcW w:type="dxa" w:w="1152"/>
+          </w:tcPr>
+          <w:p>
+            <w:pPr>
+              <w:spacing w:line="240" w:lineRule="auto" w:after="20"/>
+            </w:pPr>
+            <w:r/>
+            <w:r>
+              <w:rPr>
+                <w:sz w:val="17"/>
+              </w:rPr>
+              <w:t>40 µm</w:t>
+            </w:r>
+          </w:p>
+        </w:tc>
+        <w:tc>
+          <w:tcPr>
+            <w:tcW w:type="dxa" w:w="1440"/>
+          </w:tcPr>
+          <w:p>
+            <w:pPr>
+              <w:spacing w:line="240" w:lineRule="auto" w:after="20"/>
+            </w:pPr>
+            <w:r/>
+            <w:r>
+              <w:rPr>
+                <w:sz w:val="17"/>
+              </w:rPr>
+              <w:t>+ both</w:t>
+            </w:r>
+          </w:p>
+        </w:tc>
+        <w:tc>
+          <w:tcPr>
+            <w:tcW w:type="dxa" w:w="3600"/>
+          </w:tcPr>
+          <w:p>
+            <w:pPr>
+              <w:spacing w:line="240" w:lineRule="auto" w:after="20"/>
+            </w:pPr>
+            <w:r/>
+            <w:r>
+              <w:rPr>
+                <w:sz w:val="17"/>
+              </w:rPr>
+              <w:t>0.7 / 2.2 / 4.6 / 9.2 / 25.8</w:t>
+            </w:r>
+          </w:p>
+        </w:tc>
+        <w:tc>
+          <w:tcPr>
+            <w:tcW w:type="dxa" w:w="1008"/>
+          </w:tcPr>
+          <w:p>
+            <w:pPr>
+              <w:spacing w:line="240" w:lineRule="auto" w:after="20"/>
+            </w:pPr>
+            <w:r/>
+            <w:r>
+              <w:rPr>
+                <w:sz w:val="17"/>
+              </w:rPr>
+              <w:t>29%</w:t>
+            </w:r>
+          </w:p>
+        </w:tc>
+        <w:tc>
+          <w:tcPr>
+            <w:tcW w:type="dxa" w:w="1008"/>
+          </w:tcPr>
+          <w:p>
+            <w:pPr>
+              <w:spacing w:line="240" w:lineRule="auto" w:after="20"/>
+            </w:pPr>
+            <w:r/>
+            <w:r>
+              <w:rPr>
+                <w:sz w:val="17"/>
+              </w:rPr>
+              <w:t>53%</w:t>
+            </w:r>
+          </w:p>
+        </w:tc>
+        <w:tc>
+          <w:tcPr>
+            <w:tcW w:type="dxa" w:w="1008"/>
+          </w:tcPr>
+          <w:p>
+            <w:pPr>
+              <w:spacing w:line="240" w:lineRule="auto" w:after="20"/>
+            </w:pPr>
+            <w:r/>
+            <w:r>
+              <w:rPr>
+                <w:sz w:val="17"/>
+              </w:rPr>
+              <w:t>18%</w:t>
+            </w:r>
+          </w:p>
+        </w:tc>
+      </w:tr>
+      <w:tr>
+        <w:tc>
+          <w:tcPr>
+            <w:tcW w:type="dxa" w:w="1152"/>
+          </w:tcPr>
+          <w:p>
+            <w:pPr>
+              <w:spacing w:line="240" w:lineRule="auto" w:after="20"/>
+            </w:pPr>
+            <w:r/>
+            <w:r>
+              <w:rPr>
+                <w:sz w:val="17"/>
+              </w:rPr>
+              <w:t>100 µm</w:t>
+            </w:r>
+          </w:p>
+        </w:tc>
+        <w:tc>
+          <w:tcPr>
+            <w:tcW w:type="dxa" w:w="1440"/>
+          </w:tcPr>
+          <w:p>
+            <w:pPr>
+              <w:spacing w:line="240" w:lineRule="auto" w:after="20"/>
+            </w:pPr>
+            <w:r/>
+            <w:r>
+              <w:rPr>
+                <w:sz w:val="17"/>
+              </w:rPr>
+              <w:t>bulk only</w:t>
+            </w:r>
+          </w:p>
+        </w:tc>
+        <w:tc>
+          <w:tcPr>
+            <w:tcW w:type="dxa" w:w="3600"/>
+          </w:tcPr>
+          <w:p>
+            <w:pPr>
+              <w:spacing w:line="240" w:lineRule="auto" w:after="20"/>
+            </w:pPr>
+            <w:r/>
+            <w:r>
+              <w:rPr>
+                <w:sz w:val="17"/>
+              </w:rPr>
+              <w:t>0.0 / 1.0 / 3.6 / 13.6 / 52.8</w:t>
+            </w:r>
+          </w:p>
+        </w:tc>
+        <w:tc>
+          <w:tcPr>
+            <w:tcW w:type="dxa" w:w="1008"/>
+          </w:tcPr>
+          <w:p>
+            <w:pPr>
+              <w:spacing w:line="240" w:lineRule="auto" w:after="20"/>
+            </w:pPr>
+            <w:r/>
+            <w:r>
+              <w:rPr>
+                <w:sz w:val="17"/>
+              </w:rPr>
+              <w:t>17%</w:t>
+            </w:r>
+          </w:p>
+        </w:tc>
+        <w:tc>
+          <w:tcPr>
+            <w:tcW w:type="dxa" w:w="1008"/>
+          </w:tcPr>
+          <w:p>
+            <w:pPr>
+              <w:spacing w:line="240" w:lineRule="auto" w:after="20"/>
+            </w:pPr>
+            <w:r/>
+            <w:r>
+              <w:rPr>
+                <w:sz w:val="17"/>
+              </w:rPr>
+              <w:t>56%</w:t>
+            </w:r>
+          </w:p>
+        </w:tc>
+        <w:tc>
+          <w:tcPr>
+            <w:tcW w:type="dxa" w:w="1008"/>
+          </w:tcPr>
+          <w:p>
+            <w:pPr>
+              <w:spacing w:line="240" w:lineRule="auto" w:after="20"/>
+            </w:pPr>
+            <w:r/>
+            <w:r>
+              <w:rPr>
+                <w:sz w:val="17"/>
+              </w:rPr>
+              <w:t>28%</w:t>
+            </w:r>
+          </w:p>
+        </w:tc>
+      </w:tr>
+      <w:tr>
+        <w:tc>
+          <w:tcPr>
+            <w:tcW w:type="dxa" w:w="1152"/>
+          </w:tcPr>
+          <w:p>
+            <w:pPr>
+              <w:spacing w:line="240" w:lineRule="auto" w:after="20"/>
+            </w:pPr>
+            <w:r/>
+            <w:r>
+              <w:rPr>
+                <w:sz w:val="17"/>
+              </w:rPr>
+              <w:t>100 µm</w:t>
+            </w:r>
+          </w:p>
+        </w:tc>
+        <w:tc>
+          <w:tcPr>
+            <w:tcW w:type="dxa" w:w="1440"/>
+          </w:tcPr>
+          <w:p>
+            <w:pPr>
+              <w:spacing w:line="240" w:lineRule="auto" w:after="20"/>
+            </w:pPr>
+            <w:r/>
+            <w:r>
+              <w:rPr>
+                <w:sz w:val="17"/>
+              </w:rPr>
+              <w:t>+ surfaces</w:t>
+            </w:r>
+          </w:p>
+        </w:tc>
+        <w:tc>
+          <w:tcPr>
+            <w:tcW w:type="dxa" w:w="3600"/>
+          </w:tcPr>
+          <w:p>
+            <w:pPr>
+              <w:spacing w:line="240" w:lineRule="auto" w:after="20"/>
+            </w:pPr>
+            <w:r/>
+            <w:r>
+              <w:rPr>
+                <w:sz w:val="17"/>
+              </w:rPr>
+              <w:t>0.3 / 1.5 / 4.5 / 14.1 / 53.1</w:t>
+            </w:r>
+          </w:p>
+        </w:tc>
+        <w:tc>
+          <w:tcPr>
+            <w:tcW w:type="dxa" w:w="1008"/>
+          </w:tcPr>
+          <w:p>
+            <w:pPr>
+              <w:spacing w:line="240" w:lineRule="auto" w:after="20"/>
+            </w:pPr>
+            <w:r/>
+            <w:r>
+              <w:rPr>
+                <w:sz w:val="17"/>
+              </w:rPr>
+              <w:t>19%</w:t>
+            </w:r>
+          </w:p>
+        </w:tc>
+        <w:tc>
+          <w:tcPr>
+            <w:tcW w:type="dxa" w:w="1008"/>
+          </w:tcPr>
+          <w:p>
+            <w:pPr>
+              <w:spacing w:line="240" w:lineRule="auto" w:after="20"/>
+            </w:pPr>
+            <w:r/>
+            <w:r>
+              <w:rPr>
+                <w:sz w:val="17"/>
+              </w:rPr>
+              <w:t>52%</w:t>
+            </w:r>
+          </w:p>
+        </w:tc>
+        <w:tc>
+          <w:tcPr>
+            <w:tcW w:type="dxa" w:w="1008"/>
+          </w:tcPr>
+          <w:p>
+            <w:pPr>
+              <w:spacing w:line="240" w:lineRule="auto" w:after="20"/>
+            </w:pPr>
+            <w:r/>
+            <w:r>
+              <w:rPr>
+                <w:sz w:val="17"/>
+              </w:rPr>
+              <w:t>29%</w:t>
+            </w:r>
+          </w:p>
+        </w:tc>
+      </w:tr>
+      <w:tr>
+        <w:tc>
+          <w:tcPr>
+            <w:tcW w:type="dxa" w:w="1152"/>
+          </w:tcPr>
+          <w:p>
+            <w:pPr>
+              <w:spacing w:line="240" w:lineRule="auto" w:after="20"/>
+            </w:pPr>
+            <w:r/>
+            <w:r>
+              <w:rPr>
+                <w:sz w:val="17"/>
+              </w:rPr>
+              <w:t>100 µm</w:t>
+            </w:r>
+          </w:p>
+        </w:tc>
+        <w:tc>
+          <w:tcPr>
+            <w:tcW w:type="dxa" w:w="1440"/>
+          </w:tcPr>
+          <w:p>
+            <w:pPr>
+              <w:spacing w:line="240" w:lineRule="auto" w:after="20"/>
+            </w:pPr>
+            <w:r/>
+            <w:r>
+              <w:rPr>
+                <w:sz w:val="17"/>
+              </w:rPr>
+              <w:t>+ coarse</w:t>
+            </w:r>
+          </w:p>
+        </w:tc>
+        <w:tc>
+          <w:tcPr>
+            <w:tcW w:type="dxa" w:w="3600"/>
+          </w:tcPr>
+          <w:p>
+            <w:pPr>
+              <w:spacing w:line="240" w:lineRule="auto" w:after="20"/>
+            </w:pPr>
+            <w:r/>
+            <w:r>
+              <w:rPr>
+                <w:sz w:val="17"/>
+              </w:rPr>
+              <w:t>1.3 / 4.1 / 9.4 / 20.5 / 55.6</w:t>
+            </w:r>
+          </w:p>
+        </w:tc>
+        <w:tc>
+          <w:tcPr>
+            <w:tcW w:type="dxa" w:w="1008"/>
+          </w:tcPr>
+          <w:p>
+            <w:pPr>
+              <w:spacing w:line="240" w:lineRule="auto" w:after="20"/>
+            </w:pPr>
+            <w:r/>
+            <w:r>
+              <w:rPr>
+                <w:sz w:val="17"/>
+              </w:rPr>
+              <w:t>27%</w:t>
+            </w:r>
+          </w:p>
+        </w:tc>
+        <w:tc>
+          <w:tcPr>
+            <w:tcW w:type="dxa" w:w="1008"/>
+          </w:tcPr>
+          <w:p>
+            <w:pPr>
+              <w:spacing w:line="240" w:lineRule="auto" w:after="20"/>
+            </w:pPr>
+            <w:r/>
+            <w:r>
+              <w:rPr>
+                <w:sz w:val="17"/>
+              </w:rPr>
+              <w:t>30%</w:t>
+            </w:r>
+          </w:p>
+        </w:tc>
+        <w:tc>
+          <w:tcPr>
+            <w:tcW w:type="dxa" w:w="1008"/>
+          </w:tcPr>
+          <w:p>
+            <w:pPr>
+              <w:spacing w:line="240" w:lineRule="auto" w:after="20"/>
+            </w:pPr>
+            <w:r/>
+            <w:r>
+              <w:rPr>
+                <w:sz w:val="17"/>
+              </w:rPr>
+              <w:t>43%</w:t>
+            </w:r>
+          </w:p>
+        </w:tc>
+      </w:tr>
+      <w:tr>
+        <w:tc>
+          <w:tcPr>
+            <w:tcW w:type="dxa" w:w="1152"/>
+          </w:tcPr>
+          <w:p>
+            <w:pPr>
+              <w:spacing w:line="240" w:lineRule="auto" w:after="20"/>
+            </w:pPr>
+            <w:r/>
+            <w:r>
+              <w:rPr>
+                <w:sz w:val="17"/>
+              </w:rPr>
+              <w:t>100 µm</w:t>
+            </w:r>
+          </w:p>
+        </w:tc>
+        <w:tc>
+          <w:tcPr>
+            <w:tcW w:type="dxa" w:w="1440"/>
+          </w:tcPr>
+          <w:p>
+            <w:pPr>
+              <w:spacing w:line="240" w:lineRule="auto" w:after="20"/>
+            </w:pPr>
+            <w:r/>
+            <w:r>
+              <w:rPr>
+                <w:sz w:val="17"/>
+              </w:rPr>
+              <w:t>+ both</w:t>
+            </w:r>
+          </w:p>
+        </w:tc>
+        <w:tc>
+          <w:tcPr>
+            <w:tcW w:type="dxa" w:w="3600"/>
+          </w:tcPr>
+          <w:p>
+            <w:pPr>
+              <w:spacing w:line="240" w:lineRule="auto" w:after="20"/>
+            </w:pPr>
+            <w:r/>
+            <w:r>
+              <w:rPr>
+                <w:sz w:val="17"/>
+              </w:rPr>
+              <w:t>1.6 / 4.7 / 10.0 / 21.0 / 55.9</w:t>
+            </w:r>
+          </w:p>
+        </w:tc>
+        <w:tc>
+          <w:tcPr>
+            <w:tcW w:type="dxa" w:w="1008"/>
+          </w:tcPr>
+          <w:p>
+            <w:pPr>
+              <w:spacing w:line="240" w:lineRule="auto" w:after="20"/>
+            </w:pPr>
+            <w:r/>
+            <w:r>
+              <w:rPr>
+                <w:sz w:val="17"/>
+              </w:rPr>
+              <w:t>29%</w:t>
+            </w:r>
+          </w:p>
+        </w:tc>
+        <w:tc>
+          <w:tcPr>
+            <w:tcW w:type="dxa" w:w="1008"/>
+          </w:tcPr>
+          <w:p>
+            <w:pPr>
+              <w:spacing w:line="240" w:lineRule="auto" w:after="20"/>
+            </w:pPr>
+            <w:r/>
+            <w:r>
+              <w:rPr>
+                <w:sz w:val="17"/>
+              </w:rPr>
+              <w:t>26%</w:t>
+            </w:r>
+          </w:p>
+        </w:tc>
+        <w:tc>
+          <w:tcPr>
+            <w:tcW w:type="dxa" w:w="1008"/>
+          </w:tcPr>
+          <w:p>
+            <w:pPr>
+              <w:spacing w:line="240" w:lineRule="auto" w:after="20"/>
+            </w:pPr>
+            <w:r/>
+            <w:r>
+              <w:rPr>
+                <w:sz w:val="17"/>
+              </w:rPr>
+              <w:t>44%</w:t>
+            </w:r>
+          </w:p>
+        </w:tc>
+      </w:tr>
+      <w:tr>
+        <w:tc>
+          <w:tcPr>
+            <w:tcW w:type="dxa" w:w="1152"/>
+          </w:tcPr>
+          <w:p>
+            <w:pPr>
+              <w:spacing w:line="240" w:lineRule="auto" w:after="20"/>
+            </w:pPr>
+            <w:r/>
+            <w:r>
+              <w:rPr>
+                <w:sz w:val="17"/>
+              </w:rPr>
+              <w:t>200 µm</w:t>
+            </w:r>
+          </w:p>
+        </w:tc>
+        <w:tc>
+          <w:tcPr>
+            <w:tcW w:type="dxa" w:w="1440"/>
+          </w:tcPr>
+          <w:p>
+            <w:pPr>
+              <w:spacing w:line="240" w:lineRule="auto" w:after="20"/>
+            </w:pPr>
+            <w:r/>
+            <w:r>
+              <w:rPr>
+                <w:sz w:val="17"/>
+              </w:rPr>
+              <w:t>bulk only</w:t>
+            </w:r>
+          </w:p>
+        </w:tc>
+        <w:tc>
+          <w:tcPr>
+            <w:tcW w:type="dxa" w:w="3600"/>
+          </w:tcPr>
+          <w:p>
+            <w:pPr>
+              <w:spacing w:line="240" w:lineRule="auto" w:after="20"/>
+            </w:pPr>
+            <w:r/>
+            <w:r>
+              <w:rPr>
+                <w:sz w:val="17"/>
+              </w:rPr>
+              <w:t>0.0 / 1.9 / 7.3 / 26.5 / 81.9</w:t>
+            </w:r>
+          </w:p>
+        </w:tc>
+        <w:tc>
+          <w:tcPr>
+            <w:tcW w:type="dxa" w:w="1008"/>
+          </w:tcPr>
+          <w:p>
+            <w:pPr>
+              <w:spacing w:line="240" w:lineRule="auto" w:after="20"/>
+            </w:pPr>
+            <w:r/>
+            <w:r>
+              <w:rPr>
+                <w:sz w:val="17"/>
+              </w:rPr>
+              <w:t>17%</w:t>
+            </w:r>
+          </w:p>
+        </w:tc>
+        <w:tc>
+          <w:tcPr>
+            <w:tcW w:type="dxa" w:w="1008"/>
+          </w:tcPr>
+          <w:p>
+            <w:pPr>
+              <w:spacing w:line="240" w:lineRule="auto" w:after="20"/>
+            </w:pPr>
+            <w:r/>
+            <w:r>
+              <w:rPr>
+                <w:sz w:val="17"/>
+              </w:rPr>
+              <w:t>42%</w:t>
+            </w:r>
+          </w:p>
+        </w:tc>
+        <w:tc>
+          <w:tcPr>
+            <w:tcW w:type="dxa" w:w="1008"/>
+          </w:tcPr>
+          <w:p>
+            <w:pPr>
+              <w:spacing w:line="240" w:lineRule="auto" w:after="20"/>
+            </w:pPr>
+            <w:r/>
+            <w:r>
+              <w:rPr>
+                <w:sz w:val="17"/>
+              </w:rPr>
+              <w:t>41%</w:t>
+            </w:r>
+          </w:p>
+        </w:tc>
+      </w:tr>
+      <w:tr>
+        <w:tc>
+          <w:tcPr>
+            <w:tcW w:type="dxa" w:w="1152"/>
+          </w:tcPr>
+          <w:p>
+            <w:pPr>
+              <w:spacing w:line="240" w:lineRule="auto" w:after="20"/>
+            </w:pPr>
+            <w:r/>
+            <w:r>
+              <w:rPr>
+                <w:sz w:val="17"/>
+              </w:rPr>
+              <w:t>200 µm</w:t>
+            </w:r>
+          </w:p>
+        </w:tc>
+        <w:tc>
+          <w:tcPr>
+            <w:tcW w:type="dxa" w:w="1440"/>
+          </w:tcPr>
+          <w:p>
+            <w:pPr>
+              <w:spacing w:line="240" w:lineRule="auto" w:after="20"/>
+            </w:pPr>
+            <w:r/>
+            <w:r>
+              <w:rPr>
+                <w:sz w:val="17"/>
+              </w:rPr>
+              <w:t>+ surfaces</w:t>
+            </w:r>
+          </w:p>
+        </w:tc>
+        <w:tc>
+          <w:tcPr>
+            <w:tcW w:type="dxa" w:w="3600"/>
+          </w:tcPr>
+          <w:p>
+            <w:pPr>
+              <w:spacing w:line="240" w:lineRule="auto" w:after="20"/>
+            </w:pPr>
+            <w:r/>
+            <w:r>
+              <w:rPr>
+                <w:sz w:val="17"/>
+              </w:rPr>
+              <w:t>0.4 / 2.6 / 8.0 / 27.0 / 82.1</w:t>
+            </w:r>
+          </w:p>
+        </w:tc>
+        <w:tc>
+          <w:tcPr>
+            <w:tcW w:type="dxa" w:w="1008"/>
+          </w:tcPr>
+          <w:p>
+            <w:pPr>
+              <w:spacing w:line="240" w:lineRule="auto" w:after="20"/>
+            </w:pPr>
+            <w:r/>
+            <w:r>
+              <w:rPr>
+                <w:sz w:val="17"/>
+              </w:rPr>
+              <w:t>19%</w:t>
+            </w:r>
+          </w:p>
+        </w:tc>
+        <w:tc>
+          <w:tcPr>
+            <w:tcW w:type="dxa" w:w="1008"/>
+          </w:tcPr>
+          <w:p>
+            <w:pPr>
+              <w:spacing w:line="240" w:lineRule="auto" w:after="20"/>
+            </w:pPr>
+            <w:r/>
+            <w:r>
+              <w:rPr>
+                <w:sz w:val="17"/>
+              </w:rPr>
+              <w:t>39%</w:t>
+            </w:r>
+          </w:p>
+        </w:tc>
+        <w:tc>
+          <w:tcPr>
+            <w:tcW w:type="dxa" w:w="1008"/>
+          </w:tcPr>
+          <w:p>
+            <w:pPr>
+              <w:spacing w:line="240" w:lineRule="auto" w:after="20"/>
+            </w:pPr>
+            <w:r/>
+            <w:r>
+              <w:rPr>
+                <w:sz w:val="17"/>
+              </w:rPr>
+              <w:t>42%</w:t>
+            </w:r>
+          </w:p>
+        </w:tc>
+      </w:tr>
+      <w:tr>
+        <w:tc>
+          <w:tcPr>
+            <w:tcW w:type="dxa" w:w="1152"/>
+          </w:tcPr>
+          <w:p>
+            <w:pPr>
+              <w:spacing w:line="240" w:lineRule="auto" w:after="20"/>
+            </w:pPr>
+            <w:r/>
+            <w:r>
+              <w:rPr>
+                <w:sz w:val="17"/>
+              </w:rPr>
+              <w:t>200 µm</w:t>
+            </w:r>
+          </w:p>
+        </w:tc>
+        <w:tc>
+          <w:tcPr>
+            <w:tcW w:type="dxa" w:w="1440"/>
+          </w:tcPr>
+          <w:p>
+            <w:pPr>
+              <w:spacing w:line="240" w:lineRule="auto" w:after="20"/>
+            </w:pPr>
+            <w:r/>
+            <w:r>
+              <w:rPr>
+                <w:sz w:val="17"/>
+              </w:rPr>
+              <w:t>+ coarse</w:t>
+            </w:r>
+          </w:p>
+        </w:tc>
+        <w:tc>
+          <w:tcPr>
+            <w:tcW w:type="dxa" w:w="3600"/>
+          </w:tcPr>
+          <w:p>
+            <w:pPr>
+              <w:spacing w:line="240" w:lineRule="auto" w:after="20"/>
+            </w:pPr>
+            <w:r/>
+            <w:r>
+              <w:rPr>
+                <w:sz w:val="17"/>
+              </w:rPr>
+              <w:t>2.6 / 8.0 / 18.1 / 37.9 / 84.0</w:t>
+            </w:r>
+          </w:p>
+        </w:tc>
+        <w:tc>
+          <w:tcPr>
+            <w:tcW w:type="dxa" w:w="1008"/>
+          </w:tcPr>
+          <w:p>
+            <w:pPr>
+              <w:spacing w:line="240" w:lineRule="auto" w:after="20"/>
+            </w:pPr>
+            <w:r/>
+            <w:r>
+              <w:rPr>
+                <w:sz w:val="17"/>
+              </w:rPr>
+              <w:t>22%</w:t>
+            </w:r>
+          </w:p>
+        </w:tc>
+        <w:tc>
+          <w:tcPr>
+            <w:tcW w:type="dxa" w:w="1008"/>
+          </w:tcPr>
+          <w:p>
+            <w:pPr>
+              <w:spacing w:line="240" w:lineRule="auto" w:after="20"/>
+            </w:pPr>
+            <w:r/>
+            <w:r>
+              <w:rPr>
+                <w:sz w:val="17"/>
+              </w:rPr>
+              <w:t>14%</w:t>
+            </w:r>
+          </w:p>
+        </w:tc>
+        <w:tc>
+          <w:tcPr>
+            <w:tcW w:type="dxa" w:w="1008"/>
+          </w:tcPr>
+          <w:p>
+            <w:pPr>
+              <w:spacing w:line="240" w:lineRule="auto" w:after="20"/>
+            </w:pPr>
+            <w:r/>
+            <w:r>
+              <w:rPr>
+                <w:sz w:val="17"/>
+              </w:rPr>
+              <w:t>64%</w:t>
+            </w:r>
+          </w:p>
+        </w:tc>
+      </w:tr>
+      <w:tr>
+        <w:tc>
+          <w:tcPr>
+            <w:tcW w:type="dxa" w:w="1152"/>
+          </w:tcPr>
+          <w:p>
+            <w:pPr>
+              <w:spacing w:line="240" w:lineRule="auto" w:after="20"/>
+            </w:pPr>
+            <w:r/>
+            <w:r>
+              <w:rPr>
+                <w:sz w:val="17"/>
+              </w:rPr>
+              <w:t>200 µm</w:t>
+            </w:r>
+          </w:p>
+        </w:tc>
+        <w:tc>
+          <w:tcPr>
+            <w:tcW w:type="dxa" w:w="1440"/>
+          </w:tcPr>
+          <w:p>
+            <w:pPr>
+              <w:spacing w:line="240" w:lineRule="auto" w:after="20"/>
+            </w:pPr>
+            <w:r/>
+            <w:r>
+              <w:rPr>
+                <w:sz w:val="17"/>
+              </w:rPr>
+              <w:t>+ both</w:t>
+            </w:r>
+          </w:p>
+        </w:tc>
+        <w:tc>
+          <w:tcPr>
+            <w:tcW w:type="dxa" w:w="3600"/>
+          </w:tcPr>
+          <w:p>
+            <w:pPr>
+              <w:spacing w:line="240" w:lineRule="auto" w:after="20"/>
+            </w:pPr>
+            <w:r/>
+            <w:r>
+              <w:rPr>
+                <w:sz w:val="17"/>
+              </w:rPr>
+              <w:t>3.0 / 8.6 / 18.7 / 38.3 / 84.1</w:t>
+            </w:r>
+          </w:p>
+        </w:tc>
+        <w:tc>
+          <w:tcPr>
+            <w:tcW w:type="dxa" w:w="1008"/>
+          </w:tcPr>
+          <w:p>
+            <w:pPr>
+              <w:spacing w:line="240" w:lineRule="auto" w:after="20"/>
+            </w:pPr>
+            <w:r/>
+            <w:r>
+              <w:rPr>
+                <w:sz w:val="17"/>
+              </w:rPr>
+              <w:t>23%</w:t>
+            </w:r>
+          </w:p>
+        </w:tc>
+        <w:tc>
+          <w:tcPr>
+            <w:tcW w:type="dxa" w:w="1008"/>
+          </w:tcPr>
+          <w:p>
+            <w:pPr>
+              <w:spacing w:line="240" w:lineRule="auto" w:after="20"/>
+            </w:pPr>
+            <w:r/>
+            <w:r>
+              <w:rPr>
+                <w:sz w:val="17"/>
+              </w:rPr>
+              <w:t>12%</w:t>
+            </w:r>
+          </w:p>
+        </w:tc>
+        <w:tc>
+          <w:tcPr>
+            <w:tcW w:type="dxa" w:w="1008"/>
+          </w:tcPr>
+          <w:p>
+            <w:pPr>
+              <w:spacing w:line="240" w:lineRule="auto" w:after="20"/>
+            </w:pPr>
+            <w:r/>
+            <w:r>
+              <w:rPr>
+                <w:sz w:val="17"/>
+              </w:rPr>
+              <w:t>66%</w:t>
+            </w:r>
+          </w:p>
+        </w:tc>
+      </w:tr>
+    </w:tbl>
+    <w:p>
+      <w:pPr>
+        <w:spacing w:after="40"/>
+      </w:pPr>
+    </w:p>
+    <w:p>
+      <w:pPr>
+        <w:keepNext/>
+        <w:spacing w:line="276" w:lineRule="auto" w:after="200"/>
+      </w:pPr>
+      <w:r>
+        <w:rPr>
+          <w:b/>
+          <w:sz w:val="19"/>
+        </w:rPr>
+        <w:t>Table S12</w:t>
+      </w:r>
+      <w:r>
+        <w:rPr>
+          <w:sz w:val="19"/>
+        </w:rPr>
+        <w:t xml:space="preserve"> Inverse calculation: the coarse volume fraction that alone gives 8% haze at 40 µm, and the haze it implies thicker. Largest correlation length a (nm) for 100 µm, 10% haze and 5% voids once a baseline is present.</w:t>
+      </w:r>
+    </w:p>
+    <w:tbl>
+      <w:tblPr>
+        <w:tblStyle w:val="TableGrid"/>
+        <w:tblW w:type="auto" w:w="0"/>
+        <w:jc w:val="center"/>
+        <w:tblLayout w:type="fixed"/>
+        <w:tblLook w:firstColumn="1" w:firstRow="1" w:lastColumn="0" w:lastRow="0" w:noHBand="0" w:noVBand="1" w:val="04A0"/>
+      </w:tblPr>
+      <w:tblGrid>
+        <w:gridCol w:w="2016"/>
+        <w:gridCol w:w="2304"/>
+        <w:gridCol w:w="2160"/>
+        <w:gridCol w:w="2160"/>
+      </w:tblGrid>
+      <w:tr>
+        <w:trPr>
+          <w:tblHeader w:val="true"/>
+        </w:trPr>
+        <w:tc>
+          <w:tcPr>
+            <w:tcW w:type="dxa" w:w="2016"/>
+            <w:shd w:val="clear" w:color="auto" w:fill="E7ECF1"/>
+          </w:tcPr>
+          <w:p>
+            <w:pPr>
+              <w:spacing w:line="240" w:lineRule="auto" w:after="20"/>
+            </w:pPr>
+            <w:r/>
+            <w:r>
+              <w:rPr>
+                <w:b/>
+                <w:sz w:val="17"/>
+              </w:rPr>
+              <w:t>Coarse size (nm)</w:t>
+            </w:r>
+          </w:p>
+        </w:tc>
+        <w:tc>
+          <w:tcPr>
+            <w:tcW w:type="dxa" w:w="2304"/>
+            <w:shd w:val="clear" w:color="auto" w:fill="E7ECF1"/>
+          </w:tcPr>
+          <w:p>
+            <w:pPr>
+              <w:spacing w:line="240" w:lineRule="auto" w:after="20"/>
+            </w:pPr>
+            <w:r/>
+            <w:r>
+              <w:rPr>
+                <w:b/>
+                <w:sz w:val="17"/>
+              </w:rPr>
+              <w:t>Volume fraction</w:t>
+            </w:r>
+          </w:p>
+        </w:tc>
+        <w:tc>
+          <w:tcPr>
+            <w:tcW w:type="dxa" w:w="2160"/>
+            <w:shd w:val="clear" w:color="auto" w:fill="E7ECF1"/>
+          </w:tcPr>
+          <w:p>
+            <w:pPr>
+              <w:spacing w:line="240" w:lineRule="auto" w:after="20"/>
+            </w:pPr>
+            <w:r/>
+            <w:r>
+              <w:rPr>
+                <w:b/>
+                <w:sz w:val="17"/>
+              </w:rPr>
+              <w:t>Haze at 100 µm</w:t>
+            </w:r>
+          </w:p>
+        </w:tc>
+        <w:tc>
+          <w:tcPr>
+            <w:tcW w:type="dxa" w:w="2160"/>
+            <w:shd w:val="clear" w:color="auto" w:fill="E7ECF1"/>
+          </w:tcPr>
+          <w:p>
+            <w:pPr>
+              <w:spacing w:line="240" w:lineRule="auto" w:after="20"/>
+            </w:pPr>
+            <w:r/>
+            <w:r>
+              <w:rPr>
+                <w:b/>
+                <w:sz w:val="17"/>
+              </w:rPr>
+              <w:t>Haze at 200 µm</w:t>
+            </w:r>
+          </w:p>
+        </w:tc>
+      </w:tr>
+      <w:tr>
+        <w:tc>
+          <w:tcPr>
+            <w:tcW w:type="dxa" w:w="2016"/>
+          </w:tcPr>
+          <w:p>
+            <w:pPr>
+              <w:spacing w:line="240" w:lineRule="auto" w:after="20"/>
+            </w:pPr>
+            <w:r/>
+            <w:r>
+              <w:rPr>
+                <w:sz w:val="17"/>
+              </w:rPr>
+              <w:t>50</w:t>
+            </w:r>
+          </w:p>
+        </w:tc>
+        <w:tc>
+          <w:tcPr>
+            <w:tcW w:type="dxa" w:w="2304"/>
+          </w:tcPr>
+          <w:p>
+            <w:pPr>
+              <w:spacing w:line="240" w:lineRule="auto" w:after="20"/>
+            </w:pPr>
+            <w:r/>
+            <w:r>
+              <w:rPr>
+                <w:sz w:val="17"/>
+              </w:rPr>
+              <w:t>0.1697%</w:t>
+            </w:r>
+          </w:p>
+        </w:tc>
+        <w:tc>
+          <w:tcPr>
+            <w:tcW w:type="dxa" w:w="2160"/>
+          </w:tcPr>
+          <w:p>
+            <w:pPr>
+              <w:spacing w:line="240" w:lineRule="auto" w:after="20"/>
+            </w:pPr>
+            <w:r/>
+            <w:r>
+              <w:rPr>
+                <w:sz w:val="17"/>
+              </w:rPr>
+              <w:t>19.0%</w:t>
+            </w:r>
+          </w:p>
+        </w:tc>
+        <w:tc>
+          <w:tcPr>
+            <w:tcW w:type="dxa" w:w="2160"/>
+          </w:tcPr>
+          <w:p>
+            <w:pPr>
+              <w:spacing w:line="240" w:lineRule="auto" w:after="20"/>
+            </w:pPr>
+            <w:r/>
+            <w:r>
+              <w:rPr>
+                <w:sz w:val="17"/>
+              </w:rPr>
+              <w:t>34.9%</w:t>
+            </w:r>
+          </w:p>
+        </w:tc>
+      </w:tr>
+      <w:tr>
+        <w:tc>
+          <w:tcPr>
+            <w:tcW w:type="dxa" w:w="2016"/>
+          </w:tcPr>
+          <w:p>
+            <w:pPr>
+              <w:spacing w:line="240" w:lineRule="auto" w:after="20"/>
+            </w:pPr>
+            <w:r/>
+            <w:r>
+              <w:rPr>
+                <w:sz w:val="17"/>
+              </w:rPr>
+              <w:t>100</w:t>
+            </w:r>
+          </w:p>
+        </w:tc>
+        <w:tc>
+          <w:tcPr>
+            <w:tcW w:type="dxa" w:w="2304"/>
+          </w:tcPr>
+          <w:p>
+            <w:pPr>
+              <w:spacing w:line="240" w:lineRule="auto" w:after="20"/>
+            </w:pPr>
+            <w:r/>
+            <w:r>
+              <w:rPr>
+                <w:sz w:val="17"/>
+              </w:rPr>
+              <w:t>0.0542%</w:t>
+            </w:r>
+          </w:p>
+        </w:tc>
+        <w:tc>
+          <w:tcPr>
+            <w:tcW w:type="dxa" w:w="2160"/>
+          </w:tcPr>
+          <w:p>
+            <w:pPr>
+              <w:spacing w:line="240" w:lineRule="auto" w:after="20"/>
+            </w:pPr>
+            <w:r/>
+            <w:r>
+              <w:rPr>
+                <w:sz w:val="17"/>
+              </w:rPr>
+              <w:t>18.9%</w:t>
+            </w:r>
+          </w:p>
+        </w:tc>
+        <w:tc>
+          <w:tcPr>
+            <w:tcW w:type="dxa" w:w="2160"/>
+          </w:tcPr>
+          <w:p>
+            <w:pPr>
+              <w:spacing w:line="240" w:lineRule="auto" w:after="20"/>
+            </w:pPr>
+            <w:r/>
+            <w:r>
+              <w:rPr>
+                <w:sz w:val="17"/>
+              </w:rPr>
+              <w:t>34.3%</w:t>
+            </w:r>
+          </w:p>
+        </w:tc>
+      </w:tr>
+      <w:tr>
+        <w:tc>
+          <w:tcPr>
+            <w:tcW w:type="dxa" w:w="2016"/>
+          </w:tcPr>
+          <w:p>
+            <w:pPr>
+              <w:spacing w:line="240" w:lineRule="auto" w:after="20"/>
+            </w:pPr>
+            <w:r/>
+            <w:r>
+              <w:rPr>
+                <w:sz w:val="17"/>
+              </w:rPr>
+              <w:t>200</w:t>
+            </w:r>
+          </w:p>
+        </w:tc>
+        <w:tc>
+          <w:tcPr>
+            <w:tcW w:type="dxa" w:w="2304"/>
+          </w:tcPr>
+          <w:p>
+            <w:pPr>
+              <w:spacing w:line="240" w:lineRule="auto" w:after="20"/>
+            </w:pPr>
+            <w:r/>
+            <w:r>
+              <w:rPr>
+                <w:sz w:val="17"/>
+              </w:rPr>
+              <w:t>0.0226%</w:t>
+            </w:r>
+          </w:p>
+        </w:tc>
+        <w:tc>
+          <w:tcPr>
+            <w:tcW w:type="dxa" w:w="2160"/>
+          </w:tcPr>
+          <w:p>
+            <w:pPr>
+              <w:spacing w:line="240" w:lineRule="auto" w:after="20"/>
+            </w:pPr>
+            <w:r/>
+            <w:r>
+              <w:rPr>
+                <w:sz w:val="17"/>
+              </w:rPr>
+              <w:t>18.9%</w:t>
+            </w:r>
+          </w:p>
+        </w:tc>
+        <w:tc>
+          <w:tcPr>
+            <w:tcW w:type="dxa" w:w="2160"/>
+          </w:tcPr>
+          <w:p>
+            <w:pPr>
+              <w:spacing w:line="240" w:lineRule="auto" w:after="20"/>
+            </w:pPr>
+            <w:r/>
+            <w:r>
+              <w:rPr>
+                <w:sz w:val="17"/>
+              </w:rPr>
+              <w:t>34.2%</w:t>
+            </w:r>
+          </w:p>
+        </w:tc>
+      </w:tr>
+      <w:tr>
+        <w:tc>
+          <w:tcPr>
+            <w:tcW w:type="dxa" w:w="2016"/>
+          </w:tcPr>
+          <w:p>
+            <w:pPr>
+              <w:spacing w:line="240" w:lineRule="auto" w:after="20"/>
+            </w:pPr>
+            <w:r/>
+            <w:r>
+              <w:rPr>
+                <w:sz w:val="17"/>
+              </w:rPr>
+              <w:t>300</w:t>
+            </w:r>
+          </w:p>
+        </w:tc>
+        <w:tc>
+          <w:tcPr>
+            <w:tcW w:type="dxa" w:w="2304"/>
+          </w:tcPr>
+          <w:p>
+            <w:pPr>
+              <w:spacing w:line="240" w:lineRule="auto" w:after="20"/>
+            </w:pPr>
+            <w:r/>
+            <w:r>
+              <w:rPr>
+                <w:sz w:val="17"/>
+              </w:rPr>
+              <w:t>0.0147%</w:t>
+            </w:r>
+          </w:p>
+        </w:tc>
+        <w:tc>
+          <w:tcPr>
+            <w:tcW w:type="dxa" w:w="2160"/>
+          </w:tcPr>
+          <w:p>
+            <w:pPr>
+              <w:spacing w:line="240" w:lineRule="auto" w:after="20"/>
+            </w:pPr>
+            <w:r/>
+            <w:r>
+              <w:rPr>
+                <w:sz w:val="17"/>
+              </w:rPr>
+              <w:t>18.9%</w:t>
+            </w:r>
+          </w:p>
+        </w:tc>
+        <w:tc>
+          <w:tcPr>
+            <w:tcW w:type="dxa" w:w="2160"/>
+          </w:tcPr>
+          <w:p>
+            <w:pPr>
+              <w:spacing w:line="240" w:lineRule="auto" w:after="20"/>
+            </w:pPr>
+            <w:r/>
+            <w:r>
+              <w:rPr>
+                <w:sz w:val="17"/>
+              </w:rPr>
+              <w:t>34.3%</w:t>
+            </w:r>
+          </w:p>
+        </w:tc>
+      </w:tr>
+    </w:tbl>
+    <w:p>
+      <w:pPr>
+        <w:spacing w:after="40"/>
+      </w:pPr>
+    </w:p>
+    <w:p>
+      <w:pPr>
+        <w:keepNext w:val="0"/>
+        <w:jc w:val="both"/>
+      </w:pPr>
+      <w:r>
+        <w:t>Largest correlation length at 100 µm, 10% haze and 5% voids: 10.0 nm with no baseline; 10.0, 9.8 and 9.0 nm with face roughness of 5, 10 and 20 nm RMS; 9.9 and 9.4 nm with a 100 nm coarse population of 0.001% and 0.005%.</w:t>
+      </w:r>
+    </w:p>
+    <w:p>
+      <w:pPr>
+        <w:pStyle w:val="Heading1"/>
+      </w:pPr>
+      <w:r>
+        <w:rPr>
+          <w:rFonts w:ascii="Times New Roman" w:hAnsi="Times New Roman"/>
+        </w:rPr>
+        <w:t>S8 Prior schemes and the full robustness panel (main text Section 6.7)</w:t>
+      </w:r>
+    </w:p>
+    <w:p>
+      <w:pPr>
+        <w:keepNext w:val="0"/>
+        <w:jc w:val="both"/>
+      </w:pPr>
+      <w:r>
+        <w:t>Each scheme draws all 19 parameters independently (N = 200,000, streams seed + 100 + k). Literature-informed ranges are left unchanged by the last four schemes; the schemes act on the 11 assumed ranges.</w:t>
+      </w:r>
+    </w:p>
+    <w:tbl>
+      <w:tblPr>
+        <w:tblStyle w:val="TableGrid"/>
+        <w:tblW w:type="auto" w:w="0"/>
+        <w:jc w:val="center"/>
+        <w:tblLayout w:type="fixed"/>
+        <w:tblLook w:firstColumn="1" w:firstRow="1" w:lastColumn="0" w:lastRow="0" w:noHBand="0" w:noVBand="1" w:val="04A0"/>
+      </w:tblPr>
+      <w:tblGrid>
+        <w:gridCol w:w="1584"/>
+        <w:gridCol w:w="7920"/>
+      </w:tblGrid>
+      <w:tr>
+        <w:trPr>
+          <w:tblHeader w:val="true"/>
+        </w:trPr>
+        <w:tc>
+          <w:tcPr>
+            <w:tcW w:type="dxa" w:w="1584"/>
+            <w:shd w:val="clear" w:color="auto" w:fill="E7ECF1"/>
+          </w:tcPr>
+          <w:p>
+            <w:pPr>
+              <w:spacing w:line="240" w:lineRule="auto" w:after="20"/>
+            </w:pPr>
+            <w:r/>
+            <w:r>
+              <w:rPr>
+                <w:b/>
+                <w:sz w:val="17"/>
+              </w:rPr>
+              <w:t>Scheme</w:t>
+            </w:r>
+          </w:p>
+        </w:tc>
+        <w:tc>
+          <w:tcPr>
+            <w:tcW w:type="dxa" w:w="7920"/>
+            <w:shd w:val="clear" w:color="auto" w:fill="E7ECF1"/>
+          </w:tcPr>
+          <w:p>
+            <w:pPr>
+              <w:spacing w:line="240" w:lineRule="auto" w:after="20"/>
+            </w:pPr>
+            <w:r/>
+            <w:r>
+              <w:rPr>
+                <w:b/>
+                <w:sz w:val="17"/>
+              </w:rPr>
+              <w:t>Definition</w:t>
+            </w:r>
+          </w:p>
+        </w:tc>
+      </w:tr>
+      <w:tr>
+        <w:tc>
+          <w:tcPr>
+            <w:tcW w:type="dxa" w:w="1584"/>
+          </w:tcPr>
+          <w:p>
+            <w:pPr>
+              <w:spacing w:line="240" w:lineRule="auto" w:after="20"/>
+            </w:pPr>
+            <w:r/>
+            <w:r>
+              <w:rPr>
+                <w:sz w:val="17"/>
+              </w:rPr>
+              <w:t>base</w:t>
+            </w:r>
+          </w:p>
+        </w:tc>
+        <w:tc>
+          <w:tcPr>
+            <w:tcW w:type="dxa" w:w="7920"/>
+          </w:tcPr>
+          <w:p>
+            <w:pPr>
+              <w:spacing w:line="240" w:lineRule="auto" w:after="20"/>
+            </w:pPr>
+            <w:r/>
+            <w:r>
+              <w:rPr>
+                <w:sz w:val="17"/>
+              </w:rPr>
+              <w:t>Uniform, or log-uniform where the range spans an order of magnitude (the distributions of the main text)</w:t>
+            </w:r>
+          </w:p>
+        </w:tc>
+      </w:tr>
+      <w:tr>
+        <w:tc>
+          <w:tcPr>
+            <w:tcW w:type="dxa" w:w="1584"/>
+          </w:tcPr>
+          <w:p>
+            <w:pPr>
+              <w:spacing w:line="240" w:lineRule="auto" w:after="20"/>
+            </w:pPr>
+            <w:r/>
+            <w:r>
+              <w:rPr>
+                <w:sz w:val="17"/>
+              </w:rPr>
+              <w:t>uniform</w:t>
+            </w:r>
+          </w:p>
+        </w:tc>
+        <w:tc>
+          <w:tcPr>
+            <w:tcW w:type="dxa" w:w="7920"/>
+          </w:tcPr>
+          <w:p>
+            <w:pPr>
+              <w:spacing w:line="240" w:lineRule="auto" w:after="20"/>
+            </w:pPr>
+            <w:r/>
+            <w:r>
+              <w:rPr>
+                <w:sz w:val="17"/>
+              </w:rPr>
+              <w:t>Uniform in linear space for every parameter</w:t>
+            </w:r>
+          </w:p>
+        </w:tc>
+      </w:tr>
+      <w:tr>
+        <w:tc>
+          <w:tcPr>
+            <w:tcW w:type="dxa" w:w="1584"/>
+          </w:tcPr>
+          <w:p>
+            <w:pPr>
+              <w:spacing w:line="240" w:lineRule="auto" w:after="20"/>
+            </w:pPr>
+            <w:r/>
+            <w:r>
+              <w:rPr>
+                <w:sz w:val="17"/>
+              </w:rPr>
+              <w:t>centred</w:t>
+            </w:r>
+          </w:p>
+        </w:tc>
+        <w:tc>
+          <w:tcPr>
+            <w:tcW w:type="dxa" w:w="7920"/>
+          </w:tcPr>
+          <w:p>
+            <w:pPr>
+              <w:spacing w:line="240" w:lineRule="auto" w:after="20"/>
+            </w:pPr>
+            <w:r/>
+            <w:r>
+              <w:rPr>
+                <w:sz w:val="17"/>
+              </w:rPr>
+              <w:t>Triangular, mode at the middle of the range (geometric middle for log-uniform)</w:t>
+            </w:r>
+          </w:p>
+        </w:tc>
+      </w:tr>
+      <w:tr>
+        <w:tc>
+          <w:tcPr>
+            <w:tcW w:type="dxa" w:w="1584"/>
+          </w:tcPr>
+          <w:p>
+            <w:pPr>
+              <w:spacing w:line="240" w:lineRule="auto" w:after="20"/>
+            </w:pPr>
+            <w:r/>
+            <w:r>
+              <w:rPr>
+                <w:sz w:val="17"/>
+              </w:rPr>
+              <w:t>widened</w:t>
+            </w:r>
+          </w:p>
+        </w:tc>
+        <w:tc>
+          <w:tcPr>
+            <w:tcW w:type="dxa" w:w="7920"/>
+          </w:tcPr>
+          <w:p>
+            <w:pPr>
+              <w:spacing w:line="240" w:lineRule="auto" w:after="20"/>
+            </w:pPr>
+            <w:r/>
+            <w:r>
+              <w:rPr>
+                <w:sz w:val="17"/>
+              </w:rPr>
+              <w:t>Assumed ranges widened by 50% of their width on each side, clipped to physical limits (e.g. wrinkle tolerance 0–0.725, n</w:t>
+            </w:r>
+            <w:r>
+              <w:rPr>
+                <w:sz w:val="17"/>
+                <w:vertAlign w:val="subscript"/>
+              </w:rPr>
+              <w:t>c</w:t>
+            </w:r>
+            <w:r>
+              <w:rPr>
+                <w:sz w:val="17"/>
+              </w:rPr>
+              <w:t xml:space="preserve"> 1.44–1.68)</w:t>
+            </w:r>
+          </w:p>
+        </w:tc>
+      </w:tr>
+      <w:tr>
+        <w:tc>
+          <w:tcPr>
+            <w:tcW w:type="dxa" w:w="1584"/>
+          </w:tcPr>
+          <w:p>
+            <w:pPr>
+              <w:spacing w:line="240" w:lineRule="auto" w:after="20"/>
+            </w:pPr>
+            <w:r/>
+            <w:r>
+              <w:rPr>
+                <w:sz w:val="17"/>
+              </w:rPr>
+              <w:t>narrowed</w:t>
+            </w:r>
+          </w:p>
+        </w:tc>
+        <w:tc>
+          <w:tcPr>
+            <w:tcW w:type="dxa" w:w="7920"/>
+          </w:tcPr>
+          <w:p>
+            <w:pPr>
+              <w:spacing w:line="240" w:lineRule="auto" w:after="20"/>
+            </w:pPr>
+            <w:r/>
+            <w:r>
+              <w:rPr>
+                <w:sz w:val="17"/>
+              </w:rPr>
+              <w:t>Assumed ranges narrowed to their central 50%</w:t>
+            </w:r>
+          </w:p>
+        </w:tc>
+      </w:tr>
+      <w:tr>
+        <w:tc>
+          <w:tcPr>
+            <w:tcW w:type="dxa" w:w="1584"/>
+          </w:tcPr>
+          <w:p>
+            <w:pPr>
+              <w:spacing w:line="240" w:lineRule="auto" w:after="20"/>
+            </w:pPr>
+            <w:r/>
+            <w:r>
+              <w:rPr>
+                <w:sz w:val="17"/>
+              </w:rPr>
+              <w:t>optimistic</w:t>
+            </w:r>
+          </w:p>
+        </w:tc>
+        <w:tc>
+          <w:tcPr>
+            <w:tcW w:type="dxa" w:w="7920"/>
+          </w:tcPr>
+          <w:p>
+            <w:pPr>
+              <w:spacing w:line="240" w:lineRule="auto" w:after="20"/>
+            </w:pPr>
+            <w:r/>
+            <w:r>
+              <w:rPr>
+                <w:sz w:val="17"/>
+              </w:rPr>
+              <w:t>Assumed parameters triangular with the mode at the end of the range that helps the test</w:t>
+            </w:r>
+          </w:p>
+        </w:tc>
+      </w:tr>
+      <w:tr>
+        <w:tc>
+          <w:tcPr>
+            <w:tcW w:type="dxa" w:w="1584"/>
+          </w:tcPr>
+          <w:p>
+            <w:pPr>
+              <w:spacing w:line="240" w:lineRule="auto" w:after="20"/>
+            </w:pPr>
+            <w:r/>
+            <w:r>
+              <w:rPr>
+                <w:sz w:val="17"/>
+              </w:rPr>
+              <w:t>pessimistic</w:t>
+            </w:r>
+          </w:p>
+        </w:tc>
+        <w:tc>
+          <w:tcPr>
+            <w:tcW w:type="dxa" w:w="7920"/>
+          </w:tcPr>
+          <w:p>
+            <w:pPr>
+              <w:spacing w:line="240" w:lineRule="auto" w:after="20"/>
+            </w:pPr>
+            <w:r/>
+            <w:r>
+              <w:rPr>
+                <w:sz w:val="17"/>
+              </w:rPr>
+              <w:t>Assumed parameters triangular with the mode at the end of the range that hurts the test</w:t>
+            </w:r>
+          </w:p>
+        </w:tc>
+      </w:tr>
+    </w:tbl>
+    <w:p>
+      <w:pPr>
+        <w:spacing w:after="40"/>
+      </w:pPr>
+    </w:p>
+    <w:p>
+      <w:pPr>
+        <w:keepNext/>
+        <w:spacing w:line="276" w:lineRule="auto" w:after="200"/>
+      </w:pPr>
+      <w:r>
+        <w:rPr>
+          <w:b/>
+          <w:sz w:val="19"/>
+        </w:rPr>
+        <w:t>Table S13</w:t>
+      </w:r>
+      <w:r>
+        <w:rPr>
+          <w:sz w:val="19"/>
+        </w:rPr>
+        <w:t xml:space="preserve"> Outputs of Sections 6.1–6.4 under the seven prior schemes (fractions of samples unless stated).</w:t>
+      </w:r>
+    </w:p>
+    <w:tbl>
+      <w:tblPr>
+        <w:tblStyle w:val="TableGrid"/>
+        <w:tblW w:type="auto" w:w="0"/>
+        <w:jc w:val="center"/>
+        <w:tblLayout w:type="fixed"/>
+        <w:tblLook w:firstColumn="1" w:firstRow="1" w:lastColumn="0" w:lastRow="0" w:noHBand="0" w:noVBand="1" w:val="04A0"/>
+      </w:tblPr>
+      <w:tblGrid>
+        <w:gridCol w:w="2880"/>
+        <w:gridCol w:w="979"/>
+        <w:gridCol w:w="979"/>
+        <w:gridCol w:w="979"/>
+        <w:gridCol w:w="979"/>
+        <w:gridCol w:w="979"/>
+        <w:gridCol w:w="979"/>
+        <w:gridCol w:w="979"/>
+      </w:tblGrid>
+      <w:tr>
+        <w:trPr>
+          <w:tblHeader w:val="true"/>
+        </w:trPr>
+        <w:tc>
+          <w:tcPr>
+            <w:tcW w:type="dxa" w:w="2880"/>
+            <w:shd w:val="clear" w:color="auto" w:fill="E7ECF1"/>
+          </w:tcPr>
+          <w:p>
+            <w:pPr>
+              <w:spacing w:line="240" w:lineRule="auto" w:after="20"/>
+            </w:pPr>
+            <w:r/>
+            <w:r>
+              <w:rPr>
+                <w:b/>
+                <w:sz w:val="13"/>
+              </w:rPr>
+              <w:t>Output</w:t>
+            </w:r>
+          </w:p>
+        </w:tc>
+        <w:tc>
+          <w:tcPr>
+            <w:tcW w:type="dxa" w:w="979"/>
+            <w:shd w:val="clear" w:color="auto" w:fill="E7ECF1"/>
+          </w:tcPr>
+          <w:p>
+            <w:pPr>
+              <w:spacing w:line="240" w:lineRule="auto" w:after="20"/>
+            </w:pPr>
+            <w:r/>
+            <w:r>
+              <w:rPr>
+                <w:b/>
+                <w:sz w:val="13"/>
+              </w:rPr>
+              <w:t>base</w:t>
+            </w:r>
+          </w:p>
+        </w:tc>
+        <w:tc>
+          <w:tcPr>
+            <w:tcW w:type="dxa" w:w="979"/>
+            <w:shd w:val="clear" w:color="auto" w:fill="E7ECF1"/>
+          </w:tcPr>
+          <w:p>
+            <w:pPr>
+              <w:spacing w:line="240" w:lineRule="auto" w:after="20"/>
+            </w:pPr>
+            <w:r/>
+            <w:r>
+              <w:rPr>
+                <w:b/>
+                <w:sz w:val="13"/>
+              </w:rPr>
+              <w:t>uniform</w:t>
+            </w:r>
+          </w:p>
+        </w:tc>
+        <w:tc>
+          <w:tcPr>
+            <w:tcW w:type="dxa" w:w="979"/>
+            <w:shd w:val="clear" w:color="auto" w:fill="E7ECF1"/>
+          </w:tcPr>
+          <w:p>
+            <w:pPr>
+              <w:spacing w:line="240" w:lineRule="auto" w:after="20"/>
+            </w:pPr>
+            <w:r/>
+            <w:r>
+              <w:rPr>
+                <w:b/>
+                <w:sz w:val="13"/>
+              </w:rPr>
+              <w:t>centred</w:t>
+            </w:r>
+          </w:p>
+        </w:tc>
+        <w:tc>
+          <w:tcPr>
+            <w:tcW w:type="dxa" w:w="979"/>
+            <w:shd w:val="clear" w:color="auto" w:fill="E7ECF1"/>
+          </w:tcPr>
+          <w:p>
+            <w:pPr>
+              <w:spacing w:line="240" w:lineRule="auto" w:after="20"/>
+            </w:pPr>
+            <w:r/>
+            <w:r>
+              <w:rPr>
+                <w:b/>
+                <w:sz w:val="13"/>
+              </w:rPr>
+              <w:t>widened</w:t>
+            </w:r>
+          </w:p>
+        </w:tc>
+        <w:tc>
+          <w:tcPr>
+            <w:tcW w:type="dxa" w:w="979"/>
+            <w:shd w:val="clear" w:color="auto" w:fill="E7ECF1"/>
+          </w:tcPr>
+          <w:p>
+            <w:pPr>
+              <w:spacing w:line="240" w:lineRule="auto" w:after="20"/>
+            </w:pPr>
+            <w:r/>
+            <w:r>
+              <w:rPr>
+                <w:b/>
+                <w:sz w:val="13"/>
+              </w:rPr>
+              <w:t>narrowed</w:t>
+            </w:r>
+          </w:p>
+        </w:tc>
+        <w:tc>
+          <w:tcPr>
+            <w:tcW w:type="dxa" w:w="979"/>
+            <w:shd w:val="clear" w:color="auto" w:fill="E7ECF1"/>
+          </w:tcPr>
+          <w:p>
+            <w:pPr>
+              <w:spacing w:line="240" w:lineRule="auto" w:after="20"/>
+            </w:pPr>
+            <w:r/>
+            <w:r>
+              <w:rPr>
+                <w:b/>
+                <w:sz w:val="13"/>
+              </w:rPr>
+              <w:t>optimistic</w:t>
+            </w:r>
+          </w:p>
+        </w:tc>
+        <w:tc>
+          <w:tcPr>
+            <w:tcW w:type="dxa" w:w="979"/>
+            <w:shd w:val="clear" w:color="auto" w:fill="E7ECF1"/>
+          </w:tcPr>
+          <w:p>
+            <w:pPr>
+              <w:spacing w:line="240" w:lineRule="auto" w:after="20"/>
+            </w:pPr>
+            <w:r/>
+            <w:r>
+              <w:rPr>
+                <w:b/>
+                <w:sz w:val="13"/>
+              </w:rPr>
+              <w:t>pessimistic</w:t>
+            </w:r>
+          </w:p>
+        </w:tc>
+      </w:tr>
+      <w:tr>
+        <w:tc>
+          <w:tcPr>
+            <w:tcW w:type="dxa" w:w="2880"/>
+          </w:tcPr>
+          <w:p>
+            <w:pPr>
+              <w:spacing w:line="240" w:lineRule="auto" w:after="20"/>
+            </w:pPr>
+            <w:r/>
+            <w:r>
+              <w:rPr>
+                <w:sz w:val="13"/>
+              </w:rPr>
+              <w:t>P_haze10_ref_t100</w:t>
+            </w:r>
+          </w:p>
+        </w:tc>
+        <w:tc>
+          <w:tcPr>
+            <w:tcW w:type="dxa" w:w="979"/>
+          </w:tcPr>
+          <w:p>
+            <w:pPr>
+              <w:spacing w:line="240" w:lineRule="auto" w:after="20"/>
+            </w:pPr>
+            <w:r/>
+            <w:r>
+              <w:rPr>
+                <w:sz w:val="13"/>
+              </w:rPr>
+              <w:t>0.693</w:t>
+            </w:r>
+          </w:p>
+        </w:tc>
+        <w:tc>
+          <w:tcPr>
+            <w:tcW w:type="dxa" w:w="979"/>
+          </w:tcPr>
+          <w:p>
+            <w:pPr>
+              <w:spacing w:line="240" w:lineRule="auto" w:after="20"/>
+            </w:pPr>
+            <w:r/>
+            <w:r>
+              <w:rPr>
+                <w:sz w:val="13"/>
+              </w:rPr>
+              <w:t>0.462</w:t>
+            </w:r>
+          </w:p>
+        </w:tc>
+        <w:tc>
+          <w:tcPr>
+            <w:tcW w:type="dxa" w:w="979"/>
+          </w:tcPr>
+          <w:p>
+            <w:pPr>
+              <w:spacing w:line="240" w:lineRule="auto" w:after="20"/>
+            </w:pPr>
+            <w:r/>
+            <w:r>
+              <w:rPr>
+                <w:sz w:val="13"/>
+              </w:rPr>
+              <w:t>0.499</w:t>
+            </w:r>
+          </w:p>
+        </w:tc>
+        <w:tc>
+          <w:tcPr>
+            <w:tcW w:type="dxa" w:w="979"/>
+          </w:tcPr>
+          <w:p>
+            <w:pPr>
+              <w:spacing w:line="240" w:lineRule="auto" w:after="20"/>
+            </w:pPr>
+            <w:r/>
+            <w:r>
+              <w:rPr>
+                <w:sz w:val="13"/>
+              </w:rPr>
+              <w:t>0.684</w:t>
+            </w:r>
+          </w:p>
+        </w:tc>
+        <w:tc>
+          <w:tcPr>
+            <w:tcW w:type="dxa" w:w="979"/>
+          </w:tcPr>
+          <w:p>
+            <w:pPr>
+              <w:spacing w:line="240" w:lineRule="auto" w:after="20"/>
+            </w:pPr>
+            <w:r/>
+            <w:r>
+              <w:rPr>
+                <w:sz w:val="13"/>
+              </w:rPr>
+              <w:t>0.695</w:t>
+            </w:r>
+          </w:p>
+        </w:tc>
+        <w:tc>
+          <w:tcPr>
+            <w:tcW w:type="dxa" w:w="979"/>
+          </w:tcPr>
+          <w:p>
+            <w:pPr>
+              <w:spacing w:line="240" w:lineRule="auto" w:after="20"/>
+            </w:pPr>
+            <w:r/>
+            <w:r>
+              <w:rPr>
+                <w:sz w:val="13"/>
+              </w:rPr>
+              <w:t>0.802</w:t>
+            </w:r>
+          </w:p>
+        </w:tc>
+        <w:tc>
+          <w:tcPr>
+            <w:tcW w:type="dxa" w:w="979"/>
+          </w:tcPr>
+          <w:p>
+            <w:pPr>
+              <w:spacing w:line="240" w:lineRule="auto" w:after="20"/>
+            </w:pPr>
+            <w:r/>
+            <w:r>
+              <w:rPr>
+                <w:sz w:val="13"/>
+              </w:rPr>
+              <w:t>0.572</w:t>
+            </w:r>
+          </w:p>
+        </w:tc>
+      </w:tr>
+      <w:tr>
+        <w:tc>
+          <w:tcPr>
+            <w:tcW w:type="dxa" w:w="2880"/>
+          </w:tcPr>
+          <w:p>
+            <w:pPr>
+              <w:spacing w:line="240" w:lineRule="auto" w:after="20"/>
+            </w:pPr>
+            <w:r/>
+            <w:r>
+              <w:rPr>
+                <w:sz w:val="13"/>
+              </w:rPr>
+              <w:t>P_haze10_bag_t100</w:t>
+            </w:r>
+          </w:p>
+        </w:tc>
+        <w:tc>
+          <w:tcPr>
+            <w:tcW w:type="dxa" w:w="979"/>
+          </w:tcPr>
+          <w:p>
+            <w:pPr>
+              <w:spacing w:line="240" w:lineRule="auto" w:after="20"/>
+            </w:pPr>
+            <w:r/>
+            <w:r>
+              <w:rPr>
+                <w:sz w:val="13"/>
+              </w:rPr>
+              <w:t>0.255</w:t>
+            </w:r>
+          </w:p>
+        </w:tc>
+        <w:tc>
+          <w:tcPr>
+            <w:tcW w:type="dxa" w:w="979"/>
+          </w:tcPr>
+          <w:p>
+            <w:pPr>
+              <w:spacing w:line="240" w:lineRule="auto" w:after="20"/>
+            </w:pPr>
+            <w:r/>
+            <w:r>
+              <w:rPr>
+                <w:sz w:val="13"/>
+              </w:rPr>
+              <w:t>0.094</w:t>
+            </w:r>
+          </w:p>
+        </w:tc>
+        <w:tc>
+          <w:tcPr>
+            <w:tcW w:type="dxa" w:w="979"/>
+          </w:tcPr>
+          <w:p>
+            <w:pPr>
+              <w:spacing w:line="240" w:lineRule="auto" w:after="20"/>
+            </w:pPr>
+            <w:r/>
+            <w:r>
+              <w:rPr>
+                <w:sz w:val="13"/>
+              </w:rPr>
+              <w:t>0.021</w:t>
+            </w:r>
+          </w:p>
+        </w:tc>
+        <w:tc>
+          <w:tcPr>
+            <w:tcW w:type="dxa" w:w="979"/>
+          </w:tcPr>
+          <w:p>
+            <w:pPr>
+              <w:spacing w:line="240" w:lineRule="auto" w:after="20"/>
+            </w:pPr>
+            <w:r/>
+            <w:r>
+              <w:rPr>
+                <w:sz w:val="13"/>
+              </w:rPr>
+              <w:t>0.300</w:t>
+            </w:r>
+          </w:p>
+        </w:tc>
+        <w:tc>
+          <w:tcPr>
+            <w:tcW w:type="dxa" w:w="979"/>
+          </w:tcPr>
+          <w:p>
+            <w:pPr>
+              <w:spacing w:line="240" w:lineRule="auto" w:after="20"/>
+            </w:pPr>
+            <w:r/>
+            <w:r>
+              <w:rPr>
+                <w:sz w:val="13"/>
+              </w:rPr>
+              <w:t>0.243</w:t>
+            </w:r>
+          </w:p>
+        </w:tc>
+        <w:tc>
+          <w:tcPr>
+            <w:tcW w:type="dxa" w:w="979"/>
+          </w:tcPr>
+          <w:p>
+            <w:pPr>
+              <w:spacing w:line="240" w:lineRule="auto" w:after="20"/>
+            </w:pPr>
+            <w:r/>
+            <w:r>
+              <w:rPr>
+                <w:sz w:val="13"/>
+              </w:rPr>
+              <w:t>0.349</w:t>
+            </w:r>
+          </w:p>
+        </w:tc>
+        <w:tc>
+          <w:tcPr>
+            <w:tcW w:type="dxa" w:w="979"/>
+          </w:tcPr>
+          <w:p>
+            <w:pPr>
+              <w:spacing w:line="240" w:lineRule="auto" w:after="20"/>
+            </w:pPr>
+            <w:r/>
+            <w:r>
+              <w:rPr>
+                <w:sz w:val="13"/>
+              </w:rPr>
+              <w:t>0.161</w:t>
+            </w:r>
+          </w:p>
+        </w:tc>
+      </w:tr>
+      <w:tr>
+        <w:tc>
+          <w:tcPr>
+            <w:tcW w:type="dxa" w:w="2880"/>
+          </w:tcPr>
+          <w:p>
+            <w:pPr>
+              <w:spacing w:line="240" w:lineRule="auto" w:after="20"/>
+            </w:pPr>
+            <w:r/>
+            <w:r>
+              <w:rPr>
+                <w:sz w:val="13"/>
+              </w:rPr>
+              <w:t>P_haze10_bag_t200</w:t>
+            </w:r>
+          </w:p>
+        </w:tc>
+        <w:tc>
+          <w:tcPr>
+            <w:tcW w:type="dxa" w:w="979"/>
+          </w:tcPr>
+          <w:p>
+            <w:pPr>
+              <w:spacing w:line="240" w:lineRule="auto" w:after="20"/>
+            </w:pPr>
+            <w:r/>
+            <w:r>
+              <w:rPr>
+                <w:sz w:val="13"/>
+              </w:rPr>
+              <w:t>0.179</w:t>
+            </w:r>
+          </w:p>
+        </w:tc>
+        <w:tc>
+          <w:tcPr>
+            <w:tcW w:type="dxa" w:w="979"/>
+          </w:tcPr>
+          <w:p>
+            <w:pPr>
+              <w:spacing w:line="240" w:lineRule="auto" w:after="20"/>
+            </w:pPr>
+            <w:r/>
+            <w:r>
+              <w:rPr>
+                <w:sz w:val="13"/>
+              </w:rPr>
+              <w:t>0.073</w:t>
+            </w:r>
+          </w:p>
+        </w:tc>
+        <w:tc>
+          <w:tcPr>
+            <w:tcW w:type="dxa" w:w="979"/>
+          </w:tcPr>
+          <w:p>
+            <w:pPr>
+              <w:spacing w:line="240" w:lineRule="auto" w:after="20"/>
+            </w:pPr>
+            <w:r/>
+            <w:r>
+              <w:rPr>
+                <w:sz w:val="13"/>
+              </w:rPr>
+              <w:t>0.012</w:t>
+            </w:r>
+          </w:p>
+        </w:tc>
+        <w:tc>
+          <w:tcPr>
+            <w:tcW w:type="dxa" w:w="979"/>
+          </w:tcPr>
+          <w:p>
+            <w:pPr>
+              <w:spacing w:line="240" w:lineRule="auto" w:after="20"/>
+            </w:pPr>
+            <w:r/>
+            <w:r>
+              <w:rPr>
+                <w:sz w:val="13"/>
+              </w:rPr>
+              <w:t>0.238</w:t>
+            </w:r>
+          </w:p>
+        </w:tc>
+        <w:tc>
+          <w:tcPr>
+            <w:tcW w:type="dxa" w:w="979"/>
+          </w:tcPr>
+          <w:p>
+            <w:pPr>
+              <w:spacing w:line="240" w:lineRule="auto" w:after="20"/>
+            </w:pPr>
+            <w:r/>
+            <w:r>
+              <w:rPr>
+                <w:sz w:val="13"/>
+              </w:rPr>
+              <w:t>0.159</w:t>
+            </w:r>
+          </w:p>
+        </w:tc>
+        <w:tc>
+          <w:tcPr>
+            <w:tcW w:type="dxa" w:w="979"/>
+          </w:tcPr>
+          <w:p>
+            <w:pPr>
+              <w:spacing w:line="240" w:lineRule="auto" w:after="20"/>
+            </w:pPr>
+            <w:r/>
+            <w:r>
+              <w:rPr>
+                <w:sz w:val="13"/>
+              </w:rPr>
+              <w:t>0.270</w:t>
+            </w:r>
+          </w:p>
+        </w:tc>
+        <w:tc>
+          <w:tcPr>
+            <w:tcW w:type="dxa" w:w="979"/>
+          </w:tcPr>
+          <w:p>
+            <w:pPr>
+              <w:spacing w:line="240" w:lineRule="auto" w:after="20"/>
+            </w:pPr>
+            <w:r/>
+            <w:r>
+              <w:rPr>
+                <w:sz w:val="13"/>
+              </w:rPr>
+              <w:t>0.092</w:t>
+            </w:r>
+          </w:p>
+        </w:tc>
+      </w:tr>
+      <w:tr>
+        <w:tc>
+          <w:tcPr>
+            <w:tcW w:type="dxa" w:w="2880"/>
+          </w:tcPr>
+          <w:p>
+            <w:pPr>
+              <w:spacing w:line="240" w:lineRule="auto" w:after="20"/>
+            </w:pPr>
+            <w:r/>
+            <w:r>
+              <w:rPr>
+                <w:sz w:val="13"/>
+              </w:rPr>
+              <w:t>median_haze40_ref_pct</w:t>
+            </w:r>
+          </w:p>
+        </w:tc>
+        <w:tc>
+          <w:tcPr>
+            <w:tcW w:type="dxa" w:w="979"/>
+          </w:tcPr>
+          <w:p>
+            <w:pPr>
+              <w:spacing w:line="240" w:lineRule="auto" w:after="20"/>
+            </w:pPr>
+            <w:r/>
+            <w:r>
+              <w:rPr>
+                <w:sz w:val="13"/>
+              </w:rPr>
+              <w:t>1.474</w:t>
+            </w:r>
+          </w:p>
+        </w:tc>
+        <w:tc>
+          <w:tcPr>
+            <w:tcW w:type="dxa" w:w="979"/>
+          </w:tcPr>
+          <w:p>
+            <w:pPr>
+              <w:spacing w:line="240" w:lineRule="auto" w:after="20"/>
+            </w:pPr>
+            <w:r/>
+            <w:r>
+              <w:rPr>
+                <w:sz w:val="13"/>
+              </w:rPr>
+              <w:t>4.827</w:t>
+            </w:r>
+          </w:p>
+        </w:tc>
+        <w:tc>
+          <w:tcPr>
+            <w:tcW w:type="dxa" w:w="979"/>
+          </w:tcPr>
+          <w:p>
+            <w:pPr>
+              <w:spacing w:line="240" w:lineRule="auto" w:after="20"/>
+            </w:pPr>
+            <w:r/>
+            <w:r>
+              <w:rPr>
+                <w:sz w:val="13"/>
+              </w:rPr>
+              <w:t>4.034</w:t>
+            </w:r>
+          </w:p>
+        </w:tc>
+        <w:tc>
+          <w:tcPr>
+            <w:tcW w:type="dxa" w:w="979"/>
+          </w:tcPr>
+          <w:p>
+            <w:pPr>
+              <w:spacing w:line="240" w:lineRule="auto" w:after="20"/>
+            </w:pPr>
+            <w:r/>
+            <w:r>
+              <w:rPr>
+                <w:sz w:val="13"/>
+              </w:rPr>
+              <w:t>1.336</w:t>
+            </w:r>
+          </w:p>
+        </w:tc>
+        <w:tc>
+          <w:tcPr>
+            <w:tcW w:type="dxa" w:w="979"/>
+          </w:tcPr>
+          <w:p>
+            <w:pPr>
+              <w:spacing w:line="240" w:lineRule="auto" w:after="20"/>
+            </w:pPr>
+            <w:r/>
+            <w:r>
+              <w:rPr>
+                <w:sz w:val="13"/>
+              </w:rPr>
+              <w:t>1.492</w:t>
+            </w:r>
+          </w:p>
+        </w:tc>
+        <w:tc>
+          <w:tcPr>
+            <w:tcW w:type="dxa" w:w="979"/>
+          </w:tcPr>
+          <w:p>
+            <w:pPr>
+              <w:spacing w:line="240" w:lineRule="auto" w:after="20"/>
+            </w:pPr>
+            <w:r/>
+            <w:r>
+              <w:rPr>
+                <w:sz w:val="13"/>
+              </w:rPr>
+              <w:t>0.752</w:t>
+            </w:r>
+          </w:p>
+        </w:tc>
+        <w:tc>
+          <w:tcPr>
+            <w:tcW w:type="dxa" w:w="979"/>
+          </w:tcPr>
+          <w:p>
+            <w:pPr>
+              <w:spacing w:line="240" w:lineRule="auto" w:after="20"/>
+            </w:pPr>
+            <w:r/>
+            <w:r>
+              <w:rPr>
+                <w:sz w:val="13"/>
+              </w:rPr>
+              <w:t>2.818</w:t>
+            </w:r>
+          </w:p>
+        </w:tc>
+      </w:tr>
+      <w:tr>
+        <w:tc>
+          <w:tcPr>
+            <w:tcW w:type="dxa" w:w="2880"/>
+          </w:tcPr>
+          <w:p>
+            <w:pPr>
+              <w:spacing w:line="240" w:lineRule="auto" w:after="20"/>
+            </w:pPr>
+            <w:r/>
+            <w:r>
+              <w:rPr>
+                <w:sz w:val="13"/>
+              </w:rPr>
+              <w:t>calibration_in_band_ref40</w:t>
+            </w:r>
+          </w:p>
+        </w:tc>
+        <w:tc>
+          <w:tcPr>
+            <w:tcW w:type="dxa" w:w="979"/>
+          </w:tcPr>
+          <w:p>
+            <w:pPr>
+              <w:spacing w:line="240" w:lineRule="auto" w:after="20"/>
+            </w:pPr>
+            <w:r/>
+            <w:r>
+              <w:rPr>
+                <w:sz w:val="13"/>
+              </w:rPr>
+              <w:t>0.141</w:t>
+            </w:r>
+          </w:p>
+        </w:tc>
+        <w:tc>
+          <w:tcPr>
+            <w:tcW w:type="dxa" w:w="979"/>
+          </w:tcPr>
+          <w:p>
+            <w:pPr>
+              <w:spacing w:line="240" w:lineRule="auto" w:after="20"/>
+            </w:pPr>
+            <w:r/>
+            <w:r>
+              <w:rPr>
+                <w:sz w:val="13"/>
+              </w:rPr>
+              <w:t>0.195</w:t>
+            </w:r>
+          </w:p>
+        </w:tc>
+        <w:tc>
+          <w:tcPr>
+            <w:tcW w:type="dxa" w:w="979"/>
+          </w:tcPr>
+          <w:p>
+            <w:pPr>
+              <w:spacing w:line="240" w:lineRule="auto" w:after="20"/>
+            </w:pPr>
+            <w:r/>
+            <w:r>
+              <w:rPr>
+                <w:sz w:val="13"/>
+              </w:rPr>
+              <w:t>0.265</w:t>
+            </w:r>
+          </w:p>
+        </w:tc>
+        <w:tc>
+          <w:tcPr>
+            <w:tcW w:type="dxa" w:w="979"/>
+          </w:tcPr>
+          <w:p>
+            <w:pPr>
+              <w:spacing w:line="240" w:lineRule="auto" w:after="20"/>
+            </w:pPr>
+            <w:r/>
+            <w:r>
+              <w:rPr>
+                <w:sz w:val="13"/>
+              </w:rPr>
+              <w:t>0.116</w:t>
+            </w:r>
+          </w:p>
+        </w:tc>
+        <w:tc>
+          <w:tcPr>
+            <w:tcW w:type="dxa" w:w="979"/>
+          </w:tcPr>
+          <w:p>
+            <w:pPr>
+              <w:spacing w:line="240" w:lineRule="auto" w:after="20"/>
+            </w:pPr>
+            <w:r/>
+            <w:r>
+              <w:rPr>
+                <w:sz w:val="13"/>
+              </w:rPr>
+              <w:t>0.152</w:t>
+            </w:r>
+          </w:p>
+        </w:tc>
+        <w:tc>
+          <w:tcPr>
+            <w:tcW w:type="dxa" w:w="979"/>
+          </w:tcPr>
+          <w:p>
+            <w:pPr>
+              <w:spacing w:line="240" w:lineRule="auto" w:after="20"/>
+            </w:pPr>
+            <w:r/>
+            <w:r>
+              <w:rPr>
+                <w:sz w:val="13"/>
+              </w:rPr>
+              <w:t>0.112</w:t>
+            </w:r>
+          </w:p>
+        </w:tc>
+        <w:tc>
+          <w:tcPr>
+            <w:tcW w:type="dxa" w:w="979"/>
+          </w:tcPr>
+          <w:p>
+            <w:pPr>
+              <w:spacing w:line="240" w:lineRule="auto" w:after="20"/>
+            </w:pPr>
+            <w:r/>
+            <w:r>
+              <w:rPr>
+                <w:sz w:val="13"/>
+              </w:rPr>
+              <w:t>0.171</w:t>
+            </w:r>
+          </w:p>
+        </w:tc>
+      </w:tr>
+      <w:tr>
+        <w:tc>
+          <w:tcPr>
+            <w:tcW w:type="dxa" w:w="2880"/>
+          </w:tcPr>
+          <w:p>
+            <w:pPr>
+              <w:spacing w:line="240" w:lineRule="auto" w:after="20"/>
+            </w:pPr>
+            <w:r/>
+            <w:r>
+              <w:rPr>
+                <w:sz w:val="13"/>
+              </w:rPr>
+              <w:t>P_helps_neutral</w:t>
+            </w:r>
+          </w:p>
+        </w:tc>
+        <w:tc>
+          <w:tcPr>
+            <w:tcW w:type="dxa" w:w="979"/>
+          </w:tcPr>
+          <w:p>
+            <w:pPr>
+              <w:spacing w:line="240" w:lineRule="auto" w:after="20"/>
+            </w:pPr>
+            <w:r/>
+            <w:r>
+              <w:rPr>
+                <w:sz w:val="13"/>
+              </w:rPr>
+              <w:t>0.859</w:t>
+            </w:r>
+          </w:p>
+        </w:tc>
+        <w:tc>
+          <w:tcPr>
+            <w:tcW w:type="dxa" w:w="979"/>
+          </w:tcPr>
+          <w:p>
+            <w:pPr>
+              <w:spacing w:line="240" w:lineRule="auto" w:after="20"/>
+            </w:pPr>
+            <w:r/>
+            <w:r>
+              <w:rPr>
+                <w:sz w:val="13"/>
+              </w:rPr>
+              <w:t>0.704</w:t>
+            </w:r>
+          </w:p>
+        </w:tc>
+        <w:tc>
+          <w:tcPr>
+            <w:tcW w:type="dxa" w:w="979"/>
+          </w:tcPr>
+          <w:p>
+            <w:pPr>
+              <w:spacing w:line="240" w:lineRule="auto" w:after="20"/>
+            </w:pPr>
+            <w:r/>
+            <w:r>
+              <w:rPr>
+                <w:sz w:val="13"/>
+              </w:rPr>
+              <w:t>0.864</w:t>
+            </w:r>
+          </w:p>
+        </w:tc>
+        <w:tc>
+          <w:tcPr>
+            <w:tcW w:type="dxa" w:w="979"/>
+          </w:tcPr>
+          <w:p>
+            <w:pPr>
+              <w:spacing w:line="240" w:lineRule="auto" w:after="20"/>
+            </w:pPr>
+            <w:r/>
+            <w:r>
+              <w:rPr>
+                <w:sz w:val="13"/>
+              </w:rPr>
+              <w:t>0.821</w:t>
+            </w:r>
+          </w:p>
+        </w:tc>
+        <w:tc>
+          <w:tcPr>
+            <w:tcW w:type="dxa" w:w="979"/>
+          </w:tcPr>
+          <w:p>
+            <w:pPr>
+              <w:spacing w:line="240" w:lineRule="auto" w:after="20"/>
+            </w:pPr>
+            <w:r/>
+            <w:r>
+              <w:rPr>
+                <w:sz w:val="13"/>
+              </w:rPr>
+              <w:t>0.990</w:t>
+            </w:r>
+          </w:p>
+        </w:tc>
+        <w:tc>
+          <w:tcPr>
+            <w:tcW w:type="dxa" w:w="979"/>
+          </w:tcPr>
+          <w:p>
+            <w:pPr>
+              <w:spacing w:line="240" w:lineRule="auto" w:after="20"/>
+            </w:pPr>
+            <w:r/>
+            <w:r>
+              <w:rPr>
+                <w:sz w:val="13"/>
+              </w:rPr>
+              <w:t>0.891</w:t>
+            </w:r>
+          </w:p>
+        </w:tc>
+        <w:tc>
+          <w:tcPr>
+            <w:tcW w:type="dxa" w:w="979"/>
+          </w:tcPr>
+          <w:p>
+            <w:pPr>
+              <w:spacing w:line="240" w:lineRule="auto" w:after="20"/>
+            </w:pPr>
+            <w:r/>
+            <w:r>
+              <w:rPr>
+                <w:sz w:val="13"/>
+              </w:rPr>
+              <w:t>0.896</w:t>
+            </w:r>
+          </w:p>
+        </w:tc>
+      </w:tr>
+      <w:tr>
+        <w:tc>
+          <w:tcPr>
+            <w:tcW w:type="dxa" w:w="2880"/>
+          </w:tcPr>
+          <w:p>
+            <w:pPr>
+              <w:spacing w:line="240" w:lineRule="auto" w:after="20"/>
+            </w:pPr>
+            <w:r/>
+            <w:r>
+              <w:rPr>
+                <w:sz w:val="13"/>
+              </w:rPr>
+              <w:t>P_helps_acid</w:t>
+            </w:r>
+          </w:p>
+        </w:tc>
+        <w:tc>
+          <w:tcPr>
+            <w:tcW w:type="dxa" w:w="979"/>
+          </w:tcPr>
+          <w:p>
+            <w:pPr>
+              <w:spacing w:line="240" w:lineRule="auto" w:after="20"/>
+            </w:pPr>
+            <w:r/>
+            <w:r>
+              <w:rPr>
+                <w:sz w:val="13"/>
+              </w:rPr>
+              <w:t>0.488</w:t>
+            </w:r>
+          </w:p>
+        </w:tc>
+        <w:tc>
+          <w:tcPr>
+            <w:tcW w:type="dxa" w:w="979"/>
+          </w:tcPr>
+          <w:p>
+            <w:pPr>
+              <w:spacing w:line="240" w:lineRule="auto" w:after="20"/>
+            </w:pPr>
+            <w:r/>
+            <w:r>
+              <w:rPr>
+                <w:sz w:val="13"/>
+              </w:rPr>
+              <w:t>0.260</w:t>
+            </w:r>
+          </w:p>
+        </w:tc>
+        <w:tc>
+          <w:tcPr>
+            <w:tcW w:type="dxa" w:w="979"/>
+          </w:tcPr>
+          <w:p>
+            <w:pPr>
+              <w:spacing w:line="240" w:lineRule="auto" w:after="20"/>
+            </w:pPr>
+            <w:r/>
+            <w:r>
+              <w:rPr>
+                <w:sz w:val="13"/>
+              </w:rPr>
+              <w:t>0.311</w:t>
+            </w:r>
+          </w:p>
+        </w:tc>
+        <w:tc>
+          <w:tcPr>
+            <w:tcW w:type="dxa" w:w="979"/>
+          </w:tcPr>
+          <w:p>
+            <w:pPr>
+              <w:spacing w:line="240" w:lineRule="auto" w:after="20"/>
+            </w:pPr>
+            <w:r/>
+            <w:r>
+              <w:rPr>
+                <w:sz w:val="13"/>
+              </w:rPr>
+              <w:t>0.633</w:t>
+            </w:r>
+          </w:p>
+        </w:tc>
+        <w:tc>
+          <w:tcPr>
+            <w:tcW w:type="dxa" w:w="979"/>
+          </w:tcPr>
+          <w:p>
+            <w:pPr>
+              <w:spacing w:line="240" w:lineRule="auto" w:after="20"/>
+            </w:pPr>
+            <w:r/>
+            <w:r>
+              <w:rPr>
+                <w:sz w:val="13"/>
+              </w:rPr>
+              <w:t>0.621</w:t>
+            </w:r>
+          </w:p>
+        </w:tc>
+        <w:tc>
+          <w:tcPr>
+            <w:tcW w:type="dxa" w:w="979"/>
+          </w:tcPr>
+          <w:p>
+            <w:pPr>
+              <w:spacing w:line="240" w:lineRule="auto" w:after="20"/>
+            </w:pPr>
+            <w:r/>
+            <w:r>
+              <w:rPr>
+                <w:sz w:val="13"/>
+              </w:rPr>
+              <w:t>0.548</w:t>
+            </w:r>
+          </w:p>
+        </w:tc>
+        <w:tc>
+          <w:tcPr>
+            <w:tcW w:type="dxa" w:w="979"/>
+          </w:tcPr>
+          <w:p>
+            <w:pPr>
+              <w:spacing w:line="240" w:lineRule="auto" w:after="20"/>
+            </w:pPr>
+            <w:r/>
+            <w:r>
+              <w:rPr>
+                <w:sz w:val="13"/>
+              </w:rPr>
+              <w:t>0.409</w:t>
+            </w:r>
+          </w:p>
+        </w:tc>
+      </w:tr>
+      <w:tr>
+        <w:tc>
+          <w:tcPr>
+            <w:tcW w:type="dxa" w:w="2880"/>
+          </w:tcPr>
+          <w:p>
+            <w:pPr>
+              <w:spacing w:line="240" w:lineRule="auto" w:after="20"/>
+            </w:pPr>
+            <w:r/>
+            <w:r>
+              <w:rPr>
+                <w:sz w:val="13"/>
+              </w:rPr>
+              <w:t>median_E_neutral_w20_GPa</w:t>
+            </w:r>
+          </w:p>
+        </w:tc>
+        <w:tc>
+          <w:tcPr>
+            <w:tcW w:type="dxa" w:w="979"/>
+          </w:tcPr>
+          <w:p>
+            <w:pPr>
+              <w:spacing w:line="240" w:lineRule="auto" w:after="20"/>
+            </w:pPr>
+            <w:r/>
+            <w:r>
+              <w:rPr>
+                <w:sz w:val="13"/>
+              </w:rPr>
+              <w:t>2.355</w:t>
+            </w:r>
+          </w:p>
+        </w:tc>
+        <w:tc>
+          <w:tcPr>
+            <w:tcW w:type="dxa" w:w="979"/>
+          </w:tcPr>
+          <w:p>
+            <w:pPr>
+              <w:spacing w:line="240" w:lineRule="auto" w:after="20"/>
+            </w:pPr>
+            <w:r/>
+            <w:r>
+              <w:rPr>
+                <w:sz w:val="13"/>
+              </w:rPr>
+              <w:t>2.807</w:t>
+            </w:r>
+          </w:p>
+        </w:tc>
+        <w:tc>
+          <w:tcPr>
+            <w:tcW w:type="dxa" w:w="979"/>
+          </w:tcPr>
+          <w:p>
+            <w:pPr>
+              <w:spacing w:line="240" w:lineRule="auto" w:after="20"/>
+            </w:pPr>
+            <w:r/>
+            <w:r>
+              <w:rPr>
+                <w:sz w:val="13"/>
+              </w:rPr>
+              <w:t>2.737</w:t>
+            </w:r>
+          </w:p>
+        </w:tc>
+        <w:tc>
+          <w:tcPr>
+            <w:tcW w:type="dxa" w:w="979"/>
+          </w:tcPr>
+          <w:p>
+            <w:pPr>
+              <w:spacing w:line="240" w:lineRule="auto" w:after="20"/>
+            </w:pPr>
+            <w:r/>
+            <w:r>
+              <w:rPr>
+                <w:sz w:val="13"/>
+              </w:rPr>
+              <w:t>2.759</w:t>
+            </w:r>
+          </w:p>
+        </w:tc>
+        <w:tc>
+          <w:tcPr>
+            <w:tcW w:type="dxa" w:w="979"/>
+          </w:tcPr>
+          <w:p>
+            <w:pPr>
+              <w:spacing w:line="240" w:lineRule="auto" w:after="20"/>
+            </w:pPr>
+            <w:r/>
+            <w:r>
+              <w:rPr>
+                <w:sz w:val="13"/>
+              </w:rPr>
+              <w:t>2.297</w:t>
+            </w:r>
+          </w:p>
+        </w:tc>
+        <w:tc>
+          <w:tcPr>
+            <w:tcW w:type="dxa" w:w="979"/>
+          </w:tcPr>
+          <w:p>
+            <w:pPr>
+              <w:spacing w:line="240" w:lineRule="auto" w:after="20"/>
+            </w:pPr>
+            <w:r/>
+            <w:r>
+              <w:rPr>
+                <w:sz w:val="13"/>
+              </w:rPr>
+              <w:t>3.336</w:t>
+            </w:r>
+          </w:p>
+        </w:tc>
+        <w:tc>
+          <w:tcPr>
+            <w:tcW w:type="dxa" w:w="979"/>
+          </w:tcPr>
+          <w:p>
+            <w:pPr>
+              <w:spacing w:line="240" w:lineRule="auto" w:after="20"/>
+            </w:pPr>
+            <w:r/>
+            <w:r>
+              <w:rPr>
+                <w:sz w:val="13"/>
+              </w:rPr>
+              <w:t>1.396</w:t>
+            </w:r>
+          </w:p>
+        </w:tc>
+      </w:tr>
+      <w:tr>
+        <w:tc>
+          <w:tcPr>
+            <w:tcW w:type="dxa" w:w="2880"/>
+          </w:tcPr>
+          <w:p>
+            <w:pPr>
+              <w:spacing w:line="240" w:lineRule="auto" w:after="20"/>
+            </w:pPr>
+            <w:r/>
+            <w:r>
+              <w:rPr>
+                <w:sz w:val="13"/>
+              </w:rPr>
+              <w:t>median_E_acid_w20_GPa</w:t>
+            </w:r>
+          </w:p>
+        </w:tc>
+        <w:tc>
+          <w:tcPr>
+            <w:tcW w:type="dxa" w:w="979"/>
+          </w:tcPr>
+          <w:p>
+            <w:pPr>
+              <w:spacing w:line="240" w:lineRule="auto" w:after="20"/>
+            </w:pPr>
+            <w:r/>
+            <w:r>
+              <w:rPr>
+                <w:sz w:val="13"/>
+              </w:rPr>
+              <w:t>1.023</w:t>
+            </w:r>
+          </w:p>
+        </w:tc>
+        <w:tc>
+          <w:tcPr>
+            <w:tcW w:type="dxa" w:w="979"/>
+          </w:tcPr>
+          <w:p>
+            <w:pPr>
+              <w:spacing w:line="240" w:lineRule="auto" w:after="20"/>
+            </w:pPr>
+            <w:r/>
+            <w:r>
+              <w:rPr>
+                <w:sz w:val="13"/>
+              </w:rPr>
+              <w:t>1.656</w:t>
+            </w:r>
+          </w:p>
+        </w:tc>
+        <w:tc>
+          <w:tcPr>
+            <w:tcW w:type="dxa" w:w="979"/>
+          </w:tcPr>
+          <w:p>
+            <w:pPr>
+              <w:spacing w:line="240" w:lineRule="auto" w:after="20"/>
+            </w:pPr>
+            <w:r/>
+            <w:r>
+              <w:rPr>
+                <w:sz w:val="13"/>
+              </w:rPr>
+              <w:t>1.461</w:t>
+            </w:r>
+          </w:p>
+        </w:tc>
+        <w:tc>
+          <w:tcPr>
+            <w:tcW w:type="dxa" w:w="979"/>
+          </w:tcPr>
+          <w:p>
+            <w:pPr>
+              <w:spacing w:line="240" w:lineRule="auto" w:after="20"/>
+            </w:pPr>
+            <w:r/>
+            <w:r>
+              <w:rPr>
+                <w:sz w:val="13"/>
+              </w:rPr>
+              <w:t>1.308</w:t>
+            </w:r>
+          </w:p>
+        </w:tc>
+        <w:tc>
+          <w:tcPr>
+            <w:tcW w:type="dxa" w:w="979"/>
+          </w:tcPr>
+          <w:p>
+            <w:pPr>
+              <w:spacing w:line="240" w:lineRule="auto" w:after="20"/>
+            </w:pPr>
+            <w:r/>
+            <w:r>
+              <w:rPr>
+                <w:sz w:val="13"/>
+              </w:rPr>
+              <w:t>0.976</w:t>
+            </w:r>
+          </w:p>
+        </w:tc>
+        <w:tc>
+          <w:tcPr>
+            <w:tcW w:type="dxa" w:w="979"/>
+          </w:tcPr>
+          <w:p>
+            <w:pPr>
+              <w:spacing w:line="240" w:lineRule="auto" w:after="20"/>
+            </w:pPr>
+            <w:r/>
+            <w:r>
+              <w:rPr>
+                <w:sz w:val="13"/>
+              </w:rPr>
+              <w:t>1.770</w:t>
+            </w:r>
+          </w:p>
+        </w:tc>
+        <w:tc>
+          <w:tcPr>
+            <w:tcW w:type="dxa" w:w="979"/>
+          </w:tcPr>
+          <w:p>
+            <w:pPr>
+              <w:spacing w:line="240" w:lineRule="auto" w:after="20"/>
+            </w:pPr>
+            <w:r/>
+            <w:r>
+              <w:rPr>
+                <w:sz w:val="13"/>
+              </w:rPr>
+              <w:t>0.487</w:t>
+            </w:r>
+          </w:p>
+        </w:tc>
+      </w:tr>
+      <w:tr>
+        <w:tc>
+          <w:tcPr>
+            <w:tcW w:type="dxa" w:w="2880"/>
+          </w:tcPr>
+          <w:p>
+            <w:pPr>
+              <w:spacing w:line="240" w:lineRule="auto" w:after="20"/>
+            </w:pPr>
+            <w:r/>
+            <w:r>
+              <w:rPr>
+                <w:sz w:val="13"/>
+              </w:rPr>
+              <w:t>median_gain_neutral_GPa</w:t>
+            </w:r>
+          </w:p>
+        </w:tc>
+        <w:tc>
+          <w:tcPr>
+            <w:tcW w:type="dxa" w:w="979"/>
+          </w:tcPr>
+          <w:p>
+            <w:pPr>
+              <w:spacing w:line="240" w:lineRule="auto" w:after="20"/>
+            </w:pPr>
+            <w:r/>
+            <w:r>
+              <w:rPr>
+                <w:sz w:val="13"/>
+              </w:rPr>
+              <w:t>1.075</w:t>
+            </w:r>
+          </w:p>
+        </w:tc>
+        <w:tc>
+          <w:tcPr>
+            <w:tcW w:type="dxa" w:w="979"/>
+          </w:tcPr>
+          <w:p>
+            <w:pPr>
+              <w:spacing w:line="240" w:lineRule="auto" w:after="20"/>
+            </w:pPr>
+            <w:r/>
+            <w:r>
+              <w:rPr>
+                <w:sz w:val="13"/>
+              </w:rPr>
+              <w:t>0.565</w:t>
+            </w:r>
+          </w:p>
+        </w:tc>
+        <w:tc>
+          <w:tcPr>
+            <w:tcW w:type="dxa" w:w="979"/>
+          </w:tcPr>
+          <w:p>
+            <w:pPr>
+              <w:spacing w:line="240" w:lineRule="auto" w:after="20"/>
+            </w:pPr>
+            <w:r/>
+            <w:r>
+              <w:rPr>
+                <w:sz w:val="13"/>
+              </w:rPr>
+              <w:t>0.924</w:t>
+            </w:r>
+          </w:p>
+        </w:tc>
+        <w:tc>
+          <w:tcPr>
+            <w:tcW w:type="dxa" w:w="979"/>
+          </w:tcPr>
+          <w:p>
+            <w:pPr>
+              <w:spacing w:line="240" w:lineRule="auto" w:after="20"/>
+            </w:pPr>
+            <w:r/>
+            <w:r>
+              <w:rPr>
+                <w:sz w:val="13"/>
+              </w:rPr>
+              <w:t>1.296</w:t>
+            </w:r>
+          </w:p>
+        </w:tc>
+        <w:tc>
+          <w:tcPr>
+            <w:tcW w:type="dxa" w:w="979"/>
+          </w:tcPr>
+          <w:p>
+            <w:pPr>
+              <w:spacing w:line="240" w:lineRule="auto" w:after="20"/>
+            </w:pPr>
+            <w:r/>
+            <w:r>
+              <w:rPr>
+                <w:sz w:val="13"/>
+              </w:rPr>
+              <w:t>1.319</w:t>
+            </w:r>
+          </w:p>
+        </w:tc>
+        <w:tc>
+          <w:tcPr>
+            <w:tcW w:type="dxa" w:w="979"/>
+          </w:tcPr>
+          <w:p>
+            <w:pPr>
+              <w:spacing w:line="240" w:lineRule="auto" w:after="20"/>
+            </w:pPr>
+            <w:r/>
+            <w:r>
+              <w:rPr>
+                <w:sz w:val="13"/>
+              </w:rPr>
+              <w:t>1.458</w:t>
+            </w:r>
+          </w:p>
+        </w:tc>
+        <w:tc>
+          <w:tcPr>
+            <w:tcW w:type="dxa" w:w="979"/>
+          </w:tcPr>
+          <w:p>
+            <w:pPr>
+              <w:spacing w:line="240" w:lineRule="auto" w:after="20"/>
+            </w:pPr>
+            <w:r/>
+            <w:r>
+              <w:rPr>
+                <w:sz w:val="13"/>
+              </w:rPr>
+              <w:t>0.716</w:t>
+            </w:r>
+          </w:p>
+        </w:tc>
+      </w:tr>
+      <w:tr>
+        <w:tc>
+          <w:tcPr>
+            <w:tcW w:type="dxa" w:w="2880"/>
+          </w:tcPr>
+          <w:p>
+            <w:pPr>
+              <w:spacing w:line="240" w:lineRule="auto" w:after="20"/>
+            </w:pPr>
+            <w:r/>
+            <w:r>
+              <w:rPr>
+                <w:sz w:val="13"/>
+              </w:rPr>
+              <w:t>median_gain_acid_GPa</w:t>
+            </w:r>
+          </w:p>
+        </w:tc>
+        <w:tc>
+          <w:tcPr>
+            <w:tcW w:type="dxa" w:w="979"/>
+          </w:tcPr>
+          <w:p>
+            <w:pPr>
+              <w:spacing w:line="240" w:lineRule="auto" w:after="20"/>
+            </w:pPr>
+            <w:r/>
+            <w:r>
+              <w:rPr>
+                <w:sz w:val="13"/>
+              </w:rPr>
+              <w:t>-0.010</w:t>
+            </w:r>
+          </w:p>
+        </w:tc>
+        <w:tc>
+          <w:tcPr>
+            <w:tcW w:type="dxa" w:w="979"/>
+          </w:tcPr>
+          <w:p>
+            <w:pPr>
+              <w:spacing w:line="240" w:lineRule="auto" w:after="20"/>
+            </w:pPr>
+            <w:r/>
+            <w:r>
+              <w:rPr>
+                <w:sz w:val="13"/>
+              </w:rPr>
+              <w:t>-0.357</w:t>
+            </w:r>
+          </w:p>
+        </w:tc>
+        <w:tc>
+          <w:tcPr>
+            <w:tcW w:type="dxa" w:w="979"/>
+          </w:tcPr>
+          <w:p>
+            <w:pPr>
+              <w:spacing w:line="240" w:lineRule="auto" w:after="20"/>
+            </w:pPr>
+            <w:r/>
+            <w:r>
+              <w:rPr>
+                <w:sz w:val="13"/>
+              </w:rPr>
+              <w:t>-0.210</w:t>
+            </w:r>
+          </w:p>
+        </w:tc>
+        <w:tc>
+          <w:tcPr>
+            <w:tcW w:type="dxa" w:w="979"/>
+          </w:tcPr>
+          <w:p>
+            <w:pPr>
+              <w:spacing w:line="240" w:lineRule="auto" w:after="20"/>
+            </w:pPr>
+            <w:r/>
+            <w:r>
+              <w:rPr>
+                <w:sz w:val="13"/>
+              </w:rPr>
+              <w:t>0.169</w:t>
+            </w:r>
+          </w:p>
+        </w:tc>
+        <w:tc>
+          <w:tcPr>
+            <w:tcW w:type="dxa" w:w="979"/>
+          </w:tcPr>
+          <w:p>
+            <w:pPr>
+              <w:spacing w:line="240" w:lineRule="auto" w:after="20"/>
+            </w:pPr>
+            <w:r/>
+            <w:r>
+              <w:rPr>
+                <w:sz w:val="13"/>
+              </w:rPr>
+              <w:t>0.086</w:t>
+            </w:r>
+          </w:p>
+        </w:tc>
+        <w:tc>
+          <w:tcPr>
+            <w:tcW w:type="dxa" w:w="979"/>
+          </w:tcPr>
+          <w:p>
+            <w:pPr>
+              <w:spacing w:line="240" w:lineRule="auto" w:after="20"/>
+            </w:pPr>
+            <w:r/>
+            <w:r>
+              <w:rPr>
+                <w:sz w:val="13"/>
+              </w:rPr>
+              <w:t>0.078</w:t>
+            </w:r>
+          </w:p>
+        </w:tc>
+        <w:tc>
+          <w:tcPr>
+            <w:tcW w:type="dxa" w:w="979"/>
+          </w:tcPr>
+          <w:p>
+            <w:pPr>
+              <w:spacing w:line="240" w:lineRule="auto" w:after="20"/>
+            </w:pPr>
+            <w:r/>
+            <w:r>
+              <w:rPr>
+                <w:sz w:val="13"/>
+              </w:rPr>
+              <w:t>-0.035</w:t>
+            </w:r>
+          </w:p>
+        </w:tc>
+      </w:tr>
+      <w:tr>
+        <w:tc>
+          <w:tcPr>
+            <w:tcW w:type="dxa" w:w="2880"/>
+          </w:tcPr>
+          <w:p>
+            <w:pPr>
+              <w:spacing w:line="240" w:lineRule="auto" w:after="20"/>
+            </w:pPr>
+            <w:r/>
+            <w:r>
+              <w:rPr>
+                <w:sz w:val="13"/>
+              </w:rPr>
+              <w:t>P_E_ge_1_neutral</w:t>
+            </w:r>
+          </w:p>
+        </w:tc>
+        <w:tc>
+          <w:tcPr>
+            <w:tcW w:type="dxa" w:w="979"/>
+          </w:tcPr>
+          <w:p>
+            <w:pPr>
+              <w:spacing w:line="240" w:lineRule="auto" w:after="20"/>
+            </w:pPr>
+            <w:r/>
+            <w:r>
+              <w:rPr>
+                <w:sz w:val="13"/>
+              </w:rPr>
+              <w:t>0.886</w:t>
+            </w:r>
+          </w:p>
+        </w:tc>
+        <w:tc>
+          <w:tcPr>
+            <w:tcW w:type="dxa" w:w="979"/>
+          </w:tcPr>
+          <w:p>
+            <w:pPr>
+              <w:spacing w:line="240" w:lineRule="auto" w:after="20"/>
+            </w:pPr>
+            <w:r/>
+            <w:r>
+              <w:rPr>
+                <w:sz w:val="13"/>
+              </w:rPr>
+              <w:t>0.951</w:t>
+            </w:r>
+          </w:p>
+        </w:tc>
+        <w:tc>
+          <w:tcPr>
+            <w:tcW w:type="dxa" w:w="979"/>
+          </w:tcPr>
+          <w:p>
+            <w:pPr>
+              <w:spacing w:line="240" w:lineRule="auto" w:after="20"/>
+            </w:pPr>
+            <w:r/>
+            <w:r>
+              <w:rPr>
+                <w:sz w:val="13"/>
+              </w:rPr>
+              <w:t>0.987</w:t>
+            </w:r>
+          </w:p>
+        </w:tc>
+        <w:tc>
+          <w:tcPr>
+            <w:tcW w:type="dxa" w:w="979"/>
+          </w:tcPr>
+          <w:p>
+            <w:pPr>
+              <w:spacing w:line="240" w:lineRule="auto" w:after="20"/>
+            </w:pPr>
+            <w:r/>
+            <w:r>
+              <w:rPr>
+                <w:sz w:val="13"/>
+              </w:rPr>
+              <w:t>0.896</w:t>
+            </w:r>
+          </w:p>
+        </w:tc>
+        <w:tc>
+          <w:tcPr>
+            <w:tcW w:type="dxa" w:w="979"/>
+          </w:tcPr>
+          <w:p>
+            <w:pPr>
+              <w:spacing w:line="240" w:lineRule="auto" w:after="20"/>
+            </w:pPr>
+            <w:r/>
+            <w:r>
+              <w:rPr>
+                <w:sz w:val="13"/>
+              </w:rPr>
+              <w:t>0.968</w:t>
+            </w:r>
+          </w:p>
+        </w:tc>
+        <w:tc>
+          <w:tcPr>
+            <w:tcW w:type="dxa" w:w="979"/>
+          </w:tcPr>
+          <w:p>
+            <w:pPr>
+              <w:spacing w:line="240" w:lineRule="auto" w:after="20"/>
+            </w:pPr>
+            <w:r/>
+            <w:r>
+              <w:rPr>
+                <w:sz w:val="13"/>
+              </w:rPr>
+              <w:t>0.988</w:t>
+            </w:r>
+          </w:p>
+        </w:tc>
+        <w:tc>
+          <w:tcPr>
+            <w:tcW w:type="dxa" w:w="979"/>
+          </w:tcPr>
+          <w:p>
+            <w:pPr>
+              <w:spacing w:line="240" w:lineRule="auto" w:after="20"/>
+            </w:pPr>
+            <w:r/>
+            <w:r>
+              <w:rPr>
+                <w:sz w:val="13"/>
+              </w:rPr>
+              <w:t>0.676</w:t>
+            </w:r>
+          </w:p>
+        </w:tc>
+      </w:tr>
+      <w:tr>
+        <w:tc>
+          <w:tcPr>
+            <w:tcW w:type="dxa" w:w="2880"/>
+          </w:tcPr>
+          <w:p>
+            <w:pPr>
+              <w:spacing w:line="240" w:lineRule="auto" w:after="20"/>
+            </w:pPr>
+            <w:r/>
+            <w:r>
+              <w:rPr>
+                <w:sz w:val="13"/>
+              </w:rPr>
+              <w:t>P_E_ge_1_acid</w:t>
+            </w:r>
+          </w:p>
+        </w:tc>
+        <w:tc>
+          <w:tcPr>
+            <w:tcW w:type="dxa" w:w="979"/>
+          </w:tcPr>
+          <w:p>
+            <w:pPr>
+              <w:spacing w:line="240" w:lineRule="auto" w:after="20"/>
+            </w:pPr>
+            <w:r/>
+            <w:r>
+              <w:rPr>
+                <w:sz w:val="13"/>
+              </w:rPr>
+              <w:t>0.511</w:t>
+            </w:r>
+          </w:p>
+        </w:tc>
+        <w:tc>
+          <w:tcPr>
+            <w:tcW w:type="dxa" w:w="979"/>
+          </w:tcPr>
+          <w:p>
+            <w:pPr>
+              <w:spacing w:line="240" w:lineRule="auto" w:after="20"/>
+            </w:pPr>
+            <w:r/>
+            <w:r>
+              <w:rPr>
+                <w:sz w:val="13"/>
+              </w:rPr>
+              <w:t>0.758</w:t>
+            </w:r>
+          </w:p>
+        </w:tc>
+        <w:tc>
+          <w:tcPr>
+            <w:tcW w:type="dxa" w:w="979"/>
+          </w:tcPr>
+          <w:p>
+            <w:pPr>
+              <w:spacing w:line="240" w:lineRule="auto" w:after="20"/>
+            </w:pPr>
+            <w:r/>
+            <w:r>
+              <w:rPr>
+                <w:sz w:val="13"/>
+              </w:rPr>
+              <w:t>0.764</w:t>
+            </w:r>
+          </w:p>
+        </w:tc>
+        <w:tc>
+          <w:tcPr>
+            <w:tcW w:type="dxa" w:w="979"/>
+          </w:tcPr>
+          <w:p>
+            <w:pPr>
+              <w:spacing w:line="240" w:lineRule="auto" w:after="20"/>
+            </w:pPr>
+            <w:r/>
+            <w:r>
+              <w:rPr>
+                <w:sz w:val="13"/>
+              </w:rPr>
+              <w:t>0.601</w:t>
+            </w:r>
+          </w:p>
+        </w:tc>
+        <w:tc>
+          <w:tcPr>
+            <w:tcW w:type="dxa" w:w="979"/>
+          </w:tcPr>
+          <w:p>
+            <w:pPr>
+              <w:spacing w:line="240" w:lineRule="auto" w:after="20"/>
+            </w:pPr>
+            <w:r/>
+            <w:r>
+              <w:rPr>
+                <w:sz w:val="13"/>
+              </w:rPr>
+              <w:t>0.482</w:t>
+            </w:r>
+          </w:p>
+        </w:tc>
+        <w:tc>
+          <w:tcPr>
+            <w:tcW w:type="dxa" w:w="979"/>
+          </w:tcPr>
+          <w:p>
+            <w:pPr>
+              <w:spacing w:line="240" w:lineRule="auto" w:after="20"/>
+            </w:pPr>
+            <w:r/>
+            <w:r>
+              <w:rPr>
+                <w:sz w:val="13"/>
+              </w:rPr>
+              <w:t>0.816</w:t>
+            </w:r>
+          </w:p>
+        </w:tc>
+        <w:tc>
+          <w:tcPr>
+            <w:tcW w:type="dxa" w:w="979"/>
+          </w:tcPr>
+          <w:p>
+            <w:pPr>
+              <w:spacing w:line="240" w:lineRule="auto" w:after="20"/>
+            </w:pPr>
+            <w:r/>
+            <w:r>
+              <w:rPr>
+                <w:sz w:val="13"/>
+              </w:rPr>
+              <w:t>0.185</w:t>
+            </w:r>
+          </w:p>
+        </w:tc>
+      </w:tr>
+      <w:tr>
+        <w:tc>
+          <w:tcPr>
+            <w:tcW w:type="dxa" w:w="2880"/>
+          </w:tcPr>
+          <w:p>
+            <w:pPr>
+              <w:spacing w:line="240" w:lineRule="auto" w:after="20"/>
+            </w:pPr>
+            <w:r/>
+            <w:r>
+              <w:rPr>
+                <w:sz w:val="13"/>
+              </w:rPr>
+              <w:t>P_window_tray</w:t>
+            </w:r>
+          </w:p>
+        </w:tc>
+        <w:tc>
+          <w:tcPr>
+            <w:tcW w:type="dxa" w:w="979"/>
+          </w:tcPr>
+          <w:p>
+            <w:pPr>
+              <w:spacing w:line="240" w:lineRule="auto" w:after="20"/>
+            </w:pPr>
+            <w:r/>
+            <w:r>
+              <w:rPr>
+                <w:sz w:val="13"/>
+              </w:rPr>
+              <w:t>0.854</w:t>
+            </w:r>
+          </w:p>
+        </w:tc>
+        <w:tc>
+          <w:tcPr>
+            <w:tcW w:type="dxa" w:w="979"/>
+          </w:tcPr>
+          <w:p>
+            <w:pPr>
+              <w:spacing w:line="240" w:lineRule="auto" w:after="20"/>
+            </w:pPr>
+            <w:r/>
+            <w:r>
+              <w:rPr>
+                <w:sz w:val="13"/>
+              </w:rPr>
+              <w:t>0.855</w:t>
+            </w:r>
+          </w:p>
+        </w:tc>
+        <w:tc>
+          <w:tcPr>
+            <w:tcW w:type="dxa" w:w="979"/>
+          </w:tcPr>
+          <w:p>
+            <w:pPr>
+              <w:spacing w:line="240" w:lineRule="auto" w:after="20"/>
+            </w:pPr>
+            <w:r/>
+            <w:r>
+              <w:rPr>
+                <w:sz w:val="13"/>
+              </w:rPr>
+              <w:t>0.948</w:t>
+            </w:r>
+          </w:p>
+        </w:tc>
+        <w:tc>
+          <w:tcPr>
+            <w:tcW w:type="dxa" w:w="979"/>
+          </w:tcPr>
+          <w:p>
+            <w:pPr>
+              <w:spacing w:line="240" w:lineRule="auto" w:after="20"/>
+            </w:pPr>
+            <w:r/>
+            <w:r>
+              <w:rPr>
+                <w:sz w:val="13"/>
+              </w:rPr>
+              <w:t>0.828</w:t>
+            </w:r>
+          </w:p>
+        </w:tc>
+        <w:tc>
+          <w:tcPr>
+            <w:tcW w:type="dxa" w:w="979"/>
+          </w:tcPr>
+          <w:p>
+            <w:pPr>
+              <w:spacing w:line="240" w:lineRule="auto" w:after="20"/>
+            </w:pPr>
+            <w:r/>
+            <w:r>
+              <w:rPr>
+                <w:sz w:val="13"/>
+              </w:rPr>
+              <w:t>0.988</w:t>
+            </w:r>
+          </w:p>
+        </w:tc>
+        <w:tc>
+          <w:tcPr>
+            <w:tcW w:type="dxa" w:w="979"/>
+          </w:tcPr>
+          <w:p>
+            <w:pPr>
+              <w:spacing w:line="240" w:lineRule="auto" w:after="20"/>
+            </w:pPr>
+            <w:r/>
+            <w:r>
+              <w:rPr>
+                <w:sz w:val="13"/>
+              </w:rPr>
+              <w:t>0.981</w:t>
+            </w:r>
+          </w:p>
+        </w:tc>
+        <w:tc>
+          <w:tcPr>
+            <w:tcW w:type="dxa" w:w="979"/>
+          </w:tcPr>
+          <w:p>
+            <w:pPr>
+              <w:spacing w:line="240" w:lineRule="auto" w:after="20"/>
+            </w:pPr>
+            <w:r/>
+            <w:r>
+              <w:rPr>
+                <w:sz w:val="13"/>
+              </w:rPr>
+              <w:t>0.651</w:t>
+            </w:r>
+          </w:p>
+        </w:tc>
+      </w:tr>
+      <w:tr>
+        <w:tc>
+          <w:tcPr>
+            <w:tcW w:type="dxa" w:w="2880"/>
+          </w:tcPr>
+          <w:p>
+            <w:pPr>
+              <w:spacing w:line="240" w:lineRule="auto" w:after="20"/>
+            </w:pPr>
+            <w:r/>
+            <w:r>
+              <w:rPr>
+                <w:sz w:val="13"/>
+              </w:rPr>
+              <w:t>P_window_bowl</w:t>
+            </w:r>
+          </w:p>
+        </w:tc>
+        <w:tc>
+          <w:tcPr>
+            <w:tcW w:type="dxa" w:w="979"/>
+          </w:tcPr>
+          <w:p>
+            <w:pPr>
+              <w:spacing w:line="240" w:lineRule="auto" w:after="20"/>
+            </w:pPr>
+            <w:r/>
+            <w:r>
+              <w:rPr>
+                <w:sz w:val="13"/>
+              </w:rPr>
+              <w:t>0.070</w:t>
+            </w:r>
+          </w:p>
+        </w:tc>
+        <w:tc>
+          <w:tcPr>
+            <w:tcW w:type="dxa" w:w="979"/>
+          </w:tcPr>
+          <w:p>
+            <w:pPr>
+              <w:spacing w:line="240" w:lineRule="auto" w:after="20"/>
+            </w:pPr>
+            <w:r/>
+            <w:r>
+              <w:rPr>
+                <w:sz w:val="13"/>
+              </w:rPr>
+              <w:t>0.070</w:t>
+            </w:r>
+          </w:p>
+        </w:tc>
+        <w:tc>
+          <w:tcPr>
+            <w:tcW w:type="dxa" w:w="979"/>
+          </w:tcPr>
+          <w:p>
+            <w:pPr>
+              <w:spacing w:line="240" w:lineRule="auto" w:after="20"/>
+            </w:pPr>
+            <w:r/>
+            <w:r>
+              <w:rPr>
+                <w:sz w:val="13"/>
+              </w:rPr>
+              <w:t>0.016</w:t>
+            </w:r>
+          </w:p>
+        </w:tc>
+        <w:tc>
+          <w:tcPr>
+            <w:tcW w:type="dxa" w:w="979"/>
+          </w:tcPr>
+          <w:p>
+            <w:pPr>
+              <w:spacing w:line="240" w:lineRule="auto" w:after="20"/>
+            </w:pPr>
+            <w:r/>
+            <w:r>
+              <w:rPr>
+                <w:sz w:val="13"/>
+              </w:rPr>
+              <w:t>0.275</w:t>
+            </w:r>
+          </w:p>
+        </w:tc>
+        <w:tc>
+          <w:tcPr>
+            <w:tcW w:type="dxa" w:w="979"/>
+          </w:tcPr>
+          <w:p>
+            <w:pPr>
+              <w:spacing w:line="240" w:lineRule="auto" w:after="20"/>
+            </w:pPr>
+            <w:r/>
+            <w:r>
+              <w:rPr>
+                <w:sz w:val="13"/>
+              </w:rPr>
+              <w:t>0.003</w:t>
+            </w:r>
+          </w:p>
+        </w:tc>
+        <w:tc>
+          <w:tcPr>
+            <w:tcW w:type="dxa" w:w="979"/>
+          </w:tcPr>
+          <w:p>
+            <w:pPr>
+              <w:spacing w:line="240" w:lineRule="auto" w:after="20"/>
+            </w:pPr>
+            <w:r/>
+            <w:r>
+              <w:rPr>
+                <w:sz w:val="13"/>
+              </w:rPr>
+              <w:t>0.191</w:t>
+            </w:r>
+          </w:p>
+        </w:tc>
+        <w:tc>
+          <w:tcPr>
+            <w:tcW w:type="dxa" w:w="979"/>
+          </w:tcPr>
+          <w:p>
+            <w:pPr>
+              <w:spacing w:line="240" w:lineRule="auto" w:after="20"/>
+            </w:pPr>
+            <w:r/>
+            <w:r>
+              <w:rPr>
+                <w:sz w:val="13"/>
+              </w:rPr>
+              <w:t>0.006</w:t>
+            </w:r>
+          </w:p>
+        </w:tc>
+      </w:tr>
+      <w:tr>
+        <w:tc>
+          <w:tcPr>
+            <w:tcW w:type="dxa" w:w="2880"/>
+          </w:tcPr>
+          <w:p>
+            <w:pPr>
+              <w:spacing w:line="240" w:lineRule="auto" w:after="20"/>
+            </w:pPr>
+            <w:r/>
+            <w:r>
+              <w:rPr>
+                <w:sz w:val="13"/>
+              </w:rPr>
+              <w:t>P_window_cup</w:t>
+            </w:r>
+          </w:p>
+        </w:tc>
+        <w:tc>
+          <w:tcPr>
+            <w:tcW w:type="dxa" w:w="979"/>
+          </w:tcPr>
+          <w:p>
+            <w:pPr>
+              <w:spacing w:line="240" w:lineRule="auto" w:after="20"/>
+            </w:pPr>
+            <w:r/>
+            <w:r>
+              <w:rPr>
+                <w:sz w:val="13"/>
+              </w:rPr>
+              <w:t>0.000</w:t>
+            </w:r>
+          </w:p>
+        </w:tc>
+        <w:tc>
+          <w:tcPr>
+            <w:tcW w:type="dxa" w:w="979"/>
+          </w:tcPr>
+          <w:p>
+            <w:pPr>
+              <w:spacing w:line="240" w:lineRule="auto" w:after="20"/>
+            </w:pPr>
+            <w:r/>
+            <w:r>
+              <w:rPr>
+                <w:sz w:val="13"/>
+              </w:rPr>
+              <w:t>0.000</w:t>
+            </w:r>
+          </w:p>
+        </w:tc>
+        <w:tc>
+          <w:tcPr>
+            <w:tcW w:type="dxa" w:w="979"/>
+          </w:tcPr>
+          <w:p>
+            <w:pPr>
+              <w:spacing w:line="240" w:lineRule="auto" w:after="20"/>
+            </w:pPr>
+            <w:r/>
+            <w:r>
+              <w:rPr>
+                <w:sz w:val="13"/>
+              </w:rPr>
+              <w:t>0.000</w:t>
+            </w:r>
+          </w:p>
+        </w:tc>
+        <w:tc>
+          <w:tcPr>
+            <w:tcW w:type="dxa" w:w="979"/>
+          </w:tcPr>
+          <w:p>
+            <w:pPr>
+              <w:spacing w:line="240" w:lineRule="auto" w:after="20"/>
+            </w:pPr>
+            <w:r/>
+            <w:r>
+              <w:rPr>
+                <w:sz w:val="13"/>
+              </w:rPr>
+              <w:t>0.000</w:t>
+            </w:r>
+          </w:p>
+        </w:tc>
+        <w:tc>
+          <w:tcPr>
+            <w:tcW w:type="dxa" w:w="979"/>
+          </w:tcPr>
+          <w:p>
+            <w:pPr>
+              <w:spacing w:line="240" w:lineRule="auto" w:after="20"/>
+            </w:pPr>
+            <w:r/>
+            <w:r>
+              <w:rPr>
+                <w:sz w:val="13"/>
+              </w:rPr>
+              <w:t>0.000</w:t>
+            </w:r>
+          </w:p>
+        </w:tc>
+        <w:tc>
+          <w:tcPr>
+            <w:tcW w:type="dxa" w:w="979"/>
+          </w:tcPr>
+          <w:p>
+            <w:pPr>
+              <w:spacing w:line="240" w:lineRule="auto" w:after="20"/>
+            </w:pPr>
+            <w:r/>
+            <w:r>
+              <w:rPr>
+                <w:sz w:val="13"/>
+              </w:rPr>
+              <w:t>0.000</w:t>
+            </w:r>
+          </w:p>
+        </w:tc>
+        <w:tc>
+          <w:tcPr>
+            <w:tcW w:type="dxa" w:w="979"/>
+          </w:tcPr>
+          <w:p>
+            <w:pPr>
+              <w:spacing w:line="240" w:lineRule="auto" w:after="20"/>
+            </w:pPr>
+            <w:r/>
+            <w:r>
+              <w:rPr>
+                <w:sz w:val="13"/>
+              </w:rPr>
+              <w:t>0.000</w:t>
+            </w:r>
+          </w:p>
+        </w:tc>
+      </w:tr>
+      <w:tr>
+        <w:tc>
+          <w:tcPr>
+            <w:tcW w:type="dxa" w:w="2880"/>
+          </w:tcPr>
+          <w:p>
+            <w:pPr>
+              <w:spacing w:line="240" w:lineRule="auto" w:after="20"/>
+            </w:pPr>
+            <w:r/>
+            <w:r>
+              <w:rPr>
+                <w:sz w:val="13"/>
+              </w:rPr>
+              <w:t>best_case_total_tolerance_saturated</w:t>
+            </w:r>
+          </w:p>
+        </w:tc>
+        <w:tc>
+          <w:tcPr>
+            <w:tcW w:type="dxa" w:w="979"/>
+          </w:tcPr>
+          <w:p>
+            <w:pPr>
+              <w:spacing w:line="240" w:lineRule="auto" w:after="20"/>
+            </w:pPr>
+            <w:r/>
+            <w:r>
+              <w:rPr>
+                <w:sz w:val="13"/>
+              </w:rPr>
+              <w:t>0.960</w:t>
+            </w:r>
+          </w:p>
+        </w:tc>
+        <w:tc>
+          <w:tcPr>
+            <w:tcW w:type="dxa" w:w="979"/>
+          </w:tcPr>
+          <w:p>
+            <w:pPr>
+              <w:spacing w:line="240" w:lineRule="auto" w:after="20"/>
+            </w:pPr>
+            <w:r/>
+            <w:r>
+              <w:rPr>
+                <w:sz w:val="13"/>
+              </w:rPr>
+              <w:t>0.960</w:t>
+            </w:r>
+          </w:p>
+        </w:tc>
+        <w:tc>
+          <w:tcPr>
+            <w:tcW w:type="dxa" w:w="979"/>
+          </w:tcPr>
+          <w:p>
+            <w:pPr>
+              <w:spacing w:line="240" w:lineRule="auto" w:after="20"/>
+            </w:pPr>
+            <w:r/>
+            <w:r>
+              <w:rPr>
+                <w:sz w:val="13"/>
+              </w:rPr>
+              <w:t>0.960</w:t>
+            </w:r>
+          </w:p>
+        </w:tc>
+        <w:tc>
+          <w:tcPr>
+            <w:tcW w:type="dxa" w:w="979"/>
+          </w:tcPr>
+          <w:p>
+            <w:pPr>
+              <w:spacing w:line="240" w:lineRule="auto" w:after="20"/>
+            </w:pPr>
+            <w:r/>
+            <w:r>
+              <w:rPr>
+                <w:sz w:val="13"/>
+              </w:rPr>
+              <w:t>1.185</w:t>
+            </w:r>
+          </w:p>
+        </w:tc>
+        <w:tc>
+          <w:tcPr>
+            <w:tcW w:type="dxa" w:w="979"/>
+          </w:tcPr>
+          <w:p>
+            <w:pPr>
+              <w:spacing w:line="240" w:lineRule="auto" w:after="20"/>
+            </w:pPr>
+            <w:r/>
+            <w:r>
+              <w:rPr>
+                <w:sz w:val="13"/>
+              </w:rPr>
+              <w:t>0.756</w:t>
+            </w:r>
+          </w:p>
+        </w:tc>
+        <w:tc>
+          <w:tcPr>
+            <w:tcW w:type="dxa" w:w="979"/>
+          </w:tcPr>
+          <w:p>
+            <w:pPr>
+              <w:spacing w:line="240" w:lineRule="auto" w:after="20"/>
+            </w:pPr>
+            <w:r/>
+            <w:r>
+              <w:rPr>
+                <w:sz w:val="13"/>
+              </w:rPr>
+              <w:t>0.960</w:t>
+            </w:r>
+          </w:p>
+        </w:tc>
+        <w:tc>
+          <w:tcPr>
+            <w:tcW w:type="dxa" w:w="979"/>
+          </w:tcPr>
+          <w:p>
+            <w:pPr>
+              <w:spacing w:line="240" w:lineRule="auto" w:after="20"/>
+            </w:pPr>
+            <w:r/>
+            <w:r>
+              <w:rPr>
+                <w:sz w:val="13"/>
+              </w:rPr>
+              <w:t>0.960</w:t>
+            </w:r>
+          </w:p>
+        </w:tc>
+      </w:tr>
+      <w:tr>
+        <w:tc>
+          <w:tcPr>
+            <w:tcW w:type="dxa" w:w="2880"/>
+          </w:tcPr>
+          <w:p>
+            <w:pPr>
+              <w:spacing w:line="240" w:lineRule="auto" w:after="20"/>
+            </w:pPr>
+            <w:r/>
+            <w:r>
+              <w:rPr>
+                <w:sz w:val="13"/>
+              </w:rPr>
+              <w:t>cup_possible_in_range</w:t>
+            </w:r>
+          </w:p>
+        </w:tc>
+        <w:tc>
+          <w:tcPr>
+            <w:tcW w:type="dxa" w:w="979"/>
+          </w:tcPr>
+          <w:p>
+            <w:pPr>
+              <w:spacing w:line="240" w:lineRule="auto" w:after="20"/>
+            </w:pPr>
+            <w:r/>
+            <w:r>
+              <w:rPr>
+                <w:sz w:val="13"/>
+              </w:rPr>
+              <w:t>no</w:t>
+            </w:r>
+          </w:p>
+        </w:tc>
+        <w:tc>
+          <w:tcPr>
+            <w:tcW w:type="dxa" w:w="979"/>
+          </w:tcPr>
+          <w:p>
+            <w:pPr>
+              <w:spacing w:line="240" w:lineRule="auto" w:after="20"/>
+            </w:pPr>
+            <w:r/>
+            <w:r>
+              <w:rPr>
+                <w:sz w:val="13"/>
+              </w:rPr>
+              <w:t>no</w:t>
+            </w:r>
+          </w:p>
+        </w:tc>
+        <w:tc>
+          <w:tcPr>
+            <w:tcW w:type="dxa" w:w="979"/>
+          </w:tcPr>
+          <w:p>
+            <w:pPr>
+              <w:spacing w:line="240" w:lineRule="auto" w:after="20"/>
+            </w:pPr>
+            <w:r/>
+            <w:r>
+              <w:rPr>
+                <w:sz w:val="13"/>
+              </w:rPr>
+              <w:t>no</w:t>
+            </w:r>
+          </w:p>
+        </w:tc>
+        <w:tc>
+          <w:tcPr>
+            <w:tcW w:type="dxa" w:w="979"/>
+          </w:tcPr>
+          <w:p>
+            <w:pPr>
+              <w:spacing w:line="240" w:lineRule="auto" w:after="20"/>
+            </w:pPr>
+            <w:r/>
+            <w:r>
+              <w:rPr>
+                <w:sz w:val="13"/>
+              </w:rPr>
+              <w:t>yes</w:t>
+            </w:r>
+          </w:p>
+        </w:tc>
+        <w:tc>
+          <w:tcPr>
+            <w:tcW w:type="dxa" w:w="979"/>
+          </w:tcPr>
+          <w:p>
+            <w:pPr>
+              <w:spacing w:line="240" w:lineRule="auto" w:after="20"/>
+            </w:pPr>
+            <w:r/>
+            <w:r>
+              <w:rPr>
+                <w:sz w:val="13"/>
+              </w:rPr>
+              <w:t>no</w:t>
+            </w:r>
+          </w:p>
+        </w:tc>
+        <w:tc>
+          <w:tcPr>
+            <w:tcW w:type="dxa" w:w="979"/>
+          </w:tcPr>
+          <w:p>
+            <w:pPr>
+              <w:spacing w:line="240" w:lineRule="auto" w:after="20"/>
+            </w:pPr>
+            <w:r/>
+            <w:r>
+              <w:rPr>
+                <w:sz w:val="13"/>
+              </w:rPr>
+              <w:t>no</w:t>
+            </w:r>
+          </w:p>
+        </w:tc>
+        <w:tc>
+          <w:tcPr>
+            <w:tcW w:type="dxa" w:w="979"/>
+          </w:tcPr>
+          <w:p>
+            <w:pPr>
+              <w:spacing w:line="240" w:lineRule="auto" w:after="20"/>
+            </w:pPr>
+            <w:r/>
+            <w:r>
+              <w:rPr>
+                <w:sz w:val="13"/>
+              </w:rPr>
+              <w:t>no</w:t>
+            </w:r>
+          </w:p>
+        </w:tc>
+      </w:tr>
+      <w:tr>
+        <w:tc>
+          <w:tcPr>
+            <w:tcW w:type="dxa" w:w="2880"/>
+          </w:tcPr>
+          <w:p>
+            <w:pPr>
+              <w:spacing w:line="240" w:lineRule="auto" w:after="20"/>
+            </w:pPr>
+            <w:r/>
+            <w:r>
+              <w:rPr>
+                <w:sz w:val="13"/>
+              </w:rPr>
+              <w:t>P_all_ref_tray</w:t>
+            </w:r>
+          </w:p>
+        </w:tc>
+        <w:tc>
+          <w:tcPr>
+            <w:tcW w:type="dxa" w:w="979"/>
+          </w:tcPr>
+          <w:p>
+            <w:pPr>
+              <w:spacing w:line="240" w:lineRule="auto" w:after="20"/>
+            </w:pPr>
+            <w:r/>
+            <w:r>
+              <w:rPr>
+                <w:sz w:val="13"/>
+              </w:rPr>
+              <w:t>0.525</w:t>
+            </w:r>
+          </w:p>
+        </w:tc>
+        <w:tc>
+          <w:tcPr>
+            <w:tcW w:type="dxa" w:w="979"/>
+          </w:tcPr>
+          <w:p>
+            <w:pPr>
+              <w:spacing w:line="240" w:lineRule="auto" w:after="20"/>
+            </w:pPr>
+            <w:r/>
+            <w:r>
+              <w:rPr>
+                <w:sz w:val="13"/>
+              </w:rPr>
+              <w:t>0.376</w:t>
+            </w:r>
+          </w:p>
+        </w:tc>
+        <w:tc>
+          <w:tcPr>
+            <w:tcW w:type="dxa" w:w="979"/>
+          </w:tcPr>
+          <w:p>
+            <w:pPr>
+              <w:spacing w:line="240" w:lineRule="auto" w:after="20"/>
+            </w:pPr>
+            <w:r/>
+            <w:r>
+              <w:rPr>
+                <w:sz w:val="13"/>
+              </w:rPr>
+              <w:t>0.466</w:t>
+            </w:r>
+          </w:p>
+        </w:tc>
+        <w:tc>
+          <w:tcPr>
+            <w:tcW w:type="dxa" w:w="979"/>
+          </w:tcPr>
+          <w:p>
+            <w:pPr>
+              <w:spacing w:line="240" w:lineRule="auto" w:after="20"/>
+            </w:pPr>
+            <w:r/>
+            <w:r>
+              <w:rPr>
+                <w:sz w:val="13"/>
+              </w:rPr>
+              <w:t>0.508</w:t>
+            </w:r>
+          </w:p>
+        </w:tc>
+        <w:tc>
+          <w:tcPr>
+            <w:tcW w:type="dxa" w:w="979"/>
+          </w:tcPr>
+          <w:p>
+            <w:pPr>
+              <w:spacing w:line="240" w:lineRule="auto" w:after="20"/>
+            </w:pPr>
+            <w:r/>
+            <w:r>
+              <w:rPr>
+                <w:sz w:val="13"/>
+              </w:rPr>
+              <w:t>0.664</w:t>
+            </w:r>
+          </w:p>
+        </w:tc>
+        <w:tc>
+          <w:tcPr>
+            <w:tcW w:type="dxa" w:w="979"/>
+          </w:tcPr>
+          <w:p>
+            <w:pPr>
+              <w:spacing w:line="240" w:lineRule="auto" w:after="20"/>
+            </w:pPr>
+            <w:r/>
+            <w:r>
+              <w:rPr>
+                <w:sz w:val="13"/>
+              </w:rPr>
+              <w:t>0.777</w:t>
+            </w:r>
+          </w:p>
+        </w:tc>
+        <w:tc>
+          <w:tcPr>
+            <w:tcW w:type="dxa" w:w="979"/>
+          </w:tcPr>
+          <w:p>
+            <w:pPr>
+              <w:spacing w:line="240" w:lineRule="auto" w:after="20"/>
+            </w:pPr>
+            <w:r/>
+            <w:r>
+              <w:rPr>
+                <w:sz w:val="13"/>
+              </w:rPr>
+              <w:t>0.251</w:t>
+            </w:r>
+          </w:p>
+        </w:tc>
+      </w:tr>
+      <w:tr>
+        <w:tc>
+          <w:tcPr>
+            <w:tcW w:type="dxa" w:w="2880"/>
+          </w:tcPr>
+          <w:p>
+            <w:pPr>
+              <w:spacing w:line="240" w:lineRule="auto" w:after="20"/>
+            </w:pPr>
+            <w:r/>
+            <w:r>
+              <w:rPr>
+                <w:sz w:val="13"/>
+              </w:rPr>
+              <w:t>P_all_ref_bowl</w:t>
+            </w:r>
+          </w:p>
+        </w:tc>
+        <w:tc>
+          <w:tcPr>
+            <w:tcW w:type="dxa" w:w="979"/>
+          </w:tcPr>
+          <w:p>
+            <w:pPr>
+              <w:spacing w:line="240" w:lineRule="auto" w:after="20"/>
+            </w:pPr>
+            <w:r/>
+            <w:r>
+              <w:rPr>
+                <w:sz w:val="13"/>
+              </w:rPr>
+              <w:t>0.043</w:t>
+            </w:r>
+          </w:p>
+        </w:tc>
+        <w:tc>
+          <w:tcPr>
+            <w:tcW w:type="dxa" w:w="979"/>
+          </w:tcPr>
+          <w:p>
+            <w:pPr>
+              <w:spacing w:line="240" w:lineRule="auto" w:after="20"/>
+            </w:pPr>
+            <w:r/>
+            <w:r>
+              <w:rPr>
+                <w:sz w:val="13"/>
+              </w:rPr>
+              <w:t>0.031</w:t>
+            </w:r>
+          </w:p>
+        </w:tc>
+        <w:tc>
+          <w:tcPr>
+            <w:tcW w:type="dxa" w:w="979"/>
+          </w:tcPr>
+          <w:p>
+            <w:pPr>
+              <w:spacing w:line="240" w:lineRule="auto" w:after="20"/>
+            </w:pPr>
+            <w:r/>
+            <w:r>
+              <w:rPr>
+                <w:sz w:val="13"/>
+              </w:rPr>
+              <w:t>0.008</w:t>
+            </w:r>
+          </w:p>
+        </w:tc>
+        <w:tc>
+          <w:tcPr>
+            <w:tcW w:type="dxa" w:w="979"/>
+          </w:tcPr>
+          <w:p>
+            <w:pPr>
+              <w:spacing w:line="240" w:lineRule="auto" w:after="20"/>
+            </w:pPr>
+            <w:r/>
+            <w:r>
+              <w:rPr>
+                <w:sz w:val="13"/>
+              </w:rPr>
+              <w:t>0.169</w:t>
+            </w:r>
+          </w:p>
+        </w:tc>
+        <w:tc>
+          <w:tcPr>
+            <w:tcW w:type="dxa" w:w="979"/>
+          </w:tcPr>
+          <w:p>
+            <w:pPr>
+              <w:spacing w:line="240" w:lineRule="auto" w:after="20"/>
+            </w:pPr>
+            <w:r/>
+            <w:r>
+              <w:rPr>
+                <w:sz w:val="13"/>
+              </w:rPr>
+              <w:t>0.002</w:t>
+            </w:r>
+          </w:p>
+        </w:tc>
+        <w:tc>
+          <w:tcPr>
+            <w:tcW w:type="dxa" w:w="979"/>
+          </w:tcPr>
+          <w:p>
+            <w:pPr>
+              <w:spacing w:line="240" w:lineRule="auto" w:after="20"/>
+            </w:pPr>
+            <w:r/>
+            <w:r>
+              <w:rPr>
+                <w:sz w:val="13"/>
+              </w:rPr>
+              <w:t>0.152</w:t>
+            </w:r>
+          </w:p>
+        </w:tc>
+        <w:tc>
+          <w:tcPr>
+            <w:tcW w:type="dxa" w:w="979"/>
+          </w:tcPr>
+          <w:p>
+            <w:pPr>
+              <w:spacing w:line="240" w:lineRule="auto" w:after="20"/>
+            </w:pPr>
+            <w:r/>
+            <w:r>
+              <w:rPr>
+                <w:sz w:val="13"/>
+              </w:rPr>
+              <w:t>0.002</w:t>
+            </w:r>
+          </w:p>
+        </w:tc>
+      </w:tr>
+      <w:tr>
+        <w:tc>
+          <w:tcPr>
+            <w:tcW w:type="dxa" w:w="2880"/>
+          </w:tcPr>
+          <w:p>
+            <w:pPr>
+              <w:spacing w:line="240" w:lineRule="auto" w:after="20"/>
+            </w:pPr>
+            <w:r/>
+            <w:r>
+              <w:rPr>
+                <w:sz w:val="13"/>
+              </w:rPr>
+              <w:t>P_all_ref_cup</w:t>
+            </w:r>
+          </w:p>
+        </w:tc>
+        <w:tc>
+          <w:tcPr>
+            <w:tcW w:type="dxa" w:w="979"/>
+          </w:tcPr>
+          <w:p>
+            <w:pPr>
+              <w:spacing w:line="240" w:lineRule="auto" w:after="20"/>
+            </w:pPr>
+            <w:r/>
+            <w:r>
+              <w:rPr>
+                <w:sz w:val="13"/>
+              </w:rPr>
+              <w:t>0.000</w:t>
+            </w:r>
+          </w:p>
+        </w:tc>
+        <w:tc>
+          <w:tcPr>
+            <w:tcW w:type="dxa" w:w="979"/>
+          </w:tcPr>
+          <w:p>
+            <w:pPr>
+              <w:spacing w:line="240" w:lineRule="auto" w:after="20"/>
+            </w:pPr>
+            <w:r/>
+            <w:r>
+              <w:rPr>
+                <w:sz w:val="13"/>
+              </w:rPr>
+              <w:t>0.000</w:t>
+            </w:r>
+          </w:p>
+        </w:tc>
+        <w:tc>
+          <w:tcPr>
+            <w:tcW w:type="dxa" w:w="979"/>
+          </w:tcPr>
+          <w:p>
+            <w:pPr>
+              <w:spacing w:line="240" w:lineRule="auto" w:after="20"/>
+            </w:pPr>
+            <w:r/>
+            <w:r>
+              <w:rPr>
+                <w:sz w:val="13"/>
+              </w:rPr>
+              <w:t>0.000</w:t>
+            </w:r>
+          </w:p>
+        </w:tc>
+        <w:tc>
+          <w:tcPr>
+            <w:tcW w:type="dxa" w:w="979"/>
+          </w:tcPr>
+          <w:p>
+            <w:pPr>
+              <w:spacing w:line="240" w:lineRule="auto" w:after="20"/>
+            </w:pPr>
+            <w:r/>
+            <w:r>
+              <w:rPr>
+                <w:sz w:val="13"/>
+              </w:rPr>
+              <w:t>0.000</w:t>
+            </w:r>
+          </w:p>
+        </w:tc>
+        <w:tc>
+          <w:tcPr>
+            <w:tcW w:type="dxa" w:w="979"/>
+          </w:tcPr>
+          <w:p>
+            <w:pPr>
+              <w:spacing w:line="240" w:lineRule="auto" w:after="20"/>
+            </w:pPr>
+            <w:r/>
+            <w:r>
+              <w:rPr>
+                <w:sz w:val="13"/>
+              </w:rPr>
+              <w:t>0.000</w:t>
+            </w:r>
+          </w:p>
+        </w:tc>
+        <w:tc>
+          <w:tcPr>
+            <w:tcW w:type="dxa" w:w="979"/>
+          </w:tcPr>
+          <w:p>
+            <w:pPr>
+              <w:spacing w:line="240" w:lineRule="auto" w:after="20"/>
+            </w:pPr>
+            <w:r/>
+            <w:r>
+              <w:rPr>
+                <w:sz w:val="13"/>
+              </w:rPr>
+              <w:t>0.000</w:t>
+            </w:r>
+          </w:p>
+        </w:tc>
+        <w:tc>
+          <w:tcPr>
+            <w:tcW w:type="dxa" w:w="979"/>
+          </w:tcPr>
+          <w:p>
+            <w:pPr>
+              <w:spacing w:line="240" w:lineRule="auto" w:after="20"/>
+            </w:pPr>
+            <w:r/>
+            <w:r>
+              <w:rPr>
+                <w:sz w:val="13"/>
+              </w:rPr>
+              <w:t>0.000</w:t>
+            </w:r>
+          </w:p>
+        </w:tc>
+      </w:tr>
+      <w:tr>
+        <w:tc>
+          <w:tcPr>
+            <w:tcW w:type="dxa" w:w="2880"/>
+          </w:tcPr>
+          <w:p>
+            <w:pPr>
+              <w:spacing w:line="240" w:lineRule="auto" w:after="20"/>
+            </w:pPr>
+            <w:r/>
+            <w:r>
+              <w:rPr>
+                <w:sz w:val="13"/>
+              </w:rPr>
+              <w:t>P_all_bag_tray</w:t>
+            </w:r>
+          </w:p>
+        </w:tc>
+        <w:tc>
+          <w:tcPr>
+            <w:tcW w:type="dxa" w:w="979"/>
+          </w:tcPr>
+          <w:p>
+            <w:pPr>
+              <w:spacing w:line="240" w:lineRule="auto" w:after="20"/>
+            </w:pPr>
+            <w:r/>
+            <w:r>
+              <w:rPr>
+                <w:sz w:val="13"/>
+              </w:rPr>
+              <w:t>0.193</w:t>
+            </w:r>
+          </w:p>
+        </w:tc>
+        <w:tc>
+          <w:tcPr>
+            <w:tcW w:type="dxa" w:w="979"/>
+          </w:tcPr>
+          <w:p>
+            <w:pPr>
+              <w:spacing w:line="240" w:lineRule="auto" w:after="20"/>
+            </w:pPr>
+            <w:r/>
+            <w:r>
+              <w:rPr>
+                <w:sz w:val="13"/>
+              </w:rPr>
+              <w:t>0.077</w:t>
+            </w:r>
+          </w:p>
+        </w:tc>
+        <w:tc>
+          <w:tcPr>
+            <w:tcW w:type="dxa" w:w="979"/>
+          </w:tcPr>
+          <w:p>
+            <w:pPr>
+              <w:spacing w:line="240" w:lineRule="auto" w:after="20"/>
+            </w:pPr>
+            <w:r/>
+            <w:r>
+              <w:rPr>
+                <w:sz w:val="13"/>
+              </w:rPr>
+              <w:t>0.019</w:t>
+            </w:r>
+          </w:p>
+        </w:tc>
+        <w:tc>
+          <w:tcPr>
+            <w:tcW w:type="dxa" w:w="979"/>
+          </w:tcPr>
+          <w:p>
+            <w:pPr>
+              <w:spacing w:line="240" w:lineRule="auto" w:after="20"/>
+            </w:pPr>
+            <w:r/>
+            <w:r>
+              <w:rPr>
+                <w:sz w:val="13"/>
+              </w:rPr>
+              <w:t>0.223</w:t>
+            </w:r>
+          </w:p>
+        </w:tc>
+        <w:tc>
+          <w:tcPr>
+            <w:tcW w:type="dxa" w:w="979"/>
+          </w:tcPr>
+          <w:p>
+            <w:pPr>
+              <w:spacing w:line="240" w:lineRule="auto" w:after="20"/>
+            </w:pPr>
+            <w:r/>
+            <w:r>
+              <w:rPr>
+                <w:sz w:val="13"/>
+              </w:rPr>
+              <w:t>0.232</w:t>
+            </w:r>
+          </w:p>
+        </w:tc>
+        <w:tc>
+          <w:tcPr>
+            <w:tcW w:type="dxa" w:w="979"/>
+          </w:tcPr>
+          <w:p>
+            <w:pPr>
+              <w:spacing w:line="240" w:lineRule="auto" w:after="20"/>
+            </w:pPr>
+            <w:r/>
+            <w:r>
+              <w:rPr>
+                <w:sz w:val="13"/>
+              </w:rPr>
+              <w:t>0.338</w:t>
+            </w:r>
+          </w:p>
+        </w:tc>
+        <w:tc>
+          <w:tcPr>
+            <w:tcW w:type="dxa" w:w="979"/>
+          </w:tcPr>
+          <w:p>
+            <w:pPr>
+              <w:spacing w:line="240" w:lineRule="auto" w:after="20"/>
+            </w:pPr>
+            <w:r/>
+            <w:r>
+              <w:rPr>
+                <w:sz w:val="13"/>
+              </w:rPr>
+              <w:t>0.070</w:t>
+            </w:r>
+          </w:p>
+        </w:tc>
+      </w:tr>
+      <w:tr>
+        <w:tc>
+          <w:tcPr>
+            <w:tcW w:type="dxa" w:w="2880"/>
+          </w:tcPr>
+          <w:p>
+            <w:pPr>
+              <w:spacing w:line="240" w:lineRule="auto" w:after="20"/>
+            </w:pPr>
+            <w:r/>
+            <w:r>
+              <w:rPr>
+                <w:sz w:val="13"/>
+              </w:rPr>
+              <w:t>P_all_bag_bowl</w:t>
+            </w:r>
+          </w:p>
+        </w:tc>
+        <w:tc>
+          <w:tcPr>
+            <w:tcW w:type="dxa" w:w="979"/>
+          </w:tcPr>
+          <w:p>
+            <w:pPr>
+              <w:spacing w:line="240" w:lineRule="auto" w:after="20"/>
+            </w:pPr>
+            <w:r/>
+            <w:r>
+              <w:rPr>
+                <w:sz w:val="13"/>
+              </w:rPr>
+              <w:t>0.016</w:t>
+            </w:r>
+          </w:p>
+        </w:tc>
+        <w:tc>
+          <w:tcPr>
+            <w:tcW w:type="dxa" w:w="979"/>
+          </w:tcPr>
+          <w:p>
+            <w:pPr>
+              <w:spacing w:line="240" w:lineRule="auto" w:after="20"/>
+            </w:pPr>
+            <w:r/>
+            <w:r>
+              <w:rPr>
+                <w:sz w:val="13"/>
+              </w:rPr>
+              <w:t>0.006</w:t>
+            </w:r>
+          </w:p>
+        </w:tc>
+        <w:tc>
+          <w:tcPr>
+            <w:tcW w:type="dxa" w:w="979"/>
+          </w:tcPr>
+          <w:p>
+            <w:pPr>
+              <w:spacing w:line="240" w:lineRule="auto" w:after="20"/>
+            </w:pPr>
+            <w:r/>
+            <w:r>
+              <w:rPr>
+                <w:sz w:val="13"/>
+              </w:rPr>
+              <w:t>0.000</w:t>
+            </w:r>
+          </w:p>
+        </w:tc>
+        <w:tc>
+          <w:tcPr>
+            <w:tcW w:type="dxa" w:w="979"/>
+          </w:tcPr>
+          <w:p>
+            <w:pPr>
+              <w:spacing w:line="240" w:lineRule="auto" w:after="20"/>
+            </w:pPr>
+            <w:r/>
+            <w:r>
+              <w:rPr>
+                <w:sz w:val="13"/>
+              </w:rPr>
+              <w:t>0.074</w:t>
+            </w:r>
+          </w:p>
+        </w:tc>
+        <w:tc>
+          <w:tcPr>
+            <w:tcW w:type="dxa" w:w="979"/>
+          </w:tcPr>
+          <w:p>
+            <w:pPr>
+              <w:spacing w:line="240" w:lineRule="auto" w:after="20"/>
+            </w:pPr>
+            <w:r/>
+            <w:r>
+              <w:rPr>
+                <w:sz w:val="13"/>
+              </w:rPr>
+              <w:t>0.001</w:t>
+            </w:r>
+          </w:p>
+        </w:tc>
+        <w:tc>
+          <w:tcPr>
+            <w:tcW w:type="dxa" w:w="979"/>
+          </w:tcPr>
+          <w:p>
+            <w:pPr>
+              <w:spacing w:line="240" w:lineRule="auto" w:after="20"/>
+            </w:pPr>
+            <w:r/>
+            <w:r>
+              <w:rPr>
+                <w:sz w:val="13"/>
+              </w:rPr>
+              <w:t>0.066</w:t>
+            </w:r>
+          </w:p>
+        </w:tc>
+        <w:tc>
+          <w:tcPr>
+            <w:tcW w:type="dxa" w:w="979"/>
+          </w:tcPr>
+          <w:p>
+            <w:pPr>
+              <w:spacing w:line="240" w:lineRule="auto" w:after="20"/>
+            </w:pPr>
+            <w:r/>
+            <w:r>
+              <w:rPr>
+                <w:sz w:val="13"/>
+              </w:rPr>
+              <w:t>0.001</w:t>
+            </w:r>
+          </w:p>
+        </w:tc>
+      </w:tr>
+      <w:tr>
+        <w:tc>
+          <w:tcPr>
+            <w:tcW w:type="dxa" w:w="2880"/>
+          </w:tcPr>
+          <w:p>
+            <w:pPr>
+              <w:spacing w:line="240" w:lineRule="auto" w:after="20"/>
+            </w:pPr>
+            <w:r/>
+            <w:r>
+              <w:rPr>
+                <w:sz w:val="13"/>
+              </w:rPr>
+              <w:t>P_all_bag_cup</w:t>
+            </w:r>
+          </w:p>
+        </w:tc>
+        <w:tc>
+          <w:tcPr>
+            <w:tcW w:type="dxa" w:w="979"/>
+          </w:tcPr>
+          <w:p>
+            <w:pPr>
+              <w:spacing w:line="240" w:lineRule="auto" w:after="20"/>
+            </w:pPr>
+            <w:r/>
+            <w:r>
+              <w:rPr>
+                <w:sz w:val="13"/>
+              </w:rPr>
+              <w:t>0.000</w:t>
+            </w:r>
+          </w:p>
+        </w:tc>
+        <w:tc>
+          <w:tcPr>
+            <w:tcW w:type="dxa" w:w="979"/>
+          </w:tcPr>
+          <w:p>
+            <w:pPr>
+              <w:spacing w:line="240" w:lineRule="auto" w:after="20"/>
+            </w:pPr>
+            <w:r/>
+            <w:r>
+              <w:rPr>
+                <w:sz w:val="13"/>
+              </w:rPr>
+              <w:t>0.000</w:t>
+            </w:r>
+          </w:p>
+        </w:tc>
+        <w:tc>
+          <w:tcPr>
+            <w:tcW w:type="dxa" w:w="979"/>
+          </w:tcPr>
+          <w:p>
+            <w:pPr>
+              <w:spacing w:line="240" w:lineRule="auto" w:after="20"/>
+            </w:pPr>
+            <w:r/>
+            <w:r>
+              <w:rPr>
+                <w:sz w:val="13"/>
+              </w:rPr>
+              <w:t>0.000</w:t>
+            </w:r>
+          </w:p>
+        </w:tc>
+        <w:tc>
+          <w:tcPr>
+            <w:tcW w:type="dxa" w:w="979"/>
+          </w:tcPr>
+          <w:p>
+            <w:pPr>
+              <w:spacing w:line="240" w:lineRule="auto" w:after="20"/>
+            </w:pPr>
+            <w:r/>
+            <w:r>
+              <w:rPr>
+                <w:sz w:val="13"/>
+              </w:rPr>
+              <w:t>0.000</w:t>
+            </w:r>
+          </w:p>
+        </w:tc>
+        <w:tc>
+          <w:tcPr>
+            <w:tcW w:type="dxa" w:w="979"/>
+          </w:tcPr>
+          <w:p>
+            <w:pPr>
+              <w:spacing w:line="240" w:lineRule="auto" w:after="20"/>
+            </w:pPr>
+            <w:r/>
+            <w:r>
+              <w:rPr>
+                <w:sz w:val="13"/>
+              </w:rPr>
+              <w:t>0.000</w:t>
+            </w:r>
+          </w:p>
+        </w:tc>
+        <w:tc>
+          <w:tcPr>
+            <w:tcW w:type="dxa" w:w="979"/>
+          </w:tcPr>
+          <w:p>
+            <w:pPr>
+              <w:spacing w:line="240" w:lineRule="auto" w:after="20"/>
+            </w:pPr>
+            <w:r/>
+            <w:r>
+              <w:rPr>
+                <w:sz w:val="13"/>
+              </w:rPr>
+              <w:t>0.000</w:t>
+            </w:r>
+          </w:p>
+        </w:tc>
+        <w:tc>
+          <w:tcPr>
+            <w:tcW w:type="dxa" w:w="979"/>
+          </w:tcPr>
+          <w:p>
+            <w:pPr>
+              <w:spacing w:line="240" w:lineRule="auto" w:after="20"/>
+            </w:pPr>
+            <w:r/>
+            <w:r>
+              <w:rPr>
+                <w:sz w:val="13"/>
+              </w:rPr>
+              <w:t>0.000</w:t>
+            </w:r>
+          </w:p>
+        </w:tc>
+      </w:tr>
+    </w:tbl>
+    <w:p>
+      <w:pPr>
+        <w:spacing w:after="40"/>
+      </w:pPr>
+    </w:p>
+    <w:p>
+      <w:pPr>
+        <w:keepNext w:val="0"/>
+        <w:jc w:val="both"/>
+      </w:pPr>
+      <w:r>
+        <w:t>Statements that hold in all seven schemes: tray window &gt; bowl window ≥ cup window (True); wood-pulp-scale optical pass share &gt; bagasse-range (True); chitosan helps in more samples at neutral pH than in acid (True); median gain in acid &lt; median gain at neutral pH (True). The cup has a non-zero window only in: widened.</w:t>
+      </w:r>
+    </w:p>
+    <w:p>
+      <w:pPr>
+        <w:keepNext w:val="0"/>
+        <w:jc w:val="both"/>
+      </w:pPr>
+      <w:r>
+        <w:rPr>
+          <w:b/>
+        </w:rPr>
+        <w:t>What the cup needs.</w:t>
+      </w:r>
+      <w:r>
+        <w:t xml:space="preserve"> The strain budget of the cup is 1.105 and of the bowl 0.667. With every tensile tolerance at its best case (ε</w:t>
+      </w:r>
+      <w:r>
+        <w:rPr>
+          <w:vertAlign w:val="subscript"/>
+        </w:rPr>
+        <w:t>crit</w:t>
+      </w:r>
+      <w:r>
+        <w:t xml:space="preserve"> = 0.46, saturated), the flange must tolerate a wrinkling strain of 0.645 (limiting draw ratio 1.91) for the cup and 0.207 for the bowl; at the median tensile tolerance (0.15) the cup needs 0.956 (draw ratio 2.60). The assumed upper bound of the wrinkling tolerance is 0.50 (draw ratio 1.65).</w:t>
+      </w:r>
+    </w:p>
+    <w:p>
+      <w:pPr>
+        <w:pStyle w:val="Heading1"/>
+      </w:pPr>
+      <w:r>
+        <w:rPr>
+          <w:rFonts w:ascii="Times New Roman" w:hAnsi="Times New Roman"/>
+        </w:rPr>
+        <w:t>S9 Thickness coupling of the optical and stiffness screens (main text Section 6.6)</w:t>
+      </w:r>
+    </w:p>
+    <w:p>
+      <w:pPr>
+        <w:keepNext w:val="0"/>
+        <w:jc w:val="both"/>
+      </w:pPr>
+      <w:r>
+        <w:t>For a thin plate of modulus E, thickness t and Poisson ratio ν the flexural rigidity is E t³/[12(1 − ν²)]. Holding ν fixed, equal rigidity gives Eq. (12) of the main text,</w:t>
+      </w:r>
+    </w:p>
+    <w:p>
+      <w:pPr>
+        <w:keepLines/>
+        <w:tabs>
+          <w:tab w:pos="4680" w:val="center"/>
+          <w:tab w:pos="9360" w:val="right"/>
+        </w:tabs>
+        <w:spacing w:before="120" w:after="120"/>
+      </w:pPr>
+      <w:r>
+        <w:tab/>
+      </w:r>
+      <m:oMath>
+        <m:sSub>
+          <m:sSubPr>
+            <m:ctrlPr>
+              <w:rPr>
+                <w:rFonts w:ascii="Cambria Math" w:hAnsi="Cambria Math"/>
+                <w:i/>
+              </w:rPr>
+            </m:ctrlPr>
+          </m:sSubPr>
+          <m:e>
+            <m:r>
+              <m:rPr>
+                <m:sty m:val="i"/>
+              </m:rPr>
+              <w:rPr>
+                <w:rFonts w:ascii="Cambria Math" w:hAnsi="Cambria Math"/>
+                <w:i/>
+              </w:rPr>
+              <m:t xml:space="preserve">t</m:t>
+            </m:r>
+          </m:e>
+          <m:sub>
+            <m:r>
+              <m:rPr>
+                <m:nor/>
+              </m:rPr>
+              <w:rPr>
+                <w:rFonts w:ascii="Cambria Math" w:hAnsi="Cambria Math"/>
+                <w:i w:val="0"/>
+              </w:rPr>
+              <m:t xml:space="preserve">min</m:t>
+            </m:r>
+          </m:sub>
+        </m:sSub>
+        <m:r>
+          <m:rPr>
+            <m:nor/>
+          </m:rPr>
+          <w:rPr>
+            <w:rFonts w:ascii="Cambria Math" w:hAnsi="Cambria Math"/>
+            <w:i w:val="0"/>
+          </w:rPr>
+          <m:t xml:space="preserve"> = </m:t>
+        </m:r>
+        <m:sSub>
+          <m:sSubPr>
+            <m:ctrlPr>
+              <w:rPr>
+                <w:rFonts w:ascii="Cambria Math" w:hAnsi="Cambria Math"/>
+                <w:i/>
+              </w:rPr>
+            </m:ctrlPr>
+          </m:sSubPr>
+          <m:e>
+            <m:r>
+              <m:rPr>
+                <m:sty m:val="i"/>
+              </m:rPr>
+              <w:rPr>
+                <w:rFonts w:ascii="Cambria Math" w:hAnsi="Cambria Math"/>
+                <w:i/>
+              </w:rPr>
+              <m:t xml:space="preserve">t</m:t>
+            </m:r>
+          </m:e>
+          <m:sub>
+            <m:r>
+              <m:rPr>
+                <m:nor/>
+              </m:rPr>
+              <w:rPr>
+                <w:rFonts w:ascii="Cambria Math" w:hAnsi="Cambria Math"/>
+                <w:i w:val="0"/>
+              </w:rPr>
+              <m:t xml:space="preserve">ref</m:t>
+            </m:r>
+          </m:sub>
+        </m:sSub>
+        <m:sSup>
+          <m:sSupPr>
+            <m:ctrlPr>
+              <w:rPr>
+                <w:rFonts w:ascii="Cambria Math" w:hAnsi="Cambria Math"/>
+                <w:i/>
+              </w:rPr>
+            </m:ctrlPr>
+          </m:sSupPr>
+          <m:e>
+            <m:d>
+              <m:dPr>
+                <m:begChr m:val="("/>
+                <m:endChr m:val=")"/>
+                <m:ctrlPr>
+                  <w:rPr>
+                    <w:rFonts w:ascii="Cambria Math" w:hAnsi="Cambria Math"/>
+                    <w:i/>
+                  </w:rPr>
+                </m:ctrlPr>
+              </m:dPr>
+              <m:e>
+                <m:f>
+                  <m:fPr>
+                    <m:ctrlPr>
+                      <w:rPr>
+                        <w:rFonts w:ascii="Cambria Math" w:hAnsi="Cambria Math"/>
+                        <w:i/>
+                      </w:rPr>
+                    </m:ctrlPr>
+                  </m:fPr>
+                  <m:num>
+                    <m:sSub>
+                      <m:sSubPr>
+                        <m:ctrlPr>
+                          <w:rPr>
+                            <w:rFonts w:ascii="Cambria Math" w:hAnsi="Cambria Math"/>
+                            <w:i/>
+                          </w:rPr>
+                        </m:ctrlPr>
+                      </m:sSubPr>
+                      <m:e>
+                        <m:r>
+                          <m:rPr>
+                            <m:sty m:val="i"/>
+                          </m:rPr>
+                          <w:rPr>
+                            <w:rFonts w:ascii="Cambria Math" w:hAnsi="Cambria Math"/>
+                            <w:i/>
+                          </w:rPr>
+                          <m:t xml:space="preserve">E</m:t>
+                        </m:r>
+                      </m:e>
+                      <m:sub>
+                        <m:r>
+                          <m:rPr>
+                            <m:nor/>
+                          </m:rPr>
+                          <w:rPr>
+                            <w:rFonts w:ascii="Cambria Math" w:hAnsi="Cambria Math"/>
+                            <w:i w:val="0"/>
+                          </w:rPr>
+                          <m:t xml:space="preserve">ref</m:t>
+                        </m:r>
+                      </m:sub>
+                    </m:sSub>
+                  </m:num>
+                  <m:den>
+                    <m:r>
+                      <m:rPr>
+                        <m:sty m:val="i"/>
+                      </m:rPr>
+                      <w:rPr>
+                        <w:rFonts w:ascii="Cambria Math" w:hAnsi="Cambria Math"/>
+                        <w:i/>
+                      </w:rPr>
+                      <m:t xml:space="preserve">E</m:t>
+                    </m:r>
+                  </m:den>
+                </m:f>
+              </m:e>
+            </m:d>
+          </m:e>
+          <m:sup>
+            <m:f>
+              <m:fPr>
+                <m:ctrlPr>
+                  <w:rPr>
+                    <w:rFonts w:ascii="Cambria Math" w:hAnsi="Cambria Math"/>
+                    <w:i/>
+                  </w:rPr>
+                </m:ctrlPr>
+              </m:fPr>
+              <m:num>
+                <m:r>
+                  <m:rPr>
+                    <m:nor/>
+                  </m:rPr>
+                  <w:rPr>
+                    <w:rFonts w:ascii="Cambria Math" w:hAnsi="Cambria Math"/>
+                    <w:i w:val="0"/>
+                  </w:rPr>
+                  <m:t xml:space="preserve">1</m:t>
+                </m:r>
+              </m:num>
+              <m:den>
+                <m:r>
+                  <m:rPr>
+                    <m:nor/>
+                  </m:rPr>
+                  <w:rPr>
+                    <w:rFonts w:ascii="Cambria Math" w:hAnsi="Cambria Math"/>
+                    <w:i w:val="0"/>
+                  </w:rPr>
+                  <m:t xml:space="preserve">3</m:t>
+                </m:r>
+              </m:den>
+            </m:f>
+          </m:sup>
+        </m:sSup>
+      </m:oMath>
+      <w:r>
+        <w:tab/>
+        <w:t xml:space="preserve">(S5)</w:t>
+      </w:r>
+    </w:p>
+    <w:p>
+      <w:pPr>
+        <w:keepNext w:val="0"/>
+        <w:jc w:val="both"/>
+      </w:pPr>
+      <w:r>
+        <w:t>which is physics only through its t⁻³ scaling. The anchor (E</w:t>
+      </w:r>
+      <w:r>
+        <w:rPr>
+          <w:vertAlign w:val="subscript"/>
+        </w:rPr>
+        <w:t>ref</w:t>
+      </w:r>
+      <w:r>
+        <w:t xml:space="preserve"> = 1 GPa at t</w:t>
+      </w:r>
+      <w:r>
+        <w:rPr>
+          <w:vertAlign w:val="subscript"/>
+        </w:rPr>
+        <w:t>ref</w:t>
+      </w:r>
+      <w:r>
+        <w:t xml:space="preserve"> = 100 µm) is the reference requirement of the main text, an assumption. A different anchor moves t</w:t>
+      </w:r>
+      <w:r>
+        <w:rPr>
+          <w:vertAlign w:val="subscript"/>
+        </w:rPr>
+        <w:t>min</w:t>
+      </w:r>
+      <w:r>
+        <w:t xml:space="preserve"> by the cube root of the ratio: the table gives the effect on the median minimum thickness and on the allowed correlation length (5% voids, 10% haze).</w:t>
+      </w:r>
+    </w:p>
+    <w:p>
+      <w:pPr>
+        <w:keepNext/>
+        <w:spacing w:line="276" w:lineRule="auto" w:after="200"/>
+      </w:pPr>
+      <w:r>
+        <w:rPr>
+          <w:b/>
+          <w:sz w:val="19"/>
+        </w:rPr>
+        <w:t>Table S14</w:t>
+      </w:r>
+      <w:r>
+        <w:rPr>
+          <w:sz w:val="19"/>
+        </w:rPr>
+        <w:t xml:space="preserve"> Thickness coupling at 20 wt% chitosan: minimum thickness from the median wet modulus for three anchors, and the shares of samples meeting the 10% haze target at each sample’s own minimum thickness.</w:t>
+      </w:r>
+    </w:p>
+    <w:tbl>
+      <w:tblPr>
+        <w:tblStyle w:val="TableGrid"/>
+        <w:tblW w:type="auto" w:w="0"/>
+        <w:jc w:val="center"/>
+        <w:tblLayout w:type="fixed"/>
+        <w:tblLook w:firstColumn="1" w:firstRow="1" w:lastColumn="0" w:lastRow="0" w:noHBand="0" w:noVBand="1" w:val="04A0"/>
+      </w:tblPr>
+      <w:tblGrid>
+        <w:gridCol w:w="1008"/>
+        <w:gridCol w:w="1152"/>
+        <w:gridCol w:w="1296"/>
+        <w:gridCol w:w="1296"/>
+        <w:gridCol w:w="2016"/>
+        <w:gridCol w:w="1296"/>
+        <w:gridCol w:w="1440"/>
+      </w:tblGrid>
+      <w:tr>
+        <w:trPr>
+          <w:tblHeader w:val="true"/>
+        </w:trPr>
+        <w:tc>
+          <w:tcPr>
+            <w:tcW w:type="dxa" w:w="1008"/>
+            <w:shd w:val="clear" w:color="auto" w:fill="E7ECF1"/>
+          </w:tcPr>
+          <w:p>
+            <w:pPr>
+              <w:spacing w:line="240" w:lineRule="auto" w:after="20"/>
+            </w:pPr>
+            <w:r/>
+            <w:r>
+              <w:rPr>
+                <w:b/>
+                <w:sz w:val="16"/>
+              </w:rPr>
+              <w:t>Liquid</w:t>
+            </w:r>
+          </w:p>
+        </w:tc>
+        <w:tc>
+          <w:tcPr>
+            <w:tcW w:type="dxa" w:w="1152"/>
+            <w:shd w:val="clear" w:color="auto" w:fill="E7ECF1"/>
+          </w:tcPr>
+          <w:p>
+            <w:pPr>
+              <w:spacing w:line="240" w:lineRule="auto" w:after="20"/>
+            </w:pPr>
+            <w:r/>
+            <w:r>
+              <w:rPr>
+                <w:b/>
+                <w:sz w:val="16"/>
+              </w:rPr>
+              <w:t>Median E (GPa)</w:t>
+            </w:r>
+          </w:p>
+        </w:tc>
+        <w:tc>
+          <w:tcPr>
+            <w:tcW w:type="dxa" w:w="1296"/>
+            <w:shd w:val="clear" w:color="auto" w:fill="E7ECF1"/>
+          </w:tcPr>
+          <w:p>
+            <w:pPr>
+              <w:spacing w:line="240" w:lineRule="auto" w:after="20"/>
+            </w:pPr>
+            <w:r/>
+            <w:r>
+              <w:rPr>
+                <w:b/>
+                <w:sz w:val="16"/>
+              </w:rPr>
+              <w:t>Anchor E</w:t>
+            </w:r>
+            <w:r>
+              <w:rPr>
+                <w:b/>
+                <w:sz w:val="16"/>
+                <w:vertAlign w:val="subscript"/>
+              </w:rPr>
+              <w:t>ref</w:t>
+            </w:r>
+            <w:r>
+              <w:rPr>
+                <w:b/>
+                <w:sz w:val="16"/>
+              </w:rPr>
+              <w:t xml:space="preserve"> (GPa)</w:t>
+            </w:r>
+          </w:p>
+        </w:tc>
+        <w:tc>
+          <w:tcPr>
+            <w:tcW w:type="dxa" w:w="1296"/>
+            <w:shd w:val="clear" w:color="auto" w:fill="E7ECF1"/>
+          </w:tcPr>
+          <w:p>
+            <w:pPr>
+              <w:spacing w:line="240" w:lineRule="auto" w:after="20"/>
+            </w:pPr>
+            <w:r/>
+            <w:r>
+              <w:rPr>
+                <w:b/>
+                <w:sz w:val="16"/>
+              </w:rPr>
+              <w:t>t</w:t>
+            </w:r>
+            <w:r>
+              <w:rPr>
+                <w:b/>
+                <w:sz w:val="16"/>
+                <w:vertAlign w:val="subscript"/>
+              </w:rPr>
+              <w:t>min</w:t>
+            </w:r>
+            <w:r>
+              <w:rPr>
+                <w:b/>
+                <w:sz w:val="16"/>
+              </w:rPr>
+              <w:t xml:space="preserve"> median (µm)</w:t>
+            </w:r>
+          </w:p>
+        </w:tc>
+        <w:tc>
+          <w:tcPr>
+            <w:tcW w:type="dxa" w:w="2016"/>
+            <w:shd w:val="clear" w:color="auto" w:fill="E7ECF1"/>
+          </w:tcPr>
+          <w:p>
+            <w:pPr>
+              <w:spacing w:line="240" w:lineRule="auto" w:after="20"/>
+            </w:pPr>
+            <w:r/>
+            <w:r>
+              <w:rPr>
+                <w:b/>
+                <w:sz w:val="16"/>
+              </w:rPr>
+              <w:t>t</w:t>
+            </w:r>
+            <w:r>
+              <w:rPr>
+                <w:b/>
+                <w:sz w:val="16"/>
+                <w:vertAlign w:val="subscript"/>
+              </w:rPr>
+              <w:t>min</w:t>
+            </w:r>
+            <w:r>
+              <w:rPr>
+                <w:b/>
+                <w:sz w:val="16"/>
+              </w:rPr>
+              <w:t xml:space="preserve"> 5–95% (µm), anchor 1 GPa</w:t>
+            </w:r>
+          </w:p>
+        </w:tc>
+        <w:tc>
+          <w:tcPr>
+            <w:tcW w:type="dxa" w:w="1296"/>
+            <w:shd w:val="clear" w:color="auto" w:fill="E7ECF1"/>
+          </w:tcPr>
+          <w:p>
+            <w:pPr>
+              <w:spacing w:line="240" w:lineRule="auto" w:after="20"/>
+            </w:pPr>
+            <w:r/>
+            <w:r>
+              <w:rPr>
+                <w:b/>
+                <w:sz w:val="16"/>
+              </w:rPr>
+              <w:t>a</w:t>
+            </w:r>
+            <w:r>
+              <w:rPr>
+                <w:b/>
+                <w:sz w:val="16"/>
+                <w:vertAlign w:val="subscript"/>
+              </w:rPr>
+              <w:t>max</w:t>
+            </w:r>
+            <w:r>
+              <w:rPr>
+                <w:b/>
+                <w:sz w:val="16"/>
+              </w:rPr>
+              <w:t xml:space="preserve"> at t</w:t>
+            </w:r>
+            <w:r>
+              <w:rPr>
+                <w:b/>
+                <w:sz w:val="16"/>
+                <w:vertAlign w:val="subscript"/>
+              </w:rPr>
+              <w:t>min</w:t>
+            </w:r>
+            <w:r>
+              <w:rPr>
+                <w:b/>
+                <w:sz w:val="16"/>
+              </w:rPr>
+              <w:t xml:space="preserve"> (nm)</w:t>
+            </w:r>
+          </w:p>
+        </w:tc>
+        <w:tc>
+          <w:tcPr>
+            <w:tcW w:type="dxa" w:w="1440"/>
+            <w:shd w:val="clear" w:color="auto" w:fill="E7ECF1"/>
+          </w:tcPr>
+          <w:p>
+            <w:pPr>
+              <w:spacing w:line="240" w:lineRule="auto" w:after="20"/>
+            </w:pPr>
+            <w:r/>
+            <w:r>
+              <w:rPr>
+                <w:b/>
+                <w:sz w:val="16"/>
+              </w:rPr>
+              <w:t>Haze pass: wood-pulp / bagasse</w:t>
+            </w:r>
+          </w:p>
+        </w:tc>
+      </w:tr>
+      <w:tr>
+        <w:tc>
+          <w:tcPr>
+            <w:tcW w:type="dxa" w:w="1008"/>
+          </w:tcPr>
+          <w:p>
+            <w:pPr>
+              <w:spacing w:line="240" w:lineRule="auto" w:after="20"/>
+            </w:pPr>
+            <w:r/>
+            <w:r>
+              <w:rPr>
+                <w:sz w:val="16"/>
+              </w:rPr>
+              <w:t>neutral</w:t>
+            </w:r>
+          </w:p>
+        </w:tc>
+        <w:tc>
+          <w:tcPr>
+            <w:tcW w:type="dxa" w:w="1152"/>
+          </w:tcPr>
+          <w:p>
+            <w:pPr>
+              <w:spacing w:line="240" w:lineRule="auto" w:after="20"/>
+            </w:pPr>
+            <w:r/>
+            <w:r>
+              <w:rPr>
+                <w:sz w:val="16"/>
+              </w:rPr>
+              <w:t>2.35</w:t>
+            </w:r>
+          </w:p>
+        </w:tc>
+        <w:tc>
+          <w:tcPr>
+            <w:tcW w:type="dxa" w:w="1296"/>
+          </w:tcPr>
+          <w:p>
+            <w:pPr>
+              <w:spacing w:line="240" w:lineRule="auto" w:after="20"/>
+            </w:pPr>
+            <w:r/>
+            <w:r>
+              <w:rPr>
+                <w:sz w:val="16"/>
+              </w:rPr>
+              <w:t>0.5</w:t>
+            </w:r>
+          </w:p>
+        </w:tc>
+        <w:tc>
+          <w:tcPr>
+            <w:tcW w:type="dxa" w:w="1296"/>
+          </w:tcPr>
+          <w:p>
+            <w:pPr>
+              <w:spacing w:line="240" w:lineRule="auto" w:after="20"/>
+            </w:pPr>
+            <w:r/>
+            <w:r>
+              <w:rPr>
+                <w:sz w:val="16"/>
+              </w:rPr>
+              <w:t>60</w:t>
+            </w:r>
+          </w:p>
+        </w:tc>
+        <w:tc>
+          <w:tcPr>
+            <w:tcW w:type="dxa" w:w="2016"/>
+          </w:tcPr>
+          <w:p>
+            <w:pPr>
+              <w:spacing w:line="240" w:lineRule="auto" w:after="20"/>
+            </w:pPr>
+            <w:r/>
+            <w:r>
+              <w:rPr>
+                <w:sz w:val="16"/>
+              </w:rPr>
+              <w:t>–</w:t>
+            </w:r>
+          </w:p>
+        </w:tc>
+        <w:tc>
+          <w:tcPr>
+            <w:tcW w:type="dxa" w:w="1296"/>
+          </w:tcPr>
+          <w:p>
+            <w:pPr>
+              <w:spacing w:line="240" w:lineRule="auto" w:after="20"/>
+            </w:pPr>
+            <w:r/>
+            <w:r>
+              <w:rPr>
+                <w:sz w:val="16"/>
+              </w:rPr>
+              <w:t>12.0</w:t>
+            </w:r>
+          </w:p>
+        </w:tc>
+        <w:tc>
+          <w:tcPr>
+            <w:tcW w:type="dxa" w:w="1440"/>
+          </w:tcPr>
+          <w:p>
+            <w:pPr>
+              <w:spacing w:line="240" w:lineRule="auto" w:after="20"/>
+            </w:pPr>
+            <w:r/>
+            <w:r>
+              <w:rPr>
+                <w:sz w:val="16"/>
+              </w:rPr>
+              <w:t>–</w:t>
+            </w:r>
+          </w:p>
+        </w:tc>
+      </w:tr>
+      <w:tr>
+        <w:tc>
+          <w:tcPr>
+            <w:tcW w:type="dxa" w:w="1008"/>
+          </w:tcPr>
+          <w:p>
+            <w:pPr>
+              <w:spacing w:line="240" w:lineRule="auto" w:after="20"/>
+            </w:pPr>
+            <w:r/>
+            <w:r>
+              <w:rPr>
+                <w:sz w:val="16"/>
+              </w:rPr>
+              <w:t>neutral</w:t>
+            </w:r>
+          </w:p>
+        </w:tc>
+        <w:tc>
+          <w:tcPr>
+            <w:tcW w:type="dxa" w:w="1152"/>
+          </w:tcPr>
+          <w:p>
+            <w:pPr>
+              <w:spacing w:line="240" w:lineRule="auto" w:after="20"/>
+            </w:pPr>
+            <w:r/>
+            <w:r>
+              <w:rPr>
+                <w:sz w:val="16"/>
+              </w:rPr>
+              <w:t>2.35</w:t>
+            </w:r>
+          </w:p>
+        </w:tc>
+        <w:tc>
+          <w:tcPr>
+            <w:tcW w:type="dxa" w:w="1296"/>
+          </w:tcPr>
+          <w:p>
+            <w:pPr>
+              <w:spacing w:line="240" w:lineRule="auto" w:after="20"/>
+            </w:pPr>
+            <w:r/>
+            <w:r>
+              <w:rPr>
+                <w:sz w:val="16"/>
+              </w:rPr>
+              <w:t>1.0</w:t>
+            </w:r>
+          </w:p>
+        </w:tc>
+        <w:tc>
+          <w:tcPr>
+            <w:tcW w:type="dxa" w:w="1296"/>
+          </w:tcPr>
+          <w:p>
+            <w:pPr>
+              <w:spacing w:line="240" w:lineRule="auto" w:after="20"/>
+            </w:pPr>
+            <w:r/>
+            <w:r>
+              <w:rPr>
+                <w:sz w:val="16"/>
+              </w:rPr>
+              <w:t>75</w:t>
+            </w:r>
+          </w:p>
+        </w:tc>
+        <w:tc>
+          <w:tcPr>
+            <w:tcW w:type="dxa" w:w="2016"/>
+          </w:tcPr>
+          <w:p>
+            <w:pPr>
+              <w:spacing w:line="240" w:lineRule="auto" w:after="20"/>
+            </w:pPr>
+            <w:r/>
+            <w:r>
+              <w:rPr>
+                <w:sz w:val="16"/>
+              </w:rPr>
+              <w:t>56–113</w:t>
+            </w:r>
+          </w:p>
+        </w:tc>
+        <w:tc>
+          <w:tcPr>
+            <w:tcW w:type="dxa" w:w="1296"/>
+          </w:tcPr>
+          <w:p>
+            <w:pPr>
+              <w:spacing w:line="240" w:lineRule="auto" w:after="20"/>
+            </w:pPr>
+            <w:r/>
+            <w:r>
+              <w:rPr>
+                <w:sz w:val="16"/>
+              </w:rPr>
+              <w:t>11.1</w:t>
+            </w:r>
+          </w:p>
+        </w:tc>
+        <w:tc>
+          <w:tcPr>
+            <w:tcW w:type="dxa" w:w="1440"/>
+          </w:tcPr>
+          <w:p>
+            <w:pPr>
+              <w:spacing w:line="240" w:lineRule="auto" w:after="20"/>
+            </w:pPr>
+            <w:r/>
+            <w:r>
+              <w:rPr>
+                <w:sz w:val="16"/>
+              </w:rPr>
+              <w:t>74% / 29%</w:t>
+            </w:r>
+          </w:p>
+        </w:tc>
+      </w:tr>
+      <w:tr>
+        <w:tc>
+          <w:tcPr>
+            <w:tcW w:type="dxa" w:w="1008"/>
+          </w:tcPr>
+          <w:p>
+            <w:pPr>
+              <w:spacing w:line="240" w:lineRule="auto" w:after="20"/>
+            </w:pPr>
+            <w:r/>
+            <w:r>
+              <w:rPr>
+                <w:sz w:val="16"/>
+              </w:rPr>
+              <w:t>neutral</w:t>
+            </w:r>
+          </w:p>
+        </w:tc>
+        <w:tc>
+          <w:tcPr>
+            <w:tcW w:type="dxa" w:w="1152"/>
+          </w:tcPr>
+          <w:p>
+            <w:pPr>
+              <w:spacing w:line="240" w:lineRule="auto" w:after="20"/>
+            </w:pPr>
+            <w:r/>
+            <w:r>
+              <w:rPr>
+                <w:sz w:val="16"/>
+              </w:rPr>
+              <w:t>2.35</w:t>
+            </w:r>
+          </w:p>
+        </w:tc>
+        <w:tc>
+          <w:tcPr>
+            <w:tcW w:type="dxa" w:w="1296"/>
+          </w:tcPr>
+          <w:p>
+            <w:pPr>
+              <w:spacing w:line="240" w:lineRule="auto" w:after="20"/>
+            </w:pPr>
+            <w:r/>
+            <w:r>
+              <w:rPr>
+                <w:sz w:val="16"/>
+              </w:rPr>
+              <w:t>2.0</w:t>
+            </w:r>
+          </w:p>
+        </w:tc>
+        <w:tc>
+          <w:tcPr>
+            <w:tcW w:type="dxa" w:w="1296"/>
+          </w:tcPr>
+          <w:p>
+            <w:pPr>
+              <w:spacing w:line="240" w:lineRule="auto" w:after="20"/>
+            </w:pPr>
+            <w:r/>
+            <w:r>
+              <w:rPr>
+                <w:sz w:val="16"/>
+              </w:rPr>
+              <w:t>95</w:t>
+            </w:r>
+          </w:p>
+        </w:tc>
+        <w:tc>
+          <w:tcPr>
+            <w:tcW w:type="dxa" w:w="2016"/>
+          </w:tcPr>
+          <w:p>
+            <w:pPr>
+              <w:spacing w:line="240" w:lineRule="auto" w:after="20"/>
+            </w:pPr>
+            <w:r/>
+            <w:r>
+              <w:rPr>
+                <w:sz w:val="16"/>
+              </w:rPr>
+              <w:t>–</w:t>
+            </w:r>
+          </w:p>
+        </w:tc>
+        <w:tc>
+          <w:tcPr>
+            <w:tcW w:type="dxa" w:w="1296"/>
+          </w:tcPr>
+          <w:p>
+            <w:pPr>
+              <w:spacing w:line="240" w:lineRule="auto" w:after="20"/>
+            </w:pPr>
+            <w:r/>
+            <w:r>
+              <w:rPr>
+                <w:sz w:val="16"/>
+              </w:rPr>
+              <w:t>10.2</w:t>
+            </w:r>
+          </w:p>
+        </w:tc>
+        <w:tc>
+          <w:tcPr>
+            <w:tcW w:type="dxa" w:w="1440"/>
+          </w:tcPr>
+          <w:p>
+            <w:pPr>
+              <w:spacing w:line="240" w:lineRule="auto" w:after="20"/>
+            </w:pPr>
+            <w:r/>
+            <w:r>
+              <w:rPr>
+                <w:sz w:val="16"/>
+              </w:rPr>
+              <w:t>–</w:t>
+            </w:r>
+          </w:p>
+        </w:tc>
+      </w:tr>
+      <w:tr>
+        <w:tc>
+          <w:tcPr>
+            <w:tcW w:type="dxa" w:w="1008"/>
+          </w:tcPr>
+          <w:p>
+            <w:pPr>
+              <w:spacing w:line="240" w:lineRule="auto" w:after="20"/>
+            </w:pPr>
+            <w:r/>
+            <w:r>
+              <w:rPr>
+                <w:sz w:val="16"/>
+              </w:rPr>
+              <w:t>acid</w:t>
+            </w:r>
+          </w:p>
+        </w:tc>
+        <w:tc>
+          <w:tcPr>
+            <w:tcW w:type="dxa" w:w="1152"/>
+          </w:tcPr>
+          <w:p>
+            <w:pPr>
+              <w:spacing w:line="240" w:lineRule="auto" w:after="20"/>
+            </w:pPr>
+            <w:r/>
+            <w:r>
+              <w:rPr>
+                <w:sz w:val="16"/>
+              </w:rPr>
+              <w:t>1.03</w:t>
+            </w:r>
+          </w:p>
+        </w:tc>
+        <w:tc>
+          <w:tcPr>
+            <w:tcW w:type="dxa" w:w="1296"/>
+          </w:tcPr>
+          <w:p>
+            <w:pPr>
+              <w:spacing w:line="240" w:lineRule="auto" w:after="20"/>
+            </w:pPr>
+            <w:r/>
+            <w:r>
+              <w:rPr>
+                <w:sz w:val="16"/>
+              </w:rPr>
+              <w:t>0.5</w:t>
+            </w:r>
+          </w:p>
+        </w:tc>
+        <w:tc>
+          <w:tcPr>
+            <w:tcW w:type="dxa" w:w="1296"/>
+          </w:tcPr>
+          <w:p>
+            <w:pPr>
+              <w:spacing w:line="240" w:lineRule="auto" w:after="20"/>
+            </w:pPr>
+            <w:r/>
+            <w:r>
+              <w:rPr>
+                <w:sz w:val="16"/>
+              </w:rPr>
+              <w:t>79</w:t>
+            </w:r>
+          </w:p>
+        </w:tc>
+        <w:tc>
+          <w:tcPr>
+            <w:tcW w:type="dxa" w:w="2016"/>
+          </w:tcPr>
+          <w:p>
+            <w:pPr>
+              <w:spacing w:line="240" w:lineRule="auto" w:after="20"/>
+            </w:pPr>
+            <w:r/>
+            <w:r>
+              <w:rPr>
+                <w:sz w:val="16"/>
+              </w:rPr>
+              <w:t>–</w:t>
+            </w:r>
+          </w:p>
+        </w:tc>
+        <w:tc>
+          <w:tcPr>
+            <w:tcW w:type="dxa" w:w="1296"/>
+          </w:tcPr>
+          <w:p>
+            <w:pPr>
+              <w:spacing w:line="240" w:lineRule="auto" w:after="20"/>
+            </w:pPr>
+            <w:r/>
+            <w:r>
+              <w:rPr>
+                <w:sz w:val="16"/>
+              </w:rPr>
+              <w:t>10.9</w:t>
+            </w:r>
+          </w:p>
+        </w:tc>
+        <w:tc>
+          <w:tcPr>
+            <w:tcW w:type="dxa" w:w="1440"/>
+          </w:tcPr>
+          <w:p>
+            <w:pPr>
+              <w:spacing w:line="240" w:lineRule="auto" w:after="20"/>
+            </w:pPr>
+            <w:r/>
+            <w:r>
+              <w:rPr>
+                <w:sz w:val="16"/>
+              </w:rPr>
+              <w:t>–</w:t>
+            </w:r>
+          </w:p>
+        </w:tc>
+      </w:tr>
+      <w:tr>
+        <w:tc>
+          <w:tcPr>
+            <w:tcW w:type="dxa" w:w="1008"/>
+          </w:tcPr>
+          <w:p>
+            <w:pPr>
+              <w:spacing w:line="240" w:lineRule="auto" w:after="20"/>
+            </w:pPr>
+            <w:r/>
+            <w:r>
+              <w:rPr>
+                <w:sz w:val="16"/>
+              </w:rPr>
+              <w:t>acid</w:t>
+            </w:r>
+          </w:p>
+        </w:tc>
+        <w:tc>
+          <w:tcPr>
+            <w:tcW w:type="dxa" w:w="1152"/>
+          </w:tcPr>
+          <w:p>
+            <w:pPr>
+              <w:spacing w:line="240" w:lineRule="auto" w:after="20"/>
+            </w:pPr>
+            <w:r/>
+            <w:r>
+              <w:rPr>
+                <w:sz w:val="16"/>
+              </w:rPr>
+              <w:t>1.03</w:t>
+            </w:r>
+          </w:p>
+        </w:tc>
+        <w:tc>
+          <w:tcPr>
+            <w:tcW w:type="dxa" w:w="1296"/>
+          </w:tcPr>
+          <w:p>
+            <w:pPr>
+              <w:spacing w:line="240" w:lineRule="auto" w:after="20"/>
+            </w:pPr>
+            <w:r/>
+            <w:r>
+              <w:rPr>
+                <w:sz w:val="16"/>
+              </w:rPr>
+              <w:t>1.0</w:t>
+            </w:r>
+          </w:p>
+        </w:tc>
+        <w:tc>
+          <w:tcPr>
+            <w:tcW w:type="dxa" w:w="1296"/>
+          </w:tcPr>
+          <w:p>
+            <w:pPr>
+              <w:spacing w:line="240" w:lineRule="auto" w:after="20"/>
+            </w:pPr>
+            <w:r/>
+            <w:r>
+              <w:rPr>
+                <w:sz w:val="16"/>
+              </w:rPr>
+              <w:t>99</w:t>
+            </w:r>
+          </w:p>
+        </w:tc>
+        <w:tc>
+          <w:tcPr>
+            <w:tcW w:type="dxa" w:w="2016"/>
+          </w:tcPr>
+          <w:p>
+            <w:pPr>
+              <w:spacing w:line="240" w:lineRule="auto" w:after="20"/>
+            </w:pPr>
+            <w:r/>
+            <w:r>
+              <w:rPr>
+                <w:sz w:val="16"/>
+              </w:rPr>
+              <w:t>68–160</w:t>
+            </w:r>
+          </w:p>
+        </w:tc>
+        <w:tc>
+          <w:tcPr>
+            <w:tcW w:type="dxa" w:w="1296"/>
+          </w:tcPr>
+          <w:p>
+            <w:pPr>
+              <w:spacing w:line="240" w:lineRule="auto" w:after="20"/>
+            </w:pPr>
+            <w:r/>
+            <w:r>
+              <w:rPr>
+                <w:sz w:val="16"/>
+              </w:rPr>
+              <w:t>10.0</w:t>
+            </w:r>
+          </w:p>
+        </w:tc>
+        <w:tc>
+          <w:tcPr>
+            <w:tcW w:type="dxa" w:w="1440"/>
+          </w:tcPr>
+          <w:p>
+            <w:pPr>
+              <w:spacing w:line="240" w:lineRule="auto" w:after="20"/>
+            </w:pPr>
+            <w:r/>
+            <w:r>
+              <w:rPr>
+                <w:sz w:val="16"/>
+              </w:rPr>
+              <w:t>69% / 26%</w:t>
+            </w:r>
+          </w:p>
+        </w:tc>
+      </w:tr>
+      <w:tr>
+        <w:tc>
+          <w:tcPr>
+            <w:tcW w:type="dxa" w:w="1008"/>
+          </w:tcPr>
+          <w:p>
+            <w:pPr>
+              <w:spacing w:line="240" w:lineRule="auto" w:after="20"/>
+            </w:pPr>
+            <w:r/>
+            <w:r>
+              <w:rPr>
+                <w:sz w:val="16"/>
+              </w:rPr>
+              <w:t>acid</w:t>
+            </w:r>
+          </w:p>
+        </w:tc>
+        <w:tc>
+          <w:tcPr>
+            <w:tcW w:type="dxa" w:w="1152"/>
+          </w:tcPr>
+          <w:p>
+            <w:pPr>
+              <w:spacing w:line="240" w:lineRule="auto" w:after="20"/>
+            </w:pPr>
+            <w:r/>
+            <w:r>
+              <w:rPr>
+                <w:sz w:val="16"/>
+              </w:rPr>
+              <w:t>1.03</w:t>
+            </w:r>
+          </w:p>
+        </w:tc>
+        <w:tc>
+          <w:tcPr>
+            <w:tcW w:type="dxa" w:w="1296"/>
+          </w:tcPr>
+          <w:p>
+            <w:pPr>
+              <w:spacing w:line="240" w:lineRule="auto" w:after="20"/>
+            </w:pPr>
+            <w:r/>
+            <w:r>
+              <w:rPr>
+                <w:sz w:val="16"/>
+              </w:rPr>
+              <w:t>2.0</w:t>
+            </w:r>
+          </w:p>
+        </w:tc>
+        <w:tc>
+          <w:tcPr>
+            <w:tcW w:type="dxa" w:w="1296"/>
+          </w:tcPr>
+          <w:p>
+            <w:pPr>
+              <w:spacing w:line="240" w:lineRule="auto" w:after="20"/>
+            </w:pPr>
+            <w:r/>
+            <w:r>
+              <w:rPr>
+                <w:sz w:val="16"/>
+              </w:rPr>
+              <w:t>125</w:t>
+            </w:r>
+          </w:p>
+        </w:tc>
+        <w:tc>
+          <w:tcPr>
+            <w:tcW w:type="dxa" w:w="2016"/>
+          </w:tcPr>
+          <w:p>
+            <w:pPr>
+              <w:spacing w:line="240" w:lineRule="auto" w:after="20"/>
+            </w:pPr>
+            <w:r/>
+            <w:r>
+              <w:rPr>
+                <w:sz w:val="16"/>
+              </w:rPr>
+              <w:t>–</w:t>
+            </w:r>
+          </w:p>
+        </w:tc>
+        <w:tc>
+          <w:tcPr>
+            <w:tcW w:type="dxa" w:w="1296"/>
+          </w:tcPr>
+          <w:p>
+            <w:pPr>
+              <w:spacing w:line="240" w:lineRule="auto" w:after="20"/>
+            </w:pPr>
+            <w:r/>
+            <w:r>
+              <w:rPr>
+                <w:sz w:val="16"/>
+              </w:rPr>
+              <w:t>9.3</w:t>
+            </w:r>
+          </w:p>
+        </w:tc>
+        <w:tc>
+          <w:tcPr>
+            <w:tcW w:type="dxa" w:w="1440"/>
+          </w:tcPr>
+          <w:p>
+            <w:pPr>
+              <w:spacing w:line="240" w:lineRule="auto" w:after="20"/>
+            </w:pPr>
+            <w:r/>
+            <w:r>
+              <w:rPr>
+                <w:sz w:val="16"/>
+              </w:rPr>
+              <w:t>–</w:t>
+            </w:r>
+          </w:p>
+        </w:tc>
+      </w:tr>
+    </w:tbl>
+    <w:p>
+      <w:pPr>
+        <w:spacing w:after="40"/>
+      </w:pPr>
+    </w:p>
+    <w:p>
+      <w:pPr>
+        <w:pStyle w:val="Heading1"/>
+      </w:pPr>
+      <w:r>
+        <w:rPr>
+          <w:rFonts w:ascii="Times New Roman" w:hAnsi="Times New Roman"/>
+        </w:rPr>
+        <w:t>S10 Wax layer: bounded optical and forming sensitivity (main text Section 6.8)</w:t>
+      </w:r>
+    </w:p>
+    <w:p>
+      <w:pPr>
+        <w:keepNext w:val="0"/>
+        <w:jc w:val="both"/>
+      </w:pPr>
+      <w:r>
+        <w:t>The wax layer enters the optical bookkeeping of S7.2 in two ways: the wax–air face is a rough interface with the index of the wax and its own RMS height, and crystallites in the layer are a coarse scattering term with the contrast of crystalline against amorphous wax, Δε</w:t>
+      </w:r>
+      <w:r>
+        <w:rPr>
+          <w:vertAlign w:val="subscript"/>
+        </w:rPr>
+        <w:t>w</w:t>
+      </w:r>
+      <w:r>
+        <w:t xml:space="preserve"> = (n</w:t>
+      </w:r>
+      <w:r>
+        <w:rPr>
+          <w:vertAlign w:val="subscript"/>
+        </w:rPr>
+        <w:t>w</w:t>
+      </w:r>
+      <w:r>
+        <w:t xml:space="preserve"> + Δn)² − n</w:t>
+      </w:r>
+      <w:r>
+        <w:rPr>
+          <w:vertAlign w:val="subscript"/>
+        </w:rPr>
+        <w:t>w</w:t>
+      </w:r>
+      <w:r>
+        <w:t>², in Eq. (2) with φ</w:t>
+      </w:r>
+      <w:r>
+        <w:rPr>
+          <w:vertAlign w:val="subscript"/>
+        </w:rPr>
+        <w:t>w</w:t>
+      </w:r>
+      <w:r>
+        <w:t xml:space="preserve"> and a</w:t>
+      </w:r>
+      <w:r>
+        <w:rPr>
+          <w:vertAlign w:val="subscript"/>
+        </w:rPr>
+        <w:t>w</w:t>
+      </w:r>
+      <w:r>
+        <w:t xml:space="preserve"> and with optical depth τ</w:t>
+      </w:r>
+      <w:r>
+        <w:rPr>
+          <w:vertAlign w:val="subscript"/>
+        </w:rPr>
+        <w:t>w</w:t>
+      </w:r>
+      <w:r>
+        <w:t>t</w:t>
+      </w:r>
+      <w:r>
+        <w:rPr>
+          <w:vertAlign w:val="subscript"/>
+        </w:rPr>
+        <w:t>w</w:t>
+      </w:r>
+      <w:r>
+        <w:t>. Haze added is the difference between the coated and the uncoated wall on the same film samples (wood-pulp scale, bulk only; one face coated). For forming, a coating applied before drawing cracks at the tensile strain ε</w:t>
+      </w:r>
+      <w:r>
+        <w:rPr>
+          <w:vertAlign w:val="subscript"/>
+        </w:rPr>
+        <w:t>wax</w:t>
+      </w:r>
+      <w:r>
+        <w:t>, so the tolerated tensile strain becomes min(ε</w:t>
+      </w:r>
+      <w:r>
+        <w:rPr>
+          <w:vertAlign w:val="subscript"/>
+        </w:rPr>
+        <w:t>crit</w:t>
+      </w:r>
+      <w:r>
+        <w:t>, ε</w:t>
+      </w:r>
+      <w:r>
+        <w:rPr>
+          <w:vertAlign w:val="subscript"/>
+        </w:rPr>
+        <w:t>wax</w:t>
+      </w:r>
+      <w:r>
+        <w:t>). All ranges are in Table S10. Liquid containment is not modelled, and so no result here bears on whether the layer holds liquid.</w:t>
+      </w:r>
+    </w:p>
+    <w:p>
+      <w:pPr>
+        <w:keepNext/>
+        <w:spacing w:line="276" w:lineRule="auto" w:after="200"/>
+      </w:pPr>
+      <w:r>
+        <w:rPr>
+          <w:b/>
+          <w:sz w:val="19"/>
+        </w:rPr>
+        <w:t>Table S15</w:t>
+      </w:r>
+      <w:r>
+        <w:rPr>
+          <w:sz w:val="19"/>
+        </w:rPr>
+        <w:t xml:space="preserve"> Wax-layer sensitivity (assumed ranges).</w:t>
+      </w:r>
+    </w:p>
+    <w:tbl>
+      <w:tblPr>
+        <w:tblStyle w:val="TableGrid"/>
+        <w:tblW w:type="auto" w:w="0"/>
+        <w:jc w:val="center"/>
+        <w:tblLayout w:type="fixed"/>
+        <w:tblLook w:firstColumn="1" w:firstRow="1" w:lastColumn="0" w:lastRow="0" w:noHBand="0" w:noVBand="1" w:val="04A0"/>
+      </w:tblPr>
+      <w:tblGrid>
+        <w:gridCol w:w="4896"/>
+        <w:gridCol w:w="2304"/>
+        <w:gridCol w:w="2304"/>
+      </w:tblGrid>
+      <w:tr>
+        <w:trPr>
+          <w:tblHeader w:val="true"/>
+        </w:trPr>
+        <w:tc>
+          <w:tcPr>
+            <w:tcW w:type="dxa" w:w="4896"/>
+            <w:shd w:val="clear" w:color="auto" w:fill="E7ECF1"/>
+          </w:tcPr>
+          <w:p>
+            <w:pPr>
+              <w:spacing w:line="240" w:lineRule="auto" w:after="20"/>
+            </w:pPr>
+            <w:r/>
+            <w:r>
+              <w:rPr>
+                <w:b/>
+                <w:sz w:val="17"/>
+              </w:rPr>
+              <w:t>Quantity</w:t>
+            </w:r>
+          </w:p>
+        </w:tc>
+        <w:tc>
+          <w:tcPr>
+            <w:tcW w:type="dxa" w:w="2304"/>
+            <w:shd w:val="clear" w:color="auto" w:fill="E7ECF1"/>
+          </w:tcPr>
+          <w:p>
+            <w:pPr>
+              <w:spacing w:line="240" w:lineRule="auto" w:after="20"/>
+            </w:pPr>
+            <w:r/>
+            <w:r>
+              <w:rPr>
+                <w:b/>
+                <w:sz w:val="17"/>
+              </w:rPr>
+              <w:t>100 µm wall</w:t>
+            </w:r>
+          </w:p>
+        </w:tc>
+        <w:tc>
+          <w:tcPr>
+            <w:tcW w:type="dxa" w:w="2304"/>
+            <w:shd w:val="clear" w:color="auto" w:fill="E7ECF1"/>
+          </w:tcPr>
+          <w:p>
+            <w:pPr>
+              <w:spacing w:line="240" w:lineRule="auto" w:after="20"/>
+            </w:pPr>
+            <w:r/>
+            <w:r>
+              <w:rPr>
+                <w:b/>
+                <w:sz w:val="17"/>
+              </w:rPr>
+              <w:t>200 µm wall</w:t>
+            </w:r>
+          </w:p>
+        </w:tc>
+      </w:tr>
+      <w:tr>
+        <w:tc>
+          <w:tcPr>
+            <w:tcW w:type="dxa" w:w="4896"/>
+          </w:tcPr>
+          <w:p>
+            <w:pPr>
+              <w:spacing w:line="240" w:lineRule="auto" w:after="20"/>
+            </w:pPr>
+            <w:r/>
+            <w:r>
+              <w:rPr>
+                <w:sz w:val="17"/>
+              </w:rPr>
+              <w:t>Added haze, 5/25/50/75/95th percentile (points)</w:t>
+            </w:r>
+          </w:p>
+        </w:tc>
+        <w:tc>
+          <w:tcPr>
+            <w:tcW w:type="dxa" w:w="2304"/>
+          </w:tcPr>
+          <w:p>
+            <w:pPr>
+              <w:spacing w:line="240" w:lineRule="auto" w:after="20"/>
+            </w:pPr>
+            <w:r/>
+            <w:r>
+              <w:rPr>
+                <w:sz w:val="17"/>
+              </w:rPr>
+              <w:t>0.13 / 0.45 / 1.04 / 2.18 / 4.76</w:t>
+            </w:r>
+          </w:p>
+        </w:tc>
+        <w:tc>
+          <w:tcPr>
+            <w:tcW w:type="dxa" w:w="2304"/>
+          </w:tcPr>
+          <w:p>
+            <w:pPr>
+              <w:spacing w:line="240" w:lineRule="auto" w:after="20"/>
+            </w:pPr>
+            <w:r/>
+            <w:r>
+              <w:rPr>
+                <w:sz w:val="17"/>
+              </w:rPr>
+              <w:t>0.08 / 0.37 / 0.91 / 1.99 / 4.51</w:t>
+            </w:r>
+          </w:p>
+        </w:tc>
+      </w:tr>
+      <w:tr>
+        <w:tc>
+          <w:tcPr>
+            <w:tcW w:type="dxa" w:w="4896"/>
+          </w:tcPr>
+          <w:p>
+            <w:pPr>
+              <w:spacing w:line="240" w:lineRule="auto" w:after="20"/>
+            </w:pPr>
+            <w:r/>
+            <w:r>
+              <w:rPr>
+                <w:sz w:val="17"/>
+              </w:rPr>
+              <w:t>Share adding more than 1 point</w:t>
+            </w:r>
+          </w:p>
+        </w:tc>
+        <w:tc>
+          <w:tcPr>
+            <w:tcW w:type="dxa" w:w="2304"/>
+          </w:tcPr>
+          <w:p>
+            <w:pPr>
+              <w:spacing w:line="240" w:lineRule="auto" w:after="20"/>
+            </w:pPr>
+            <w:r/>
+            <w:r>
+              <w:rPr>
+                <w:sz w:val="17"/>
+              </w:rPr>
+              <w:t>51%</w:t>
+            </w:r>
+          </w:p>
+        </w:tc>
+        <w:tc>
+          <w:tcPr>
+            <w:tcW w:type="dxa" w:w="2304"/>
+          </w:tcPr>
+          <w:p>
+            <w:pPr>
+              <w:spacing w:line="240" w:lineRule="auto" w:after="20"/>
+            </w:pPr>
+            <w:r/>
+            <w:r>
+              <w:rPr>
+                <w:sz w:val="17"/>
+              </w:rPr>
+              <w:t>47%</w:t>
+            </w:r>
+          </w:p>
+        </w:tc>
+      </w:tr>
+      <w:tr>
+        <w:tc>
+          <w:tcPr>
+            <w:tcW w:type="dxa" w:w="4896"/>
+          </w:tcPr>
+          <w:p>
+            <w:pPr>
+              <w:spacing w:line="240" w:lineRule="auto" w:after="20"/>
+            </w:pPr>
+            <w:r/>
+            <w:r>
+              <w:rPr>
+                <w:sz w:val="17"/>
+              </w:rPr>
+              <w:t>Share adding more than 2 points</w:t>
+            </w:r>
+          </w:p>
+        </w:tc>
+        <w:tc>
+          <w:tcPr>
+            <w:tcW w:type="dxa" w:w="2304"/>
+          </w:tcPr>
+          <w:p>
+            <w:pPr>
+              <w:spacing w:line="240" w:lineRule="auto" w:after="20"/>
+            </w:pPr>
+            <w:r/>
+            <w:r>
+              <w:rPr>
+                <w:sz w:val="17"/>
+              </w:rPr>
+              <w:t>28%</w:t>
+            </w:r>
+          </w:p>
+        </w:tc>
+        <w:tc>
+          <w:tcPr>
+            <w:tcW w:type="dxa" w:w="2304"/>
+          </w:tcPr>
+          <w:p>
+            <w:pPr>
+              <w:spacing w:line="240" w:lineRule="auto" w:after="20"/>
+            </w:pPr>
+            <w:r/>
+            <w:r>
+              <w:rPr>
+                <w:sz w:val="17"/>
+              </w:rPr>
+              <w:t>25%</w:t>
+            </w:r>
+          </w:p>
+        </w:tc>
+      </w:tr>
+      <w:tr>
+        <w:tc>
+          <w:tcPr>
+            <w:tcW w:type="dxa" w:w="4896"/>
+          </w:tcPr>
+          <w:p>
+            <w:pPr>
+              <w:spacing w:line="240" w:lineRule="auto" w:after="20"/>
+            </w:pPr>
+            <w:r/>
+            <w:r>
+              <w:rPr>
+                <w:sz w:val="17"/>
+              </w:rPr>
+              <w:t>Share adding more than 5 points</w:t>
+            </w:r>
+          </w:p>
+        </w:tc>
+        <w:tc>
+          <w:tcPr>
+            <w:tcW w:type="dxa" w:w="2304"/>
+          </w:tcPr>
+          <w:p>
+            <w:pPr>
+              <w:spacing w:line="240" w:lineRule="auto" w:after="20"/>
+            </w:pPr>
+            <w:r/>
+            <w:r>
+              <w:rPr>
+                <w:sz w:val="17"/>
+              </w:rPr>
+              <w:t>4%</w:t>
+            </w:r>
+          </w:p>
+        </w:tc>
+        <w:tc>
+          <w:tcPr>
+            <w:tcW w:type="dxa" w:w="2304"/>
+          </w:tcPr>
+          <w:p>
+            <w:pPr>
+              <w:spacing w:line="240" w:lineRule="auto" w:after="20"/>
+            </w:pPr>
+            <w:r/>
+            <w:r>
+              <w:rPr>
+                <w:sz w:val="17"/>
+              </w:rPr>
+              <w:t>4%</w:t>
+            </w:r>
+          </w:p>
+        </w:tc>
+      </w:tr>
+      <w:tr>
+        <w:tc>
+          <w:tcPr>
+            <w:tcW w:type="dxa" w:w="4896"/>
+          </w:tcPr>
+          <w:p>
+            <w:pPr>
+              <w:spacing w:line="240" w:lineRule="auto" w:after="20"/>
+            </w:pPr>
+            <w:r/>
+            <w:r>
+              <w:rPr>
+                <w:sz w:val="17"/>
+              </w:rPr>
+              <w:t>Median added, wax face only (points)</w:t>
+            </w:r>
+          </w:p>
+        </w:tc>
+        <w:tc>
+          <w:tcPr>
+            <w:tcW w:type="dxa" w:w="2304"/>
+          </w:tcPr>
+          <w:p>
+            <w:pPr>
+              <w:spacing w:line="240" w:lineRule="auto" w:after="20"/>
+            </w:pPr>
+            <w:r/>
+            <w:r>
+              <w:rPr>
+                <w:sz w:val="17"/>
+              </w:rPr>
+              <w:t>0.21</w:t>
+            </w:r>
+          </w:p>
+        </w:tc>
+        <w:tc>
+          <w:tcPr>
+            <w:tcW w:type="dxa" w:w="2304"/>
+          </w:tcPr>
+          <w:p>
+            <w:pPr>
+              <w:spacing w:line="240" w:lineRule="auto" w:after="20"/>
+            </w:pPr>
+            <w:r/>
+            <w:r>
+              <w:rPr>
+                <w:sz w:val="17"/>
+              </w:rPr>
+              <w:t>0.17</w:t>
+            </w:r>
+          </w:p>
+        </w:tc>
+      </w:tr>
+      <w:tr>
+        <w:tc>
+          <w:tcPr>
+            <w:tcW w:type="dxa" w:w="4896"/>
+          </w:tcPr>
+          <w:p>
+            <w:pPr>
+              <w:spacing w:line="240" w:lineRule="auto" w:after="20"/>
+            </w:pPr>
+            <w:r/>
+            <w:r>
+              <w:rPr>
+                <w:sz w:val="17"/>
+              </w:rPr>
+              <w:t>Median added, crystallites only (points)</w:t>
+            </w:r>
+          </w:p>
+        </w:tc>
+        <w:tc>
+          <w:tcPr>
+            <w:tcW w:type="dxa" w:w="2304"/>
+          </w:tcPr>
+          <w:p>
+            <w:pPr>
+              <w:spacing w:line="240" w:lineRule="auto" w:after="20"/>
+            </w:pPr>
+            <w:r/>
+            <w:r>
+              <w:rPr>
+                <w:sz w:val="17"/>
+              </w:rPr>
+              <w:t>0.47</w:t>
+            </w:r>
+          </w:p>
+        </w:tc>
+        <w:tc>
+          <w:tcPr>
+            <w:tcW w:type="dxa" w:w="2304"/>
+          </w:tcPr>
+          <w:p>
+            <w:pPr>
+              <w:spacing w:line="240" w:lineRule="auto" w:after="20"/>
+            </w:pPr>
+            <w:r/>
+            <w:r>
+              <w:rPr>
+                <w:sz w:val="17"/>
+              </w:rPr>
+              <w:t>0.41</w:t>
+            </w:r>
+          </w:p>
+        </w:tc>
+      </w:tr>
+    </w:tbl>
+    <w:p>
+      <w:pPr>
+        <w:spacing w:after="40"/>
+      </w:pPr>
+    </w:p>
+    <w:tbl>
+      <w:tblPr>
+        <w:tblStyle w:val="TableGrid"/>
+        <w:tblW w:type="auto" w:w="0"/>
+        <w:jc w:val="center"/>
+        <w:tblLayout w:type="fixed"/>
+        <w:tblLook w:firstColumn="1" w:firstRow="1" w:lastColumn="0" w:lastRow="0" w:noHBand="0" w:noVBand="1" w:val="04A0"/>
+      </w:tblPr>
+      <w:tblGrid>
+        <w:gridCol w:w="2304"/>
+        <w:gridCol w:w="3168"/>
+        <w:gridCol w:w="3168"/>
+      </w:tblGrid>
+      <w:tr>
+        <w:trPr>
+          <w:tblHeader w:val="true"/>
+        </w:trPr>
+        <w:tc>
+          <w:tcPr>
+            <w:tcW w:type="dxa" w:w="2304"/>
+            <w:shd w:val="clear" w:color="auto" w:fill="E7ECF1"/>
+          </w:tcPr>
+          <w:p>
+            <w:pPr>
+              <w:spacing w:line="240" w:lineRule="auto" w:after="20"/>
+            </w:pPr>
+            <w:r/>
+            <w:r>
+              <w:rPr>
+                <w:b/>
+                <w:sz w:val="17"/>
+              </w:rPr>
+              <w:t>Geometry</w:t>
+            </w:r>
+          </w:p>
+        </w:tc>
+        <w:tc>
+          <w:tcPr>
+            <w:tcW w:type="dxa" w:w="3168"/>
+            <w:shd w:val="clear" w:color="auto" w:fill="E7ECF1"/>
+          </w:tcPr>
+          <w:p>
+            <w:pPr>
+              <w:spacing w:line="240" w:lineRule="auto" w:after="20"/>
+            </w:pPr>
+            <w:r/>
+            <w:r>
+              <w:rPr>
+                <w:b/>
+                <w:sz w:val="17"/>
+              </w:rPr>
+              <w:t>Forming window, uncoated</w:t>
+            </w:r>
+          </w:p>
+        </w:tc>
+        <w:tc>
+          <w:tcPr>
+            <w:tcW w:type="dxa" w:w="3168"/>
+            <w:shd w:val="clear" w:color="auto" w:fill="E7ECF1"/>
+          </w:tcPr>
+          <w:p>
+            <w:pPr>
+              <w:spacing w:line="240" w:lineRule="auto" w:after="20"/>
+            </w:pPr>
+            <w:r/>
+            <w:r>
+              <w:rPr>
+                <w:b/>
+                <w:sz w:val="17"/>
+              </w:rPr>
+              <w:t>Coated before forming</w:t>
+            </w:r>
+          </w:p>
+        </w:tc>
+      </w:tr>
+      <w:tr>
+        <w:tc>
+          <w:tcPr>
+            <w:tcW w:type="dxa" w:w="2304"/>
+          </w:tcPr>
+          <w:p>
+            <w:pPr>
+              <w:spacing w:line="240" w:lineRule="auto" w:after="20"/>
+            </w:pPr>
+            <w:r/>
+            <w:r>
+              <w:rPr>
+                <w:sz w:val="17"/>
+              </w:rPr>
+              <w:t>tray</w:t>
+            </w:r>
+          </w:p>
+        </w:tc>
+        <w:tc>
+          <w:tcPr>
+            <w:tcW w:type="dxa" w:w="3168"/>
+          </w:tcPr>
+          <w:p>
+            <w:pPr>
+              <w:spacing w:line="240" w:lineRule="auto" w:after="20"/>
+            </w:pPr>
+            <w:r/>
+            <w:r>
+              <w:rPr>
+                <w:sz w:val="17"/>
+              </w:rPr>
+              <w:t>85.5%</w:t>
+            </w:r>
+          </w:p>
+        </w:tc>
+        <w:tc>
+          <w:tcPr>
+            <w:tcW w:type="dxa" w:w="3168"/>
+          </w:tcPr>
+          <w:p>
+            <w:pPr>
+              <w:spacing w:line="240" w:lineRule="auto" w:after="20"/>
+            </w:pPr>
+            <w:r/>
+            <w:r>
+              <w:rPr>
+                <w:sz w:val="17"/>
+              </w:rPr>
+              <w:t>64.9%</w:t>
+            </w:r>
+          </w:p>
+        </w:tc>
+      </w:tr>
+      <w:tr>
+        <w:tc>
+          <w:tcPr>
+            <w:tcW w:type="dxa" w:w="2304"/>
+          </w:tcPr>
+          <w:p>
+            <w:pPr>
+              <w:spacing w:line="240" w:lineRule="auto" w:after="20"/>
+            </w:pPr>
+            <w:r/>
+            <w:r>
+              <w:rPr>
+                <w:sz w:val="17"/>
+              </w:rPr>
+              <w:t>bowl</w:t>
+            </w:r>
+          </w:p>
+        </w:tc>
+        <w:tc>
+          <w:tcPr>
+            <w:tcW w:type="dxa" w:w="3168"/>
+          </w:tcPr>
+          <w:p>
+            <w:pPr>
+              <w:spacing w:line="240" w:lineRule="auto" w:after="20"/>
+            </w:pPr>
+            <w:r/>
+            <w:r>
+              <w:rPr>
+                <w:sz w:val="17"/>
+              </w:rPr>
+              <w:t>6.9%</w:t>
+            </w:r>
+          </w:p>
+        </w:tc>
+        <w:tc>
+          <w:tcPr>
+            <w:tcW w:type="dxa" w:w="3168"/>
+          </w:tcPr>
+          <w:p>
+            <w:pPr>
+              <w:spacing w:line="240" w:lineRule="auto" w:after="20"/>
+            </w:pPr>
+            <w:r/>
+            <w:r>
+              <w:rPr>
+                <w:sz w:val="17"/>
+              </w:rPr>
+              <w:t>0.0%</w:t>
+            </w:r>
+          </w:p>
+        </w:tc>
+      </w:tr>
+      <w:tr>
+        <w:tc>
+          <w:tcPr>
+            <w:tcW w:type="dxa" w:w="2304"/>
+          </w:tcPr>
+          <w:p>
+            <w:pPr>
+              <w:spacing w:line="240" w:lineRule="auto" w:after="20"/>
+            </w:pPr>
+            <w:r/>
+            <w:r>
+              <w:rPr>
+                <w:sz w:val="17"/>
+              </w:rPr>
+              <w:t>cup</w:t>
+            </w:r>
+          </w:p>
+        </w:tc>
+        <w:tc>
+          <w:tcPr>
+            <w:tcW w:type="dxa" w:w="3168"/>
+          </w:tcPr>
+          <w:p>
+            <w:pPr>
+              <w:spacing w:line="240" w:lineRule="auto" w:after="20"/>
+            </w:pPr>
+            <w:r/>
+            <w:r>
+              <w:rPr>
+                <w:sz w:val="17"/>
+              </w:rPr>
+              <w:t>0.0%</w:t>
+            </w:r>
+          </w:p>
+        </w:tc>
+        <w:tc>
+          <w:tcPr>
+            <w:tcW w:type="dxa" w:w="3168"/>
+          </w:tcPr>
+          <w:p>
+            <w:pPr>
+              <w:spacing w:line="240" w:lineRule="auto" w:after="20"/>
+            </w:pPr>
+            <w:r/>
+            <w:r>
+              <w:rPr>
+                <w:sz w:val="17"/>
+              </w:rPr>
+              <w:t>0.0%</w:t>
+            </w:r>
+          </w:p>
+        </w:tc>
+      </w:tr>
+    </w:tbl>
+    <w:p>
+      <w:pPr>
+        <w:spacing w:after="40"/>
+      </w:pPr>
+    </w:p>
+    <w:p>
+      <w:pPr>
+        <w:keepNext w:val="0"/>
+        <w:jc w:val="both"/>
+      </w:pPr>
+      <w:r>
+        <w:t>Spearman rank correlation of the added haze (100 µm) with the inputs: crystallite size a_wax +0.38; crystallite fraction phi_wax +0.20; index contrast dn_wax +0.45; layer thickness t_wax +0.22; wax roughness sigma_wax +0.56.</w:t>
+      </w:r>
     </w:p>
     <w:p>
       <w:pPr>
@@ -16502,7 +26192,7 @@
         <w:jc w:val="both"/>
       </w:pPr>
       <w:r>
-        <w:t>From the repository root: python code/verify_model.py (43 checks); python code/run_analysis.py (writes code/results.json); python code/make_figures.py (writes the figures); python manuscript/build_manuscript.py and python manuscript/build_si.py (rebuild the documents from results.json). References: python references/refs.py (formats the list from the cached Crossref records); python references/harvest.py doi &lt;DOI&gt; re-checks a record. Python 3 with NumPy and Matplotlib; no other numerical dependencies.</w:t>
+        <w:t>From the repository root: python code/verify_model.py (58 checks); python code/run_analysis.py (writes code/results.json); python code/make_figures.py (writes the figures) and python code/export_figure_data.py (the numerical tables behind Figures 2–7); python manuscript/build_manuscript.py and python manuscript/build_si.py (rebuild the documents from results.json). References: python references/refs.py (formats the list from the cached Crossref records); python references/harvest.py doi &lt;DOI&gt; re-checks a record. Python 3 with NumPy and Matplotlib; no other numerical dependencies (pinned versions in requirements.txt). python references/audit_refs.py repeats the reference audit.</w:t>
       </w:r>
     </w:p>
     <w:sectPr>

--- a/manuscript/TNCC_Supplementary_Information.docx
+++ b/manuscript/TNCC_Supplementary_Information.docx
@@ -87,7 +87,7 @@
         <w:t>2</w:t>
       </w:r>
       <w:r>
-        <w:t>⟩γ(r). In the first Born approximation the light scattered per unit volume into a unit solid angle at scattering angle θ, for unpolarised incident light of vacuum wavelength λ, is (Debye and Bueche 1949)</w:t>
+        <w:t>⟩γ(r). In the first Born approximation the light scattered per unit volume into a unit solid angle at scattering angle θ, for unpolarized incident light of vacuum wavelength λ, is (Debye and Bueche 1949)</w:t>
       </w:r>
     </w:p>
     <w:p>
@@ -488,7 +488,7 @@
         <w:t>2</w:t>
       </w:r>
       <w:r>
-        <w:t>θ)/2 accounts for the polarisation of the scattered light. For an exponential correlation function γ(r) = exp(−r/a), the form that characterises random hole structures in a solid (Debye et al. 1957),</w:t>
+        <w:t>θ)/2 accounts for the polarization of the scattered light. For an exponential correlation function γ(r) = exp(−r/a), the form that characterises random hole structures in a solid (Debye et al. 1957),</w:t>
       </w:r>
     </w:p>
     <w:p>
@@ -2348,7 +2348,7 @@
         <w:jc w:val="both"/>
       </w:pPr>
       <w:r>
-        <w:t>The last column, kΔn a with Δn = 0.55, is the phase shift across one correlation length. The Born approximation requires it to be small. It is 0.02 at 3 nm, 0.06 at 10 nm, 0.25 at 40 nm and 0.50 at 80 nm, so the approximation is comfortable at the wood-pulp fibril scale and marginal at the coarse end of the bagasse range (tens of nanometres and above), where results should be read as indicative.</w:t>
+        <w:t>The last column, kΔn a with Δn = 0.55, is the phase shift across one correlation length. The Born approximation requires it to be small. It is 0.02 at 3 nm, 0.06 at 10 nm, 0.25 at 40 nm and 0.50 at 80 nm, so the approximation is comfortable at the wood-pulp fibril scale and marginal at the coarse end of the bagasse range (tens of nanometers and above), where results should be read as indicative.</w:t>
       </w:r>
     </w:p>
     <w:p>
@@ -2392,7 +2392,7 @@
         <w:t>−3</w:t>
       </w:r>
       <w:r>
-        <w:t>; fibre width 3–15 nm). Wood-pulp-scale structure, 200,000 samples: haze quantiles (5, 25, 50, 75, 95%) = 0.0, 0.4, 1.5, 5.5, 23.4 %; 14% of samples inside the observed band, 73% below and 13% above. For the bagasse range the quantiles are 0.0, 3.8, 27.6, 89.1, 100.0 %, with 11% inside, 28% below and 61% above.</w:t>
+        <w:t>; fiber width 3–15 nm). Wood-pulp-scale structure, 200,000 samples: haze quantiles (5, 25, 50, 75, 95%) = 0.0, 0.4, 1.5, 5.5, 23.4 %; 14% of samples inside the observed band, 73% below and 13% above. For the bagasse range the quantiles are 0.0, 3.8, 27.6, 89.1, 100.0 %, with 11% inside, 28% below and 61% above.</w:t>
       </w:r>
     </w:p>
     <w:p>
@@ -6191,7 +6191,7 @@
         <w:t>Consistency with published values.</w:t>
       </w:r>
       <w:r>
-        <w:t xml:space="preserve"> The wet modulus of 4 GPa reported for water-soaked 80/20 films (Toivonen et al. 2015) is reached or exceeded by 18% of modelled samples (modelled 5, 25, 50, 75, 95% quantiles: 0.69, 1.50, 2.36, 3.51, 5.56 GPa). The ratio of 8.76/14.71 = 0.60 reported when chitosan was added to carrot nanofibre films (Szymańska-Chargot et al. 2019) lies inside the assumed range of ψ (0.5–1.1).</w:t>
+        <w:t xml:space="preserve"> The wet modulus of 4 GPa reported for water-soaked 80/20 films (Toivonen et al. 2015) is reached or exceeded by 18% of modeled samples (modeled 5, 25, 50, 75, 95% quantiles: 0.69, 1.50, 2.36, 3.51, 5.56 GPa). The ratio of 8.76/14.71 = 0.60 reported when chitosan was added to carrot nanofiber films (Szymańska-Chargot et al. 2019) lies inside the assumed range of ψ (0.5–1.1).</w:t>
       </w:r>
     </w:p>
     <w:p>
@@ -8066,7 +8066,7 @@
               <w:rPr>
                 <w:sz w:val="16"/>
               </w:rPr>
-              <w:t>Fibre width, clear nanopaper</w:t>
+              <w:t>Fiber width, clear nanopaper</w:t>
             </w:r>
           </w:p>
         </w:tc>
@@ -8206,7 +8206,7 @@
               <w:rPr>
                 <w:sz w:val="16"/>
               </w:rPr>
-              <w:t>Bagasse nanofibril diameter, microfluidised</w:t>
+              <w:t>Bagasse nanofibril diameter, microfluidized</w:t>
             </w:r>
           </w:p>
         </w:tc>
@@ -11649,7 +11649,7 @@
         <w:t>Forming of dense nanocellulose sheets</w:t>
       </w:r>
       <w:r>
-        <w:t xml:space="preserve"> (queries F1–F4: thermoforming, deep drawing, thermoformable three-dimensional shaping, hot-pressing moulds). Relevant results: Rol et al. 2020 (wet moulding of CNF mats: objects obtained, none transparent and dimensionally stable because of drying shrinkage), Mäkelä et al. 2016 (thermal roll-to-roll imprinting of brittle, non-thermoplastic CNF films, micrometre-scale patterns only) and Semple et al. 2022 (moulded pulp review, opaque pulp products). </w:t>
+        <w:t xml:space="preserve"> (queries F1–F4: thermoforming, deep drawing, thermoformable three-dimensional shaping, hot-pressing molds). Relevant results: Rol et al. 2020 (wet molding of CNF mats: objects obtained, none transparent and dimensionally stable because of drying shrinkage), Mäkelä et al. 2016 (thermal roll-to-roll imprinting of brittle, non-thermoplastic CNF films, micrometer-scale patterns only) and Semple et al. 2022 (molded pulp review, opaque pulp products). </w:t>
       </w:r>
       <w:r>
         <w:rPr>
@@ -15858,7 +15858,7 @@
               <w:rPr>
                 <w:sz w:val="16"/>
               </w:rPr>
-              <w:t>Haze, colour, lignin content</w:t>
+              <w:t>Haze, color, lignin content</w:t>
             </w:r>
           </w:p>
         </w:tc>
@@ -16517,7 +16517,7 @@
               <w:rPr>
                 <w:sz w:val="16"/>
               </w:rPr>
-              <w:t>Report (not modelled)</w:t>
+              <w:t>Report (not modeled)</w:t>
             </w:r>
           </w:p>
         </w:tc>
@@ -17042,7 +17042,7 @@
               <w:rPr>
                 <w:sz w:val="16"/>
               </w:rPr>
-              <w:t>Volume fraction of a coarse void or fragment population (residual fibres, aggregates); set from the inverse calculation of run_analysis.py section H so that it is detectable only by its haze</w:t>
+              <w:t>Volume fraction of a coarse void or fragment population (residual fibers, aggregates); set from the inverse calculation of run_analysis.py section H so that it is detectable only by its haze</w:t>
             </w:r>
           </w:p>
         </w:tc>
@@ -17216,7 +17216,7 @@
               <w:rPr>
                 <w:sz w:val="16"/>
               </w:rPr>
-              <w:t>Thickness of the sub-micron wax layer</w:t>
+              <w:t>Thickness of the submicron wax layer</w:t>
             </w:r>
           </w:p>
         </w:tc>
@@ -20414,7 +20414,7 @@
               <w:rPr>
                 <w:sz w:val="17"/>
               </w:rPr>
-              <w:t>centred</w:t>
+              <w:t>centered</w:t>
             </w:r>
           </w:p>
         </w:tc>
@@ -20712,7 +20712,7 @@
                 <w:b/>
                 <w:sz w:val="13"/>
               </w:rPr>
-              <w:t>centred</w:t>
+              <w:t>centered</w:t>
             </w:r>
           </w:p>
         </w:tc>
@@ -25505,7 +25505,7 @@
         <w:t>wax</w:t>
       </w:r>
       <w:r>
-        <w:t>). All ranges are in Table S10. Liquid containment is not modelled, and so no result here bears on whether the layer holds liquid.</w:t>
+        <w:t>). All ranges are in Table S10. Liquid containment is not modeled, and so no result here bears on whether the layer holds liquid.</w:t>
       </w:r>
     </w:p>
     <w:p>
